--- a/templates_word/conventiondespparis.docx
+++ b/templates_word/conventiondespparis.docx
@@ -1,6 +1,6 @@
 
 <file path=word/document.xml><?xml version="1.0" encoding="utf-8"?>
-<w:document xmlns:wpc="http://schemas.microsoft.com/office/word/2010/wordprocessingCanvas" xmlns:cx="http://schemas.microsoft.com/office/drawing/2014/chartex" xmlns:cx1="http://schemas.microsoft.com/office/drawing/2015/9/8/chartex" xmlns:cx2="http://schemas.microsoft.com/office/drawing/2015/10/21/chartex" xmlns:cx3="http://schemas.microsoft.com/office/drawing/2016/5/9/chartex" xmlns:cx4="http://schemas.microsoft.com/office/drawing/2016/5/10/chartex" xmlns:cx5="http://schemas.microsoft.com/office/drawing/2016/5/11/chartex" xmlns:cx6="http://schemas.microsoft.com/office/drawing/2016/5/12/chartex" xmlns:cx7="http://schemas.microsoft.com/office/drawing/2016/5/13/chartex" xmlns:cx8="http://schemas.microsoft.com/office/drawing/2016/5/14/chartex" xmlns:mc="http://schemas.openxmlformats.org/markup-compatibility/2006" xmlns:aink="http://schemas.microsoft.com/office/drawing/2016/ink" xmlns:am3d="http://schemas.microsoft.com/office/drawing/2017/model3d" xmlns:o="urn:schemas-microsoft-com:office:office" xmlns:oel="http://schemas.microsoft.com/office/2019/extlst" xmlns:r="http://schemas.openxmlformats.org/officeDocument/2006/relationships" xmlns:m="http://schemas.openxmlformats.org/officeDocument/2006/math" xmlns:v="urn:schemas-microsoft-com:vml" xmlns:wp14="http://schemas.microsoft.com/office/word/2010/wordprocessingDrawing" xmlns:wp="http://schemas.openxmlformats.org/drawingml/2006/wordprocessingDrawing" xmlns:w10="urn:schemas-microsoft-com:office:word" xmlns:w="http://schemas.openxmlformats.org/wordprocessingml/2006/main" xmlns:w14="http://schemas.microsoft.com/office/word/2010/wordml" xmlns:w15="http://schemas.microsoft.com/office/word/2012/wordml" xmlns:w16cex="http://schemas.microsoft.com/office/word/2018/wordml/cex" xmlns:w16cid="http://schemas.microsoft.com/office/word/2016/wordml/cid" xmlns:w16="http://schemas.microsoft.com/office/word/2018/wordml" xmlns:w16du="http://schemas.microsoft.com/office/word/2023/wordml/word16du" xmlns:w16sdtdh="http://schemas.microsoft.com/office/word/2020/wordml/sdtdatahash" xmlns:w16sdtfl="http://schemas.microsoft.com/office/word/2024/wordml/sdtformatlock" xmlns:w16se="http://schemas.microsoft.com/office/word/2015/wordml/symex" xmlns:wpg="http://schemas.microsoft.com/office/word/2010/wordprocessingGroup" xmlns:wpi="http://schemas.microsoft.com/office/word/2010/wordprocessingInk" xmlns:wne="http://schemas.microsoft.com/office/word/2006/wordml" xmlns:wps="http://schemas.microsoft.com/office/word/2010/wordprocessingShape" mc:Ignorable="w14 w15 w16se w16cid w16 w16cex w16sdtdh w16sdtfl w16du wp14">
+<w:document xmlns:wpc="http://schemas.microsoft.com/office/word/2010/wordprocessingCanvas" xmlns:cx="http://schemas.microsoft.com/office/drawing/2014/chartex" xmlns:cx1="http://schemas.microsoft.com/office/drawing/2015/9/8/chartex" xmlns:cx2="http://schemas.microsoft.com/office/drawing/2015/10/21/chartex" xmlns:cx3="http://schemas.microsoft.com/office/drawing/2016/5/9/chartex" xmlns:cx4="http://schemas.microsoft.com/office/drawing/2016/5/10/chartex" xmlns:cx5="http://schemas.microsoft.com/office/drawing/2016/5/11/chartex" xmlns:cx6="http://schemas.microsoft.com/office/drawing/2016/5/12/chartex" xmlns:cx7="http://schemas.microsoft.com/office/drawing/2016/5/13/chartex" xmlns:cx8="http://schemas.microsoft.com/office/drawing/2016/5/14/chartex" xmlns:mc="http://schemas.openxmlformats.org/markup-compatibility/2006" xmlns:m="http://schemas.openxmlformats.org/officeDocument/2006/math" xmlns:aink="http://schemas.microsoft.com/office/drawing/2016/ink" xmlns:am3d="http://schemas.microsoft.com/office/drawing/2017/model3d" xmlns:oel="http://schemas.microsoft.com/office/2019/extlst" xmlns:r="http://schemas.openxmlformats.org/officeDocument/2006/relationships" xmlns:wp14="http://schemas.microsoft.com/office/word/2010/wordprocessingDrawing" xmlns:wp="http://schemas.openxmlformats.org/drawingml/2006/wordprocessingDrawing" xmlns:wpg="http://schemas.microsoft.com/office/word/2010/wordprocessingGroup" xmlns:wpi="http://schemas.microsoft.com/office/word/2010/wordprocessingInk" xmlns:wps="http://schemas.microsoft.com/office/word/2010/wordprocessingShape" xmlns:o="urn:schemas-microsoft-com:office:office" xmlns:v="urn:schemas-microsoft-com:vml" xmlns:w10="urn:schemas-microsoft-com:office:word" xmlns:w="http://schemas.openxmlformats.org/wordprocessingml/2006/main" xmlns:w14="http://schemas.microsoft.com/office/word/2010/wordml" xmlns:w15="http://schemas.microsoft.com/office/word/2012/wordml" xmlns:w16cei="http://schemas.microsoft.com/office/word/2026/wordml/cei" xmlns:w16cex="http://schemas.microsoft.com/office/word/2018/wordml/cex" xmlns:w16cid="http://schemas.microsoft.com/office/word/2016/wordml/cid" xmlns:w16="http://schemas.microsoft.com/office/word/2018/wordml" xmlns:w16sdtdh="http://schemas.microsoft.com/office/word/2020/wordml/sdtdatahash" xmlns:w16sdtfl="http://schemas.microsoft.com/office/word/2024/wordml/sdtformatlock" xmlns:w16se="http://schemas.microsoft.com/office/word/2015/wordml/symex" xmlns:w16du="http://schemas.microsoft.com/office/word/2023/wordml/word16du" xmlns:wne="http://schemas.microsoft.com/office/word/2006/wordml" mc:Ignorable="w14 w15 w16se w16cid w16 w16cex w16sdtdh w16sdtfl w16du wp14">
   <w:body>
     <w:p/>
     <w:tbl>
@@ -1992,19 +1992,20 @@
       </w:r>
     </w:p>
     <w:p>
-      <w:pPr>
-        <w:spacing w:after="80"/>
-        <w:jc w:val="both"/>
-      </w:pPr>
-    </w:p>
-    <w:p>
-      <w:pPr>
-        <w:spacing w:after="80"/>
-        <w:jc w:val="both"/>
-        <w:rPr>
-          <w:b/>
-          <w:bCs/>
-        </w:rPr>
+      <w:r>
+        <w:br w:type="page"/>
+      </w:r>
+    </w:p>
+    <w:p>
+      <w:pPr>
+        <w:spacing w:after="80"/>
+        <w:jc w:val="both"/>
+      </w:pPr>
+    </w:p>
+    <w:p>
+      <w:pPr>
+        <w:spacing w:after="80"/>
+        <w:jc w:val="both"/>
       </w:pPr>
     </w:p>
     <w:p>
@@ -2708,23 +2709,14 @@
     <w:p>
       <w:pPr>
         <w:spacing w:before="200" w:after="120"/>
+      </w:pPr>
+      <w:r>
         <w:rPr>
           <w:b/>
           <w:color w:val="000000"/>
           <w:sz w:val="24"/>
         </w:rPr>
-      </w:pPr>
-    </w:p>
-    <w:p>
-      <w:pPr>
-        <w:spacing w:before="200" w:after="120"/>
-      </w:pPr>
-      <w:r>
-        <w:rPr>
-          <w:b/>
-          <w:color w:val="000000"/>
-          <w:sz w:val="24"/>
-        </w:rPr>
+        <w:lastRenderedPageBreak/>
         <w:t>Article 8 - Dispositions financières</w:t>
       </w:r>
     </w:p>
@@ -3985,28 +3977,56 @@
         <w:spacing w:before="200" w:after="120"/>
         <w:jc w:val="both"/>
         <w:rPr>
+          <w:color w:val="334155"/>
+          <w:sz w:val="16"/>
+          <w:szCs w:val="16"/>
+        </w:rPr>
+      </w:pPr>
+      <w:r>
+        <w:rPr>
+          <w:color w:val="334155"/>
+          <w:sz w:val="16"/>
+          <w:szCs w:val="16"/>
+        </w:rPr>
+        <w:t>*</w:t>
+      </w:r>
+      <w:r>
+        <w:rPr>
+          <w:color w:val="334155"/>
+          <w:sz w:val="16"/>
+          <w:szCs w:val="16"/>
+        </w:rPr>
+        <w:t>Aucune somme ne pourra être exigée avant l’expiration du délai de rétractation mentionné à l’article 7 du présent contrat. À l’issue de ce délai, le premier versement effectué par le stagiaire ne pourra excéder 30 % du montant restant à sa charge.</w:t>
+      </w:r>
+    </w:p>
+    <w:p>
+      <w:pPr>
+        <w:rPr>
+          <w:color w:val="334155"/>
+          <w:sz w:val="16"/>
+          <w:szCs w:val="16"/>
+        </w:rPr>
+      </w:pPr>
+      <w:r>
+        <w:rPr>
+          <w:color w:val="334155"/>
+          <w:sz w:val="16"/>
+          <w:szCs w:val="16"/>
+        </w:rPr>
+        <w:br w:type="page"/>
+      </w:r>
+    </w:p>
+    <w:p>
+      <w:pPr>
+        <w:spacing w:before="200" w:after="120"/>
+        <w:jc w:val="both"/>
+        <w:rPr>
           <w:b/>
           <w:color w:val="000000"/>
           <w:sz w:val="16"/>
           <w:szCs w:val="16"/>
         </w:rPr>
       </w:pPr>
-      <w:r>
-        <w:rPr>
-          <w:color w:val="334155"/>
-          <w:sz w:val="16"/>
-          <w:szCs w:val="16"/>
-        </w:rPr>
-        <w:t>*</w:t>
-      </w:r>
-      <w:r>
-        <w:rPr>
-          <w:color w:val="334155"/>
-          <w:sz w:val="16"/>
-          <w:szCs w:val="16"/>
-        </w:rPr>
-        <w:t>Aucune somme ne pourra être exigée avant l’expiration du délai de rétractation mentionné à l’article 7 du présent contrat. À l’issue de ce délai, le premier versement effectué par le stagiaire ne pourra excéder 30 % du montant restant à sa charge.</w:t>
-      </w:r>
     </w:p>
     <w:p>
       <w:pPr>
@@ -4196,7 +4216,6 @@
           <w:color w:val="000000"/>
           <w:sz w:val="24"/>
         </w:rPr>
-        <w:lastRenderedPageBreak/>
         <w:br/>
       </w:r>
     </w:p>
@@ -4241,6 +4260,28 @@
         </w:rPr>
         <w:t>La représentation à l’examen est facturée : 80 € TTC.</w:t>
       </w:r>
+    </w:p>
+    <w:p>
+      <w:pPr>
+        <w:rPr>
+          <w:b/>
+        </w:rPr>
+      </w:pPr>
+      <w:r>
+        <w:rPr>
+          <w:b/>
+        </w:rPr>
+        <w:br w:type="page"/>
+      </w:r>
+    </w:p>
+    <w:p>
+      <w:pPr>
+        <w:spacing w:after="80"/>
+        <w:jc w:val="both"/>
+        <w:rPr>
+          <w:b/>
+        </w:rPr>
+      </w:pPr>
     </w:p>
     <w:p>
       <w:pPr>
@@ -5074,14 +5115,10 @@
       <w:r>
         <w:t>L’introduction ou la consommation de drogue ou de boissons alcoolisées dans les locaux est formellement interdite. Il est interdit aux stagiaires de pénétrer ou de séjourner en état d’ivresse ou sous l’emprise de drogue dans l’organisme de formation.</w:t>
       </w:r>
-    </w:p>
-    <w:p>
-      <w:pPr>
-        <w:spacing w:after="80"/>
-        <w:jc w:val="both"/>
-      </w:pPr>
-      <w:r>
-        <w:lastRenderedPageBreak/>
+      <w:r>
+        <w:t xml:space="preserve"> </w:t>
+      </w:r>
+      <w:r>
         <w:t>Les stagiaires auront accès lors des pauses aux postes de distribution de boissons non alcoolisées.</w:t>
       </w:r>
     </w:p>
@@ -5672,6 +5709,7 @@
           <w:color w:val="000000"/>
           <w:sz w:val="24"/>
         </w:rPr>
+        <w:lastRenderedPageBreak/>
         <w:br w:type="page"/>
       </w:r>
       <w:r>
@@ -5680,7 +5718,6 @@
           <w:color w:val="000000"/>
           <w:sz w:val="24"/>
         </w:rPr>
-        <w:lastRenderedPageBreak/>
         <w:br/>
       </w:r>
       <w:r>
@@ -6279,7 +6316,7 @@
 </file>
 
 <file path=word/endnotes.xml><?xml version="1.0" encoding="utf-8"?>
-<w:endnotes xmlns:wpc="http://schemas.microsoft.com/office/word/2010/wordprocessingCanvas" xmlns:cx="http://schemas.microsoft.com/office/drawing/2014/chartex" xmlns:cx1="http://schemas.microsoft.com/office/drawing/2015/9/8/chartex" xmlns:cx2="http://schemas.microsoft.com/office/drawing/2015/10/21/chartex" xmlns:cx3="http://schemas.microsoft.com/office/drawing/2016/5/9/chartex" xmlns:cx4="http://schemas.microsoft.com/office/drawing/2016/5/10/chartex" xmlns:cx5="http://schemas.microsoft.com/office/drawing/2016/5/11/chartex" xmlns:cx6="http://schemas.microsoft.com/office/drawing/2016/5/12/chartex" xmlns:cx7="http://schemas.microsoft.com/office/drawing/2016/5/13/chartex" xmlns:cx8="http://schemas.microsoft.com/office/drawing/2016/5/14/chartex" xmlns:mc="http://schemas.openxmlformats.org/markup-compatibility/2006" xmlns:aink="http://schemas.microsoft.com/office/drawing/2016/ink" xmlns:am3d="http://schemas.microsoft.com/office/drawing/2017/model3d" xmlns:o="urn:schemas-microsoft-com:office:office" xmlns:oel="http://schemas.microsoft.com/office/2019/extlst" xmlns:r="http://schemas.openxmlformats.org/officeDocument/2006/relationships" xmlns:m="http://schemas.openxmlformats.org/officeDocument/2006/math" xmlns:v="urn:schemas-microsoft-com:vml" xmlns:wp14="http://schemas.microsoft.com/office/word/2010/wordprocessingDrawing" xmlns:wp="http://schemas.openxmlformats.org/drawingml/2006/wordprocessingDrawing" xmlns:w10="urn:schemas-microsoft-com:office:word" xmlns:w="http://schemas.openxmlformats.org/wordprocessingml/2006/main" xmlns:w14="http://schemas.microsoft.com/office/word/2010/wordml" xmlns:w15="http://schemas.microsoft.com/office/word/2012/wordml" xmlns:w16cex="http://schemas.microsoft.com/office/word/2018/wordml/cex" xmlns:w16cid="http://schemas.microsoft.com/office/word/2016/wordml/cid" xmlns:w16="http://schemas.microsoft.com/office/word/2018/wordml" xmlns:w16du="http://schemas.microsoft.com/office/word/2023/wordml/word16du" xmlns:w16sdtdh="http://schemas.microsoft.com/office/word/2020/wordml/sdtdatahash" xmlns:w16sdtfl="http://schemas.microsoft.com/office/word/2024/wordml/sdtformatlock" xmlns:w16se="http://schemas.microsoft.com/office/word/2015/wordml/symex" xmlns:wpg="http://schemas.microsoft.com/office/word/2010/wordprocessingGroup" xmlns:wpi="http://schemas.microsoft.com/office/word/2010/wordprocessingInk" xmlns:wne="http://schemas.microsoft.com/office/word/2006/wordml" xmlns:wps="http://schemas.microsoft.com/office/word/2010/wordprocessingShape" mc:Ignorable="w14 w15 w16se w16cid w16 w16cex w16sdtdh w16sdtfl w16du wp14">
+<w:endnotes xmlns:wpc="http://schemas.microsoft.com/office/word/2010/wordprocessingCanvas" xmlns:cx="http://schemas.microsoft.com/office/drawing/2014/chartex" xmlns:cx1="http://schemas.microsoft.com/office/drawing/2015/9/8/chartex" xmlns:cx2="http://schemas.microsoft.com/office/drawing/2015/10/21/chartex" xmlns:cx3="http://schemas.microsoft.com/office/drawing/2016/5/9/chartex" xmlns:cx4="http://schemas.microsoft.com/office/drawing/2016/5/10/chartex" xmlns:cx5="http://schemas.microsoft.com/office/drawing/2016/5/11/chartex" xmlns:cx6="http://schemas.microsoft.com/office/drawing/2016/5/12/chartex" xmlns:cx7="http://schemas.microsoft.com/office/drawing/2016/5/13/chartex" xmlns:cx8="http://schemas.microsoft.com/office/drawing/2016/5/14/chartex" xmlns:mc="http://schemas.openxmlformats.org/markup-compatibility/2006" xmlns:m="http://schemas.openxmlformats.org/officeDocument/2006/math" xmlns:aink="http://schemas.microsoft.com/office/drawing/2016/ink" xmlns:am3d="http://schemas.microsoft.com/office/drawing/2017/model3d" xmlns:oel="http://schemas.microsoft.com/office/2019/extlst" xmlns:r="http://schemas.openxmlformats.org/officeDocument/2006/relationships" xmlns:wp14="http://schemas.microsoft.com/office/word/2010/wordprocessingDrawing" xmlns:wp="http://schemas.openxmlformats.org/drawingml/2006/wordprocessingDrawing" xmlns:wpg="http://schemas.microsoft.com/office/word/2010/wordprocessingGroup" xmlns:wpi="http://schemas.microsoft.com/office/word/2010/wordprocessingInk" xmlns:wps="http://schemas.microsoft.com/office/word/2010/wordprocessingShape" xmlns:o="urn:schemas-microsoft-com:office:office" xmlns:v="urn:schemas-microsoft-com:vml" xmlns:w10="urn:schemas-microsoft-com:office:word" xmlns:w="http://schemas.openxmlformats.org/wordprocessingml/2006/main" xmlns:w14="http://schemas.microsoft.com/office/word/2010/wordml" xmlns:w15="http://schemas.microsoft.com/office/word/2012/wordml" xmlns:w16cei="http://schemas.microsoft.com/office/word/2026/wordml/cei" xmlns:w16cex="http://schemas.microsoft.com/office/word/2018/wordml/cex" xmlns:w16cid="http://schemas.microsoft.com/office/word/2016/wordml/cid" xmlns:w16="http://schemas.microsoft.com/office/word/2018/wordml" xmlns:w16sdtdh="http://schemas.microsoft.com/office/word/2020/wordml/sdtdatahash" xmlns:w16sdtfl="http://schemas.microsoft.com/office/word/2024/wordml/sdtformatlock" xmlns:w16se="http://schemas.microsoft.com/office/word/2015/wordml/symex" xmlns:w16du="http://schemas.microsoft.com/office/word/2023/wordml/word16du" xmlns:wne="http://schemas.microsoft.com/office/word/2006/wordml" mc:Ignorable="w14 w15 w16se w16cid w16 w16cex w16sdtdh w16sdtfl w16du wp14">
   <w:endnote w:type="separator" w:id="-1">
     <w:p>
       <w:pPr>
@@ -6304,7 +6341,7 @@
 </file>
 
 <file path=word/footer1.xml><?xml version="1.0" encoding="utf-8"?>
-<w:ftr xmlns:wpc="http://schemas.microsoft.com/office/word/2010/wordprocessingCanvas" xmlns:cx="http://schemas.microsoft.com/office/drawing/2014/chartex" xmlns:cx1="http://schemas.microsoft.com/office/drawing/2015/9/8/chartex" xmlns:cx2="http://schemas.microsoft.com/office/drawing/2015/10/21/chartex" xmlns:cx3="http://schemas.microsoft.com/office/drawing/2016/5/9/chartex" xmlns:cx4="http://schemas.microsoft.com/office/drawing/2016/5/10/chartex" xmlns:cx5="http://schemas.microsoft.com/office/drawing/2016/5/11/chartex" xmlns:cx6="http://schemas.microsoft.com/office/drawing/2016/5/12/chartex" xmlns:cx7="http://schemas.microsoft.com/office/drawing/2016/5/13/chartex" xmlns:cx8="http://schemas.microsoft.com/office/drawing/2016/5/14/chartex" xmlns:mc="http://schemas.openxmlformats.org/markup-compatibility/2006" xmlns:aink="http://schemas.microsoft.com/office/drawing/2016/ink" xmlns:am3d="http://schemas.microsoft.com/office/drawing/2017/model3d" xmlns:o="urn:schemas-microsoft-com:office:office" xmlns:oel="http://schemas.microsoft.com/office/2019/extlst" xmlns:r="http://schemas.openxmlformats.org/officeDocument/2006/relationships" xmlns:m="http://schemas.openxmlformats.org/officeDocument/2006/math" xmlns:v="urn:schemas-microsoft-com:vml" xmlns:wp14="http://schemas.microsoft.com/office/word/2010/wordprocessingDrawing" xmlns:wp="http://schemas.openxmlformats.org/drawingml/2006/wordprocessingDrawing" xmlns:w10="urn:schemas-microsoft-com:office:word" xmlns:w="http://schemas.openxmlformats.org/wordprocessingml/2006/main" xmlns:w14="http://schemas.microsoft.com/office/word/2010/wordml" xmlns:w15="http://schemas.microsoft.com/office/word/2012/wordml" xmlns:w16cex="http://schemas.microsoft.com/office/word/2018/wordml/cex" xmlns:w16cid="http://schemas.microsoft.com/office/word/2016/wordml/cid" xmlns:w16="http://schemas.microsoft.com/office/word/2018/wordml" xmlns:w16du="http://schemas.microsoft.com/office/word/2023/wordml/word16du" xmlns:w16sdtdh="http://schemas.microsoft.com/office/word/2020/wordml/sdtdatahash" xmlns:w16sdtfl="http://schemas.microsoft.com/office/word/2024/wordml/sdtformatlock" xmlns:w16se="http://schemas.microsoft.com/office/word/2015/wordml/symex" xmlns:wpg="http://schemas.microsoft.com/office/word/2010/wordprocessingGroup" xmlns:wpi="http://schemas.microsoft.com/office/word/2010/wordprocessingInk" xmlns:wne="http://schemas.microsoft.com/office/word/2006/wordml" xmlns:wps="http://schemas.microsoft.com/office/word/2010/wordprocessingShape" mc:Ignorable="w14 w15 w16se w16cid w16 w16cex w16sdtdh w16sdtfl w16du wp14">
+<w:ftr xmlns:wpc="http://schemas.microsoft.com/office/word/2010/wordprocessingCanvas" xmlns:cx="http://schemas.microsoft.com/office/drawing/2014/chartex" xmlns:cx1="http://schemas.microsoft.com/office/drawing/2015/9/8/chartex" xmlns:cx2="http://schemas.microsoft.com/office/drawing/2015/10/21/chartex" xmlns:cx3="http://schemas.microsoft.com/office/drawing/2016/5/9/chartex" xmlns:cx4="http://schemas.microsoft.com/office/drawing/2016/5/10/chartex" xmlns:cx5="http://schemas.microsoft.com/office/drawing/2016/5/11/chartex" xmlns:cx6="http://schemas.microsoft.com/office/drawing/2016/5/12/chartex" xmlns:cx7="http://schemas.microsoft.com/office/drawing/2016/5/13/chartex" xmlns:cx8="http://schemas.microsoft.com/office/drawing/2016/5/14/chartex" xmlns:mc="http://schemas.openxmlformats.org/markup-compatibility/2006" xmlns:m="http://schemas.openxmlformats.org/officeDocument/2006/math" xmlns:aink="http://schemas.microsoft.com/office/drawing/2016/ink" xmlns:am3d="http://schemas.microsoft.com/office/drawing/2017/model3d" xmlns:oel="http://schemas.microsoft.com/office/2019/extlst" xmlns:r="http://schemas.openxmlformats.org/officeDocument/2006/relationships" xmlns:wp14="http://schemas.microsoft.com/office/word/2010/wordprocessingDrawing" xmlns:wp="http://schemas.openxmlformats.org/drawingml/2006/wordprocessingDrawing" xmlns:wpg="http://schemas.microsoft.com/office/word/2010/wordprocessingGroup" xmlns:wpi="http://schemas.microsoft.com/office/word/2010/wordprocessingInk" xmlns:wps="http://schemas.microsoft.com/office/word/2010/wordprocessingShape" xmlns:o="urn:schemas-microsoft-com:office:office" xmlns:v="urn:schemas-microsoft-com:vml" xmlns:w10="urn:schemas-microsoft-com:office:word" xmlns:w="http://schemas.openxmlformats.org/wordprocessingml/2006/main" xmlns:w14="http://schemas.microsoft.com/office/word/2010/wordml" xmlns:w15="http://schemas.microsoft.com/office/word/2012/wordml" xmlns:w16cei="http://schemas.microsoft.com/office/word/2026/wordml/cei" xmlns:w16cex="http://schemas.microsoft.com/office/word/2018/wordml/cex" xmlns:w16cid="http://schemas.microsoft.com/office/word/2016/wordml/cid" xmlns:w16="http://schemas.microsoft.com/office/word/2018/wordml" xmlns:w16sdtdh="http://schemas.microsoft.com/office/word/2020/wordml/sdtdatahash" xmlns:w16sdtfl="http://schemas.microsoft.com/office/word/2024/wordml/sdtformatlock" xmlns:w16se="http://schemas.microsoft.com/office/word/2015/wordml/symex" xmlns:w16du="http://schemas.microsoft.com/office/word/2023/wordml/word16du" xmlns:wne="http://schemas.microsoft.com/office/word/2006/wordml" mc:Ignorable="w14 w15 w16se w16cid w16 w16cex w16sdtdh w16sdtfl w16du wp14">
   <w:p>
     <w:pPr>
       <w:pStyle w:val="Pieddepage"/>
@@ -6314,7 +6351,7 @@
 </file>
 
 <file path=word/footer2.xml><?xml version="1.0" encoding="utf-8"?>
-<w:ftr xmlns:wpc="http://schemas.microsoft.com/office/word/2010/wordprocessingCanvas" xmlns:cx="http://schemas.microsoft.com/office/drawing/2014/chartex" xmlns:cx1="http://schemas.microsoft.com/office/drawing/2015/9/8/chartex" xmlns:cx2="http://schemas.microsoft.com/office/drawing/2015/10/21/chartex" xmlns:cx3="http://schemas.microsoft.com/office/drawing/2016/5/9/chartex" xmlns:cx4="http://schemas.microsoft.com/office/drawing/2016/5/10/chartex" xmlns:cx5="http://schemas.microsoft.com/office/drawing/2016/5/11/chartex" xmlns:cx6="http://schemas.microsoft.com/office/drawing/2016/5/12/chartex" xmlns:cx7="http://schemas.microsoft.com/office/drawing/2016/5/13/chartex" xmlns:cx8="http://schemas.microsoft.com/office/drawing/2016/5/14/chartex" xmlns:mc="http://schemas.openxmlformats.org/markup-compatibility/2006" xmlns:aink="http://schemas.microsoft.com/office/drawing/2016/ink" xmlns:am3d="http://schemas.microsoft.com/office/drawing/2017/model3d" xmlns:o="urn:schemas-microsoft-com:office:office" xmlns:oel="http://schemas.microsoft.com/office/2019/extlst" xmlns:r="http://schemas.openxmlformats.org/officeDocument/2006/relationships" xmlns:m="http://schemas.openxmlformats.org/officeDocument/2006/math" xmlns:v="urn:schemas-microsoft-com:vml" xmlns:wp14="http://schemas.microsoft.com/office/word/2010/wordprocessingDrawing" xmlns:wp="http://schemas.openxmlformats.org/drawingml/2006/wordprocessingDrawing" xmlns:w10="urn:schemas-microsoft-com:office:word" xmlns:w="http://schemas.openxmlformats.org/wordprocessingml/2006/main" xmlns:w14="http://schemas.microsoft.com/office/word/2010/wordml" xmlns:w15="http://schemas.microsoft.com/office/word/2012/wordml" xmlns:w16cex="http://schemas.microsoft.com/office/word/2018/wordml/cex" xmlns:w16cid="http://schemas.microsoft.com/office/word/2016/wordml/cid" xmlns:w16="http://schemas.microsoft.com/office/word/2018/wordml" xmlns:w16du="http://schemas.microsoft.com/office/word/2023/wordml/word16du" xmlns:w16sdtdh="http://schemas.microsoft.com/office/word/2020/wordml/sdtdatahash" xmlns:w16sdtfl="http://schemas.microsoft.com/office/word/2024/wordml/sdtformatlock" xmlns:w16se="http://schemas.microsoft.com/office/word/2015/wordml/symex" xmlns:wpg="http://schemas.microsoft.com/office/word/2010/wordprocessingGroup" xmlns:wpi="http://schemas.microsoft.com/office/word/2010/wordprocessingInk" xmlns:wne="http://schemas.microsoft.com/office/word/2006/wordml" xmlns:wps="http://schemas.microsoft.com/office/word/2010/wordprocessingShape" mc:Ignorable="w14 w15 w16se w16cid w16 w16cex w16sdtdh w16sdtfl w16du wp14">
+<w:ftr xmlns:wpc="http://schemas.microsoft.com/office/word/2010/wordprocessingCanvas" xmlns:cx="http://schemas.microsoft.com/office/drawing/2014/chartex" xmlns:cx1="http://schemas.microsoft.com/office/drawing/2015/9/8/chartex" xmlns:cx2="http://schemas.microsoft.com/office/drawing/2015/10/21/chartex" xmlns:cx3="http://schemas.microsoft.com/office/drawing/2016/5/9/chartex" xmlns:cx4="http://schemas.microsoft.com/office/drawing/2016/5/10/chartex" xmlns:cx5="http://schemas.microsoft.com/office/drawing/2016/5/11/chartex" xmlns:cx6="http://schemas.microsoft.com/office/drawing/2016/5/12/chartex" xmlns:cx7="http://schemas.microsoft.com/office/drawing/2016/5/13/chartex" xmlns:cx8="http://schemas.microsoft.com/office/drawing/2016/5/14/chartex" xmlns:mc="http://schemas.openxmlformats.org/markup-compatibility/2006" xmlns:m="http://schemas.openxmlformats.org/officeDocument/2006/math" xmlns:aink="http://schemas.microsoft.com/office/drawing/2016/ink" xmlns:am3d="http://schemas.microsoft.com/office/drawing/2017/model3d" xmlns:oel="http://schemas.microsoft.com/office/2019/extlst" xmlns:r="http://schemas.openxmlformats.org/officeDocument/2006/relationships" xmlns:wp14="http://schemas.microsoft.com/office/word/2010/wordprocessingDrawing" xmlns:wp="http://schemas.openxmlformats.org/drawingml/2006/wordprocessingDrawing" xmlns:wpg="http://schemas.microsoft.com/office/word/2010/wordprocessingGroup" xmlns:wpi="http://schemas.microsoft.com/office/word/2010/wordprocessingInk" xmlns:wps="http://schemas.microsoft.com/office/word/2010/wordprocessingShape" xmlns:o="urn:schemas-microsoft-com:office:office" xmlns:v="urn:schemas-microsoft-com:vml" xmlns:w10="urn:schemas-microsoft-com:office:word" xmlns:w="http://schemas.openxmlformats.org/wordprocessingml/2006/main" xmlns:w14="http://schemas.microsoft.com/office/word/2010/wordml" xmlns:w15="http://schemas.microsoft.com/office/word/2012/wordml" xmlns:w16cei="http://schemas.microsoft.com/office/word/2026/wordml/cei" xmlns:w16cex="http://schemas.microsoft.com/office/word/2018/wordml/cex" xmlns:w16cid="http://schemas.microsoft.com/office/word/2016/wordml/cid" xmlns:w16="http://schemas.microsoft.com/office/word/2018/wordml" xmlns:w16sdtdh="http://schemas.microsoft.com/office/word/2020/wordml/sdtdatahash" xmlns:w16sdtfl="http://schemas.microsoft.com/office/word/2024/wordml/sdtformatlock" xmlns:w16se="http://schemas.microsoft.com/office/word/2015/wordml/symex" xmlns:w16du="http://schemas.microsoft.com/office/word/2023/wordml/word16du" xmlns:wne="http://schemas.microsoft.com/office/word/2006/wordml" mc:Ignorable="w14 w15 w16se w16cid w16 w16cex w16sdtdh w16sdtfl w16du wp14">
   <w:p>
     <w:pPr>
       <w:pStyle w:val="Pieddepage"/>
@@ -6506,7 +6543,7 @@
 </file>
 
 <file path=word/footer3.xml><?xml version="1.0" encoding="utf-8"?>
-<w:ftr xmlns:wpc="http://schemas.microsoft.com/office/word/2010/wordprocessingCanvas" xmlns:cx="http://schemas.microsoft.com/office/drawing/2014/chartex" xmlns:cx1="http://schemas.microsoft.com/office/drawing/2015/9/8/chartex" xmlns:cx2="http://schemas.microsoft.com/office/drawing/2015/10/21/chartex" xmlns:cx3="http://schemas.microsoft.com/office/drawing/2016/5/9/chartex" xmlns:cx4="http://schemas.microsoft.com/office/drawing/2016/5/10/chartex" xmlns:cx5="http://schemas.microsoft.com/office/drawing/2016/5/11/chartex" xmlns:cx6="http://schemas.microsoft.com/office/drawing/2016/5/12/chartex" xmlns:cx7="http://schemas.microsoft.com/office/drawing/2016/5/13/chartex" xmlns:cx8="http://schemas.microsoft.com/office/drawing/2016/5/14/chartex" xmlns:mc="http://schemas.openxmlformats.org/markup-compatibility/2006" xmlns:aink="http://schemas.microsoft.com/office/drawing/2016/ink" xmlns:am3d="http://schemas.microsoft.com/office/drawing/2017/model3d" xmlns:o="urn:schemas-microsoft-com:office:office" xmlns:oel="http://schemas.microsoft.com/office/2019/extlst" xmlns:r="http://schemas.openxmlformats.org/officeDocument/2006/relationships" xmlns:m="http://schemas.openxmlformats.org/officeDocument/2006/math" xmlns:v="urn:schemas-microsoft-com:vml" xmlns:wp14="http://schemas.microsoft.com/office/word/2010/wordprocessingDrawing" xmlns:wp="http://schemas.openxmlformats.org/drawingml/2006/wordprocessingDrawing" xmlns:w10="urn:schemas-microsoft-com:office:word" xmlns:w="http://schemas.openxmlformats.org/wordprocessingml/2006/main" xmlns:w14="http://schemas.microsoft.com/office/word/2010/wordml" xmlns:w15="http://schemas.microsoft.com/office/word/2012/wordml" xmlns:w16cex="http://schemas.microsoft.com/office/word/2018/wordml/cex" xmlns:w16cid="http://schemas.microsoft.com/office/word/2016/wordml/cid" xmlns:w16="http://schemas.microsoft.com/office/word/2018/wordml" xmlns:w16du="http://schemas.microsoft.com/office/word/2023/wordml/word16du" xmlns:w16sdtdh="http://schemas.microsoft.com/office/word/2020/wordml/sdtdatahash" xmlns:w16sdtfl="http://schemas.microsoft.com/office/word/2024/wordml/sdtformatlock" xmlns:w16se="http://schemas.microsoft.com/office/word/2015/wordml/symex" xmlns:wpg="http://schemas.microsoft.com/office/word/2010/wordprocessingGroup" xmlns:wpi="http://schemas.microsoft.com/office/word/2010/wordprocessingInk" xmlns:wne="http://schemas.microsoft.com/office/word/2006/wordml" xmlns:wps="http://schemas.microsoft.com/office/word/2010/wordprocessingShape" mc:Ignorable="w14 w15 w16se w16cid w16 w16cex w16sdtdh w16sdtfl w16du wp14">
+<w:ftr xmlns:wpc="http://schemas.microsoft.com/office/word/2010/wordprocessingCanvas" xmlns:cx="http://schemas.microsoft.com/office/drawing/2014/chartex" xmlns:cx1="http://schemas.microsoft.com/office/drawing/2015/9/8/chartex" xmlns:cx2="http://schemas.microsoft.com/office/drawing/2015/10/21/chartex" xmlns:cx3="http://schemas.microsoft.com/office/drawing/2016/5/9/chartex" xmlns:cx4="http://schemas.microsoft.com/office/drawing/2016/5/10/chartex" xmlns:cx5="http://schemas.microsoft.com/office/drawing/2016/5/11/chartex" xmlns:cx6="http://schemas.microsoft.com/office/drawing/2016/5/12/chartex" xmlns:cx7="http://schemas.microsoft.com/office/drawing/2016/5/13/chartex" xmlns:cx8="http://schemas.microsoft.com/office/drawing/2016/5/14/chartex" xmlns:mc="http://schemas.openxmlformats.org/markup-compatibility/2006" xmlns:m="http://schemas.openxmlformats.org/officeDocument/2006/math" xmlns:aink="http://schemas.microsoft.com/office/drawing/2016/ink" xmlns:am3d="http://schemas.microsoft.com/office/drawing/2017/model3d" xmlns:oel="http://schemas.microsoft.com/office/2019/extlst" xmlns:r="http://schemas.openxmlformats.org/officeDocument/2006/relationships" xmlns:wp14="http://schemas.microsoft.com/office/word/2010/wordprocessingDrawing" xmlns:wp="http://schemas.openxmlformats.org/drawingml/2006/wordprocessingDrawing" xmlns:wpg="http://schemas.microsoft.com/office/word/2010/wordprocessingGroup" xmlns:wpi="http://schemas.microsoft.com/office/word/2010/wordprocessingInk" xmlns:wps="http://schemas.microsoft.com/office/word/2010/wordprocessingShape" xmlns:o="urn:schemas-microsoft-com:office:office" xmlns:v="urn:schemas-microsoft-com:vml" xmlns:w10="urn:schemas-microsoft-com:office:word" xmlns:w="http://schemas.openxmlformats.org/wordprocessingml/2006/main" xmlns:w14="http://schemas.microsoft.com/office/word/2010/wordml" xmlns:w15="http://schemas.microsoft.com/office/word/2012/wordml" xmlns:w16cei="http://schemas.microsoft.com/office/word/2026/wordml/cei" xmlns:w16cex="http://schemas.microsoft.com/office/word/2018/wordml/cex" xmlns:w16cid="http://schemas.microsoft.com/office/word/2016/wordml/cid" xmlns:w16="http://schemas.microsoft.com/office/word/2018/wordml" xmlns:w16sdtdh="http://schemas.microsoft.com/office/word/2020/wordml/sdtdatahash" xmlns:w16sdtfl="http://schemas.microsoft.com/office/word/2024/wordml/sdtformatlock" xmlns:w16se="http://schemas.microsoft.com/office/word/2015/wordml/symex" xmlns:w16du="http://schemas.microsoft.com/office/word/2023/wordml/word16du" xmlns:wne="http://schemas.microsoft.com/office/word/2006/wordml" mc:Ignorable="w14 w15 w16se w16cid w16 w16cex w16sdtdh w16sdtfl w16du wp14">
   <w:p>
     <w:pPr>
       <w:pStyle w:val="Pieddepage"/>
@@ -6516,7 +6553,7 @@
 </file>
 
 <file path=word/footnotes.xml><?xml version="1.0" encoding="utf-8"?>
-<w:footnotes xmlns:wpc="http://schemas.microsoft.com/office/word/2010/wordprocessingCanvas" xmlns:cx="http://schemas.microsoft.com/office/drawing/2014/chartex" xmlns:cx1="http://schemas.microsoft.com/office/drawing/2015/9/8/chartex" xmlns:cx2="http://schemas.microsoft.com/office/drawing/2015/10/21/chartex" xmlns:cx3="http://schemas.microsoft.com/office/drawing/2016/5/9/chartex" xmlns:cx4="http://schemas.microsoft.com/office/drawing/2016/5/10/chartex" xmlns:cx5="http://schemas.microsoft.com/office/drawing/2016/5/11/chartex" xmlns:cx6="http://schemas.microsoft.com/office/drawing/2016/5/12/chartex" xmlns:cx7="http://schemas.microsoft.com/office/drawing/2016/5/13/chartex" xmlns:cx8="http://schemas.microsoft.com/office/drawing/2016/5/14/chartex" xmlns:mc="http://schemas.openxmlformats.org/markup-compatibility/2006" xmlns:aink="http://schemas.microsoft.com/office/drawing/2016/ink" xmlns:am3d="http://schemas.microsoft.com/office/drawing/2017/model3d" xmlns:o="urn:schemas-microsoft-com:office:office" xmlns:oel="http://schemas.microsoft.com/office/2019/extlst" xmlns:r="http://schemas.openxmlformats.org/officeDocument/2006/relationships" xmlns:m="http://schemas.openxmlformats.org/officeDocument/2006/math" xmlns:v="urn:schemas-microsoft-com:vml" xmlns:wp14="http://schemas.microsoft.com/office/word/2010/wordprocessingDrawing" xmlns:wp="http://schemas.openxmlformats.org/drawingml/2006/wordprocessingDrawing" xmlns:w10="urn:schemas-microsoft-com:office:word" xmlns:w="http://schemas.openxmlformats.org/wordprocessingml/2006/main" xmlns:w14="http://schemas.microsoft.com/office/word/2010/wordml" xmlns:w15="http://schemas.microsoft.com/office/word/2012/wordml" xmlns:w16cex="http://schemas.microsoft.com/office/word/2018/wordml/cex" xmlns:w16cid="http://schemas.microsoft.com/office/word/2016/wordml/cid" xmlns:w16="http://schemas.microsoft.com/office/word/2018/wordml" xmlns:w16du="http://schemas.microsoft.com/office/word/2023/wordml/word16du" xmlns:w16sdtdh="http://schemas.microsoft.com/office/word/2020/wordml/sdtdatahash" xmlns:w16sdtfl="http://schemas.microsoft.com/office/word/2024/wordml/sdtformatlock" xmlns:w16se="http://schemas.microsoft.com/office/word/2015/wordml/symex" xmlns:wpg="http://schemas.microsoft.com/office/word/2010/wordprocessingGroup" xmlns:wpi="http://schemas.microsoft.com/office/word/2010/wordprocessingInk" xmlns:wne="http://schemas.microsoft.com/office/word/2006/wordml" xmlns:wps="http://schemas.microsoft.com/office/word/2010/wordprocessingShape" mc:Ignorable="w14 w15 w16se w16cid w16 w16cex w16sdtdh w16sdtfl w16du wp14">
+<w:footnotes xmlns:wpc="http://schemas.microsoft.com/office/word/2010/wordprocessingCanvas" xmlns:cx="http://schemas.microsoft.com/office/drawing/2014/chartex" xmlns:cx1="http://schemas.microsoft.com/office/drawing/2015/9/8/chartex" xmlns:cx2="http://schemas.microsoft.com/office/drawing/2015/10/21/chartex" xmlns:cx3="http://schemas.microsoft.com/office/drawing/2016/5/9/chartex" xmlns:cx4="http://schemas.microsoft.com/office/drawing/2016/5/10/chartex" xmlns:cx5="http://schemas.microsoft.com/office/drawing/2016/5/11/chartex" xmlns:cx6="http://schemas.microsoft.com/office/drawing/2016/5/12/chartex" xmlns:cx7="http://schemas.microsoft.com/office/drawing/2016/5/13/chartex" xmlns:cx8="http://schemas.microsoft.com/office/drawing/2016/5/14/chartex" xmlns:mc="http://schemas.openxmlformats.org/markup-compatibility/2006" xmlns:m="http://schemas.openxmlformats.org/officeDocument/2006/math" xmlns:aink="http://schemas.microsoft.com/office/drawing/2016/ink" xmlns:am3d="http://schemas.microsoft.com/office/drawing/2017/model3d" xmlns:oel="http://schemas.microsoft.com/office/2019/extlst" xmlns:r="http://schemas.openxmlformats.org/officeDocument/2006/relationships" xmlns:wp14="http://schemas.microsoft.com/office/word/2010/wordprocessingDrawing" xmlns:wp="http://schemas.openxmlformats.org/drawingml/2006/wordprocessingDrawing" xmlns:wpg="http://schemas.microsoft.com/office/word/2010/wordprocessingGroup" xmlns:wpi="http://schemas.microsoft.com/office/word/2010/wordprocessingInk" xmlns:wps="http://schemas.microsoft.com/office/word/2010/wordprocessingShape" xmlns:o="urn:schemas-microsoft-com:office:office" xmlns:v="urn:schemas-microsoft-com:vml" xmlns:w10="urn:schemas-microsoft-com:office:word" xmlns:w="http://schemas.openxmlformats.org/wordprocessingml/2006/main" xmlns:w14="http://schemas.microsoft.com/office/word/2010/wordml" xmlns:w15="http://schemas.microsoft.com/office/word/2012/wordml" xmlns:w16cei="http://schemas.microsoft.com/office/word/2026/wordml/cei" xmlns:w16cex="http://schemas.microsoft.com/office/word/2018/wordml/cex" xmlns:w16cid="http://schemas.microsoft.com/office/word/2016/wordml/cid" xmlns:w16="http://schemas.microsoft.com/office/word/2018/wordml" xmlns:w16sdtdh="http://schemas.microsoft.com/office/word/2020/wordml/sdtdatahash" xmlns:w16sdtfl="http://schemas.microsoft.com/office/word/2024/wordml/sdtformatlock" xmlns:w16se="http://schemas.microsoft.com/office/word/2015/wordml/symex" xmlns:w16du="http://schemas.microsoft.com/office/word/2023/wordml/word16du" xmlns:wne="http://schemas.microsoft.com/office/word/2006/wordml" mc:Ignorable="w14 w15 w16se w16cid w16 w16cex w16sdtdh w16sdtfl w16du wp14">
   <w:footnote w:type="separator" w:id="-1">
     <w:p>
       <w:pPr>
@@ -6541,7 +6578,7 @@
 </file>
 
 <file path=word/header1.xml><?xml version="1.0" encoding="utf-8"?>
-<w:hdr xmlns:wpc="http://schemas.microsoft.com/office/word/2010/wordprocessingCanvas" xmlns:cx="http://schemas.microsoft.com/office/drawing/2014/chartex" xmlns:cx1="http://schemas.microsoft.com/office/drawing/2015/9/8/chartex" xmlns:cx2="http://schemas.microsoft.com/office/drawing/2015/10/21/chartex" xmlns:cx3="http://schemas.microsoft.com/office/drawing/2016/5/9/chartex" xmlns:cx4="http://schemas.microsoft.com/office/drawing/2016/5/10/chartex" xmlns:cx5="http://schemas.microsoft.com/office/drawing/2016/5/11/chartex" xmlns:cx6="http://schemas.microsoft.com/office/drawing/2016/5/12/chartex" xmlns:cx7="http://schemas.microsoft.com/office/drawing/2016/5/13/chartex" xmlns:cx8="http://schemas.microsoft.com/office/drawing/2016/5/14/chartex" xmlns:mc="http://schemas.openxmlformats.org/markup-compatibility/2006" xmlns:aink="http://schemas.microsoft.com/office/drawing/2016/ink" xmlns:am3d="http://schemas.microsoft.com/office/drawing/2017/model3d" xmlns:o="urn:schemas-microsoft-com:office:office" xmlns:oel="http://schemas.microsoft.com/office/2019/extlst" xmlns:r="http://schemas.openxmlformats.org/officeDocument/2006/relationships" xmlns:m="http://schemas.openxmlformats.org/officeDocument/2006/math" xmlns:v="urn:schemas-microsoft-com:vml" xmlns:wp14="http://schemas.microsoft.com/office/word/2010/wordprocessingDrawing" xmlns:wp="http://schemas.openxmlformats.org/drawingml/2006/wordprocessingDrawing" xmlns:w10="urn:schemas-microsoft-com:office:word" xmlns:w="http://schemas.openxmlformats.org/wordprocessingml/2006/main" xmlns:w14="http://schemas.microsoft.com/office/word/2010/wordml" xmlns:w15="http://schemas.microsoft.com/office/word/2012/wordml" xmlns:w16cex="http://schemas.microsoft.com/office/word/2018/wordml/cex" xmlns:w16cid="http://schemas.microsoft.com/office/word/2016/wordml/cid" xmlns:w16="http://schemas.microsoft.com/office/word/2018/wordml" xmlns:w16du="http://schemas.microsoft.com/office/word/2023/wordml/word16du" xmlns:w16sdtdh="http://schemas.microsoft.com/office/word/2020/wordml/sdtdatahash" xmlns:w16sdtfl="http://schemas.microsoft.com/office/word/2024/wordml/sdtformatlock" xmlns:w16se="http://schemas.microsoft.com/office/word/2015/wordml/symex" xmlns:wpg="http://schemas.microsoft.com/office/word/2010/wordprocessingGroup" xmlns:wpi="http://schemas.microsoft.com/office/word/2010/wordprocessingInk" xmlns:wne="http://schemas.microsoft.com/office/word/2006/wordml" xmlns:wps="http://schemas.microsoft.com/office/word/2010/wordprocessingShape" mc:Ignorable="w14 w15 w16se w16cid w16 w16cex w16sdtdh w16sdtfl w16du wp14">
+<w:hdr xmlns:wpc="http://schemas.microsoft.com/office/word/2010/wordprocessingCanvas" xmlns:cx="http://schemas.microsoft.com/office/drawing/2014/chartex" xmlns:cx1="http://schemas.microsoft.com/office/drawing/2015/9/8/chartex" xmlns:cx2="http://schemas.microsoft.com/office/drawing/2015/10/21/chartex" xmlns:cx3="http://schemas.microsoft.com/office/drawing/2016/5/9/chartex" xmlns:cx4="http://schemas.microsoft.com/office/drawing/2016/5/10/chartex" xmlns:cx5="http://schemas.microsoft.com/office/drawing/2016/5/11/chartex" xmlns:cx6="http://schemas.microsoft.com/office/drawing/2016/5/12/chartex" xmlns:cx7="http://schemas.microsoft.com/office/drawing/2016/5/13/chartex" xmlns:cx8="http://schemas.microsoft.com/office/drawing/2016/5/14/chartex" xmlns:mc="http://schemas.openxmlformats.org/markup-compatibility/2006" xmlns:m="http://schemas.openxmlformats.org/officeDocument/2006/math" xmlns:aink="http://schemas.microsoft.com/office/drawing/2016/ink" xmlns:am3d="http://schemas.microsoft.com/office/drawing/2017/model3d" xmlns:oel="http://schemas.microsoft.com/office/2019/extlst" xmlns:r="http://schemas.openxmlformats.org/officeDocument/2006/relationships" xmlns:wp14="http://schemas.microsoft.com/office/word/2010/wordprocessingDrawing" xmlns:wp="http://schemas.openxmlformats.org/drawingml/2006/wordprocessingDrawing" xmlns:wpg="http://schemas.microsoft.com/office/word/2010/wordprocessingGroup" xmlns:wpi="http://schemas.microsoft.com/office/word/2010/wordprocessingInk" xmlns:wps="http://schemas.microsoft.com/office/word/2010/wordprocessingShape" xmlns:o="urn:schemas-microsoft-com:office:office" xmlns:v="urn:schemas-microsoft-com:vml" xmlns:w10="urn:schemas-microsoft-com:office:word" xmlns:w="http://schemas.openxmlformats.org/wordprocessingml/2006/main" xmlns:w14="http://schemas.microsoft.com/office/word/2010/wordml" xmlns:w15="http://schemas.microsoft.com/office/word/2012/wordml" xmlns:w16cei="http://schemas.microsoft.com/office/word/2026/wordml/cei" xmlns:w16cex="http://schemas.microsoft.com/office/word/2018/wordml/cex" xmlns:w16cid="http://schemas.microsoft.com/office/word/2016/wordml/cid" xmlns:w16="http://schemas.microsoft.com/office/word/2018/wordml" xmlns:w16sdtdh="http://schemas.microsoft.com/office/word/2020/wordml/sdtdatahash" xmlns:w16sdtfl="http://schemas.microsoft.com/office/word/2024/wordml/sdtformatlock" xmlns:w16se="http://schemas.microsoft.com/office/word/2015/wordml/symex" xmlns:w16du="http://schemas.microsoft.com/office/word/2023/wordml/word16du" xmlns:wne="http://schemas.microsoft.com/office/word/2006/wordml" mc:Ignorable="w14 w15 w16se w16cid w16 w16cex w16sdtdh w16sdtfl w16du wp14">
   <w:p>
     <w:pPr>
       <w:pStyle w:val="En-tte"/>
@@ -6551,7 +6588,7 @@
 </file>
 
 <file path=word/header2.xml><?xml version="1.0" encoding="utf-8"?>
-<w:hdr xmlns:wpc="http://schemas.microsoft.com/office/word/2010/wordprocessingCanvas" xmlns:cx="http://schemas.microsoft.com/office/drawing/2014/chartex" xmlns:cx1="http://schemas.microsoft.com/office/drawing/2015/9/8/chartex" xmlns:cx2="http://schemas.microsoft.com/office/drawing/2015/10/21/chartex" xmlns:cx3="http://schemas.microsoft.com/office/drawing/2016/5/9/chartex" xmlns:cx4="http://schemas.microsoft.com/office/drawing/2016/5/10/chartex" xmlns:cx5="http://schemas.microsoft.com/office/drawing/2016/5/11/chartex" xmlns:cx6="http://schemas.microsoft.com/office/drawing/2016/5/12/chartex" xmlns:cx7="http://schemas.microsoft.com/office/drawing/2016/5/13/chartex" xmlns:cx8="http://schemas.microsoft.com/office/drawing/2016/5/14/chartex" xmlns:mc="http://schemas.openxmlformats.org/markup-compatibility/2006" xmlns:aink="http://schemas.microsoft.com/office/drawing/2016/ink" xmlns:am3d="http://schemas.microsoft.com/office/drawing/2017/model3d" xmlns:o="urn:schemas-microsoft-com:office:office" xmlns:oel="http://schemas.microsoft.com/office/2019/extlst" xmlns:r="http://schemas.openxmlformats.org/officeDocument/2006/relationships" xmlns:m="http://schemas.openxmlformats.org/officeDocument/2006/math" xmlns:v="urn:schemas-microsoft-com:vml" xmlns:wp14="http://schemas.microsoft.com/office/word/2010/wordprocessingDrawing" xmlns:wp="http://schemas.openxmlformats.org/drawingml/2006/wordprocessingDrawing" xmlns:w10="urn:schemas-microsoft-com:office:word" xmlns:w="http://schemas.openxmlformats.org/wordprocessingml/2006/main" xmlns:w14="http://schemas.microsoft.com/office/word/2010/wordml" xmlns:w15="http://schemas.microsoft.com/office/word/2012/wordml" xmlns:w16cex="http://schemas.microsoft.com/office/word/2018/wordml/cex" xmlns:w16cid="http://schemas.microsoft.com/office/word/2016/wordml/cid" xmlns:w16="http://schemas.microsoft.com/office/word/2018/wordml" xmlns:w16du="http://schemas.microsoft.com/office/word/2023/wordml/word16du" xmlns:w16sdtdh="http://schemas.microsoft.com/office/word/2020/wordml/sdtdatahash" xmlns:w16sdtfl="http://schemas.microsoft.com/office/word/2024/wordml/sdtformatlock" xmlns:w16se="http://schemas.microsoft.com/office/word/2015/wordml/symex" xmlns:wpg="http://schemas.microsoft.com/office/word/2010/wordprocessingGroup" xmlns:wpi="http://schemas.microsoft.com/office/word/2010/wordprocessingInk" xmlns:wne="http://schemas.microsoft.com/office/word/2006/wordml" xmlns:wps="http://schemas.microsoft.com/office/word/2010/wordprocessingShape" mc:Ignorable="w14 w15 w16se w16cid w16 w16cex w16sdtdh w16sdtfl w16du wp14">
+<w:hdr xmlns:wpc="http://schemas.microsoft.com/office/word/2010/wordprocessingCanvas" xmlns:cx="http://schemas.microsoft.com/office/drawing/2014/chartex" xmlns:cx1="http://schemas.microsoft.com/office/drawing/2015/9/8/chartex" xmlns:cx2="http://schemas.microsoft.com/office/drawing/2015/10/21/chartex" xmlns:cx3="http://schemas.microsoft.com/office/drawing/2016/5/9/chartex" xmlns:cx4="http://schemas.microsoft.com/office/drawing/2016/5/10/chartex" xmlns:cx5="http://schemas.microsoft.com/office/drawing/2016/5/11/chartex" xmlns:cx6="http://schemas.microsoft.com/office/drawing/2016/5/12/chartex" xmlns:cx7="http://schemas.microsoft.com/office/drawing/2016/5/13/chartex" xmlns:cx8="http://schemas.microsoft.com/office/drawing/2016/5/14/chartex" xmlns:mc="http://schemas.openxmlformats.org/markup-compatibility/2006" xmlns:m="http://schemas.openxmlformats.org/officeDocument/2006/math" xmlns:aink="http://schemas.microsoft.com/office/drawing/2016/ink" xmlns:am3d="http://schemas.microsoft.com/office/drawing/2017/model3d" xmlns:oel="http://schemas.microsoft.com/office/2019/extlst" xmlns:r="http://schemas.openxmlformats.org/officeDocument/2006/relationships" xmlns:wp14="http://schemas.microsoft.com/office/word/2010/wordprocessingDrawing" xmlns:wp="http://schemas.openxmlformats.org/drawingml/2006/wordprocessingDrawing" xmlns:wpg="http://schemas.microsoft.com/office/word/2010/wordprocessingGroup" xmlns:wpi="http://schemas.microsoft.com/office/word/2010/wordprocessingInk" xmlns:wps="http://schemas.microsoft.com/office/word/2010/wordprocessingShape" xmlns:o="urn:schemas-microsoft-com:office:office" xmlns:v="urn:schemas-microsoft-com:vml" xmlns:w10="urn:schemas-microsoft-com:office:word" xmlns:w="http://schemas.openxmlformats.org/wordprocessingml/2006/main" xmlns:w14="http://schemas.microsoft.com/office/word/2010/wordml" xmlns:w15="http://schemas.microsoft.com/office/word/2012/wordml" xmlns:w16cei="http://schemas.microsoft.com/office/word/2026/wordml/cei" xmlns:w16cex="http://schemas.microsoft.com/office/word/2018/wordml/cex" xmlns:w16cid="http://schemas.microsoft.com/office/word/2016/wordml/cid" xmlns:w16="http://schemas.microsoft.com/office/word/2018/wordml" xmlns:w16sdtdh="http://schemas.microsoft.com/office/word/2020/wordml/sdtdatahash" xmlns:w16sdtfl="http://schemas.microsoft.com/office/word/2024/wordml/sdtformatlock" xmlns:w16se="http://schemas.microsoft.com/office/word/2015/wordml/symex" xmlns:w16du="http://schemas.microsoft.com/office/word/2023/wordml/word16du" xmlns:wne="http://schemas.microsoft.com/office/word/2006/wordml" mc:Ignorable="w14 w15 w16se w16cid w16 w16cex w16sdtdh w16sdtfl w16du wp14">
   <w:p>
     <w:pPr>
       <w:pStyle w:val="En-tte"/>
@@ -6618,7 +6655,7 @@
 </file>
 
 <file path=word/header3.xml><?xml version="1.0" encoding="utf-8"?>
-<w:hdr xmlns:wpc="http://schemas.microsoft.com/office/word/2010/wordprocessingCanvas" xmlns:cx="http://schemas.microsoft.com/office/drawing/2014/chartex" xmlns:cx1="http://schemas.microsoft.com/office/drawing/2015/9/8/chartex" xmlns:cx2="http://schemas.microsoft.com/office/drawing/2015/10/21/chartex" xmlns:cx3="http://schemas.microsoft.com/office/drawing/2016/5/9/chartex" xmlns:cx4="http://schemas.microsoft.com/office/drawing/2016/5/10/chartex" xmlns:cx5="http://schemas.microsoft.com/office/drawing/2016/5/11/chartex" xmlns:cx6="http://schemas.microsoft.com/office/drawing/2016/5/12/chartex" xmlns:cx7="http://schemas.microsoft.com/office/drawing/2016/5/13/chartex" xmlns:cx8="http://schemas.microsoft.com/office/drawing/2016/5/14/chartex" xmlns:mc="http://schemas.openxmlformats.org/markup-compatibility/2006" xmlns:aink="http://schemas.microsoft.com/office/drawing/2016/ink" xmlns:am3d="http://schemas.microsoft.com/office/drawing/2017/model3d" xmlns:o="urn:schemas-microsoft-com:office:office" xmlns:oel="http://schemas.microsoft.com/office/2019/extlst" xmlns:r="http://schemas.openxmlformats.org/officeDocument/2006/relationships" xmlns:m="http://schemas.openxmlformats.org/officeDocument/2006/math" xmlns:v="urn:schemas-microsoft-com:vml" xmlns:wp14="http://schemas.microsoft.com/office/word/2010/wordprocessingDrawing" xmlns:wp="http://schemas.openxmlformats.org/drawingml/2006/wordprocessingDrawing" xmlns:w10="urn:schemas-microsoft-com:office:word" xmlns:w="http://schemas.openxmlformats.org/wordprocessingml/2006/main" xmlns:w14="http://schemas.microsoft.com/office/word/2010/wordml" xmlns:w15="http://schemas.microsoft.com/office/word/2012/wordml" xmlns:w16cex="http://schemas.microsoft.com/office/word/2018/wordml/cex" xmlns:w16cid="http://schemas.microsoft.com/office/word/2016/wordml/cid" xmlns:w16="http://schemas.microsoft.com/office/word/2018/wordml" xmlns:w16du="http://schemas.microsoft.com/office/word/2023/wordml/word16du" xmlns:w16sdtdh="http://schemas.microsoft.com/office/word/2020/wordml/sdtdatahash" xmlns:w16sdtfl="http://schemas.microsoft.com/office/word/2024/wordml/sdtformatlock" xmlns:w16se="http://schemas.microsoft.com/office/word/2015/wordml/symex" xmlns:wpg="http://schemas.microsoft.com/office/word/2010/wordprocessingGroup" xmlns:wpi="http://schemas.microsoft.com/office/word/2010/wordprocessingInk" xmlns:wne="http://schemas.microsoft.com/office/word/2006/wordml" xmlns:wps="http://schemas.microsoft.com/office/word/2010/wordprocessingShape" mc:Ignorable="w14 w15 w16se w16cid w16 w16cex w16sdtdh w16sdtfl w16du wp14">
+<w:hdr xmlns:wpc="http://schemas.microsoft.com/office/word/2010/wordprocessingCanvas" xmlns:cx="http://schemas.microsoft.com/office/drawing/2014/chartex" xmlns:cx1="http://schemas.microsoft.com/office/drawing/2015/9/8/chartex" xmlns:cx2="http://schemas.microsoft.com/office/drawing/2015/10/21/chartex" xmlns:cx3="http://schemas.microsoft.com/office/drawing/2016/5/9/chartex" xmlns:cx4="http://schemas.microsoft.com/office/drawing/2016/5/10/chartex" xmlns:cx5="http://schemas.microsoft.com/office/drawing/2016/5/11/chartex" xmlns:cx6="http://schemas.microsoft.com/office/drawing/2016/5/12/chartex" xmlns:cx7="http://schemas.microsoft.com/office/drawing/2016/5/13/chartex" xmlns:cx8="http://schemas.microsoft.com/office/drawing/2016/5/14/chartex" xmlns:mc="http://schemas.openxmlformats.org/markup-compatibility/2006" xmlns:m="http://schemas.openxmlformats.org/officeDocument/2006/math" xmlns:aink="http://schemas.microsoft.com/office/drawing/2016/ink" xmlns:am3d="http://schemas.microsoft.com/office/drawing/2017/model3d" xmlns:oel="http://schemas.microsoft.com/office/2019/extlst" xmlns:r="http://schemas.openxmlformats.org/officeDocument/2006/relationships" xmlns:wp14="http://schemas.microsoft.com/office/word/2010/wordprocessingDrawing" xmlns:wp="http://schemas.openxmlformats.org/drawingml/2006/wordprocessingDrawing" xmlns:wpg="http://schemas.microsoft.com/office/word/2010/wordprocessingGroup" xmlns:wpi="http://schemas.microsoft.com/office/word/2010/wordprocessingInk" xmlns:wps="http://schemas.microsoft.com/office/word/2010/wordprocessingShape" xmlns:o="urn:schemas-microsoft-com:office:office" xmlns:v="urn:schemas-microsoft-com:vml" xmlns:w10="urn:schemas-microsoft-com:office:word" xmlns:w="http://schemas.openxmlformats.org/wordprocessingml/2006/main" xmlns:w14="http://schemas.microsoft.com/office/word/2010/wordml" xmlns:w15="http://schemas.microsoft.com/office/word/2012/wordml" xmlns:w16cei="http://schemas.microsoft.com/office/word/2026/wordml/cei" xmlns:w16cex="http://schemas.microsoft.com/office/word/2018/wordml/cex" xmlns:w16cid="http://schemas.microsoft.com/office/word/2016/wordml/cid" xmlns:w16="http://schemas.microsoft.com/office/word/2018/wordml" xmlns:w16sdtdh="http://schemas.microsoft.com/office/word/2020/wordml/sdtdatahash" xmlns:w16sdtfl="http://schemas.microsoft.com/office/word/2024/wordml/sdtformatlock" xmlns:w16se="http://schemas.microsoft.com/office/word/2015/wordml/symex" xmlns:w16du="http://schemas.microsoft.com/office/word/2023/wordml/word16du" xmlns:wne="http://schemas.microsoft.com/office/word/2006/wordml" mc:Ignorable="w14 w15 w16se w16cid w16 w16cex w16sdtdh w16sdtfl w16du wp14">
   <w:p>
     <w:pPr>
       <w:pStyle w:val="En-tte"/>
@@ -6628,7 +6665,7 @@
 </file>
 
 <file path=word/numbering.xml><?xml version="1.0" encoding="utf-8"?>
-<w:numbering xmlns:wpc="http://schemas.microsoft.com/office/word/2010/wordprocessingCanvas" xmlns:cx="http://schemas.microsoft.com/office/drawing/2014/chartex" xmlns:cx1="http://schemas.microsoft.com/office/drawing/2015/9/8/chartex" xmlns:cx2="http://schemas.microsoft.com/office/drawing/2015/10/21/chartex" xmlns:cx3="http://schemas.microsoft.com/office/drawing/2016/5/9/chartex" xmlns:cx4="http://schemas.microsoft.com/office/drawing/2016/5/10/chartex" xmlns:cx5="http://schemas.microsoft.com/office/drawing/2016/5/11/chartex" xmlns:cx6="http://schemas.microsoft.com/office/drawing/2016/5/12/chartex" xmlns:cx7="http://schemas.microsoft.com/office/drawing/2016/5/13/chartex" xmlns:cx8="http://schemas.microsoft.com/office/drawing/2016/5/14/chartex" xmlns:mc="http://schemas.openxmlformats.org/markup-compatibility/2006" xmlns:aink="http://schemas.microsoft.com/office/drawing/2016/ink" xmlns:am3d="http://schemas.microsoft.com/office/drawing/2017/model3d" xmlns:o="urn:schemas-microsoft-com:office:office" xmlns:oel="http://schemas.microsoft.com/office/2019/extlst" xmlns:r="http://schemas.openxmlformats.org/officeDocument/2006/relationships" xmlns:m="http://schemas.openxmlformats.org/officeDocument/2006/math" xmlns:v="urn:schemas-microsoft-com:vml" xmlns:wp14="http://schemas.microsoft.com/office/word/2010/wordprocessingDrawing" xmlns:wp="http://schemas.openxmlformats.org/drawingml/2006/wordprocessingDrawing" xmlns:w10="urn:schemas-microsoft-com:office:word" xmlns:w="http://schemas.openxmlformats.org/wordprocessingml/2006/main" xmlns:w14="http://schemas.microsoft.com/office/word/2010/wordml" xmlns:w15="http://schemas.microsoft.com/office/word/2012/wordml" xmlns:w16cex="http://schemas.microsoft.com/office/word/2018/wordml/cex" xmlns:w16cid="http://schemas.microsoft.com/office/word/2016/wordml/cid" xmlns:w16="http://schemas.microsoft.com/office/word/2018/wordml" xmlns:w16du="http://schemas.microsoft.com/office/word/2023/wordml/word16du" xmlns:w16sdtdh="http://schemas.microsoft.com/office/word/2020/wordml/sdtdatahash" xmlns:w16sdtfl="http://schemas.microsoft.com/office/word/2024/wordml/sdtformatlock" xmlns:w16se="http://schemas.microsoft.com/office/word/2015/wordml/symex" xmlns:wpg="http://schemas.microsoft.com/office/word/2010/wordprocessingGroup" xmlns:wpi="http://schemas.microsoft.com/office/word/2010/wordprocessingInk" xmlns:wne="http://schemas.microsoft.com/office/word/2006/wordml" xmlns:wps="http://schemas.microsoft.com/office/word/2010/wordprocessingShape" mc:Ignorable="w14 w15 w16se w16cid w16 w16cex w16sdtdh w16sdtfl w16du wp14">
+<w:numbering xmlns:wpc="http://schemas.microsoft.com/office/word/2010/wordprocessingCanvas" xmlns:cx="http://schemas.microsoft.com/office/drawing/2014/chartex" xmlns:cx1="http://schemas.microsoft.com/office/drawing/2015/9/8/chartex" xmlns:cx2="http://schemas.microsoft.com/office/drawing/2015/10/21/chartex" xmlns:cx3="http://schemas.microsoft.com/office/drawing/2016/5/9/chartex" xmlns:cx4="http://schemas.microsoft.com/office/drawing/2016/5/10/chartex" xmlns:cx5="http://schemas.microsoft.com/office/drawing/2016/5/11/chartex" xmlns:cx6="http://schemas.microsoft.com/office/drawing/2016/5/12/chartex" xmlns:cx7="http://schemas.microsoft.com/office/drawing/2016/5/13/chartex" xmlns:cx8="http://schemas.microsoft.com/office/drawing/2016/5/14/chartex" xmlns:mc="http://schemas.openxmlformats.org/markup-compatibility/2006" xmlns:m="http://schemas.openxmlformats.org/officeDocument/2006/math" xmlns:aink="http://schemas.microsoft.com/office/drawing/2016/ink" xmlns:am3d="http://schemas.microsoft.com/office/drawing/2017/model3d" xmlns:oel="http://schemas.microsoft.com/office/2019/extlst" xmlns:r="http://schemas.openxmlformats.org/officeDocument/2006/relationships" xmlns:wp14="http://schemas.microsoft.com/office/word/2010/wordprocessingDrawing" xmlns:wp="http://schemas.openxmlformats.org/drawingml/2006/wordprocessingDrawing" xmlns:wpg="http://schemas.microsoft.com/office/word/2010/wordprocessingGroup" xmlns:wpi="http://schemas.microsoft.com/office/word/2010/wordprocessingInk" xmlns:wps="http://schemas.microsoft.com/office/word/2010/wordprocessingShape" xmlns:o="urn:schemas-microsoft-com:office:office" xmlns:v="urn:schemas-microsoft-com:vml" xmlns:w10="urn:schemas-microsoft-com:office:word" xmlns:w="http://schemas.openxmlformats.org/wordprocessingml/2006/main" xmlns:w14="http://schemas.microsoft.com/office/word/2010/wordml" xmlns:w15="http://schemas.microsoft.com/office/word/2012/wordml" xmlns:w16cei="http://schemas.microsoft.com/office/word/2026/wordml/cei" xmlns:w16cex="http://schemas.microsoft.com/office/word/2018/wordml/cex" xmlns:w16cid="http://schemas.microsoft.com/office/word/2016/wordml/cid" xmlns:w16="http://schemas.microsoft.com/office/word/2018/wordml" xmlns:w16sdtdh="http://schemas.microsoft.com/office/word/2020/wordml/sdtdatahash" xmlns:w16sdtfl="http://schemas.microsoft.com/office/word/2024/wordml/sdtformatlock" xmlns:w16se="http://schemas.microsoft.com/office/word/2015/wordml/symex" xmlns:w16du="http://schemas.microsoft.com/office/word/2023/wordml/word16du" xmlns:wne="http://schemas.microsoft.com/office/word/2006/wordml" mc:Ignorable="w14 w15 w16se w16cid w16 w16cex w16sdtdh w16sdtfl w16du wp14">
   <w:abstractNum w:abstractNumId="0" w15:restartNumberingAfterBreak="0">
     <w:nsid w:val="FFFFFF7C"/>
     <w:multiLevelType w:val="singleLevel"/>
@@ -6947,7 +6984,7 @@
 </file>
 
 <file path=word/styles.xml><?xml version="1.0" encoding="utf-8"?>
-<w:styles xmlns:mc="http://schemas.openxmlformats.org/markup-compatibility/2006" xmlns:r="http://schemas.openxmlformats.org/officeDocument/2006/relationships" xmlns:w="http://schemas.openxmlformats.org/wordprocessingml/2006/main" xmlns:w14="http://schemas.microsoft.com/office/word/2010/wordml" xmlns:w15="http://schemas.microsoft.com/office/word/2012/wordml" xmlns:w16cex="http://schemas.microsoft.com/office/word/2018/wordml/cex" xmlns:w16cid="http://schemas.microsoft.com/office/word/2016/wordml/cid" xmlns:w16="http://schemas.microsoft.com/office/word/2018/wordml" xmlns:w16du="http://schemas.microsoft.com/office/word/2023/wordml/word16du" xmlns:w16sdtdh="http://schemas.microsoft.com/office/word/2020/wordml/sdtdatahash" xmlns:w16sdtfl="http://schemas.microsoft.com/office/word/2024/wordml/sdtformatlock" xmlns:w16se="http://schemas.microsoft.com/office/word/2015/wordml/symex" mc:Ignorable="w14 w15 w16se w16cid w16 w16cex w16sdtdh w16sdtfl w16du">
+<w:styles xmlns:mc="http://schemas.openxmlformats.org/markup-compatibility/2006" xmlns:r="http://schemas.openxmlformats.org/officeDocument/2006/relationships" xmlns:w="http://schemas.openxmlformats.org/wordprocessingml/2006/main" xmlns:w14="http://schemas.microsoft.com/office/word/2010/wordml" xmlns:w15="http://schemas.microsoft.com/office/word/2012/wordml" xmlns:w16cex="http://schemas.microsoft.com/office/word/2018/wordml/cex" xmlns:w16cid="http://schemas.microsoft.com/office/word/2016/wordml/cid" xmlns:w16="http://schemas.microsoft.com/office/word/2018/wordml" xmlns:w16sdtdh="http://schemas.microsoft.com/office/word/2020/wordml/sdtdatahash" xmlns:w16sdtfl="http://schemas.microsoft.com/office/word/2024/wordml/sdtformatlock" xmlns:w16se="http://schemas.microsoft.com/office/word/2015/wordml/symex" xmlns:w16du="http://schemas.microsoft.com/office/word/2023/wordml/word16du" mc:Ignorable="w14 w15 w16se w16cid w16 w16cex w16sdtdh w16sdtfl w16du">
   <w:docDefaults>
     <w:rPrDefault>
       <w:rPr>

--- a/templates_word/conventiondespparis.docx
+++ b/templates_word/conventiondespparis.docx
@@ -596,27 +596,13 @@
         </w:rPr>
         <w:br w:type="page"/>
       </w:r>
-    </w:p>
-    <w:p>
-      <w:pPr>
-        <w:spacing w:before="120" w:after="120"/>
+      <w:r>
         <w:rPr>
           <w:b/>
           <w:color w:val="000000"/>
           <w:sz w:val="24"/>
         </w:rPr>
-      </w:pPr>
-    </w:p>
-    <w:p>
-      <w:pPr>
-        <w:spacing w:before="120" w:after="120"/>
-      </w:pPr>
-      <w:r>
-        <w:rPr>
-          <w:b/>
-          <w:color w:val="000000"/>
-          <w:sz w:val="24"/>
-        </w:rPr>
+        <w:lastRenderedPageBreak/>
         <w:t>Article 1 - Objet</w:t>
       </w:r>
     </w:p>
@@ -911,31 +897,13 @@
         </w:rPr>
         <w:br w:type="page"/>
       </w:r>
-    </w:p>
-    <w:p>
-      <w:pPr>
-        <w:spacing w:after="80"/>
+      <w:r>
         <w:rPr>
           <w:b/>
           <w:sz w:val="21"/>
           <w:szCs w:val="21"/>
         </w:rPr>
-      </w:pPr>
-    </w:p>
-    <w:p>
-      <w:pPr>
-        <w:spacing w:after="80"/>
-        <w:rPr>
-          <w:sz w:val="21"/>
-          <w:szCs w:val="21"/>
-        </w:rPr>
-      </w:pPr>
-      <w:r>
-        <w:rPr>
-          <w:b/>
-          <w:sz w:val="21"/>
-          <w:szCs w:val="21"/>
-        </w:rPr>
+        <w:lastRenderedPageBreak/>
         <w:t>Durée de la formation</w:t>
       </w:r>
       <w:r>
@@ -1694,27 +1662,13 @@
         </w:rPr>
         <w:br w:type="page"/>
       </w:r>
-    </w:p>
-    <w:p>
-      <w:pPr>
-        <w:spacing w:before="200" w:after="120"/>
+      <w:r>
         <w:rPr>
           <w:b/>
           <w:color w:val="000000"/>
           <w:sz w:val="24"/>
         </w:rPr>
-      </w:pPr>
-    </w:p>
-    <w:p>
-      <w:pPr>
-        <w:spacing w:before="200" w:after="120"/>
-      </w:pPr>
-      <w:r>
-        <w:rPr>
-          <w:b/>
-          <w:color w:val="000000"/>
-          <w:sz w:val="24"/>
-        </w:rPr>
+        <w:lastRenderedPageBreak/>
         <w:t>Article 4 bis – Modalités de la formation à distance</w:t>
       </w:r>
     </w:p>
@@ -1996,123 +1950,153 @@
         <w:br w:type="page"/>
       </w:r>
     </w:p>
-    <w:p>
-      <w:pPr>
-        <w:spacing w:after="80"/>
-        <w:jc w:val="both"/>
-      </w:pPr>
-    </w:p>
-    <w:p>
-      <w:pPr>
-        <w:spacing w:after="80"/>
-        <w:jc w:val="both"/>
-      </w:pPr>
-    </w:p>
-    <w:p>
-      <w:pPr>
-        <w:spacing w:after="80"/>
-        <w:jc w:val="both"/>
+    <w:p/>
+    <w:p>
+      <w:r>
         <w:rPr>
           <w:b/>
           <w:bCs/>
         </w:rPr>
-      </w:pPr>
-      <w:r>
+        <w:t>Conformément à l’article D.6313-3-1 du Code du travail, la formation comporte des séquences réalisées à distance comprenant :</w:t>
+      </w:r>
+    </w:p>
+    <w:p>
+      <w:pPr>
+        <w:spacing w:after="80"/>
+        <w:jc w:val="both"/>
         <w:rPr>
           <w:b/>
           <w:bCs/>
         </w:rPr>
-        <w:t>Conformément à l’article D.6313-3-1 du Code du travail, la formation comporte des séquences réalisées à distance comprenant :</w:t>
-      </w:r>
-    </w:p>
-    <w:p>
-      <w:pPr>
-        <w:spacing w:after="80"/>
-        <w:jc w:val="both"/>
+      </w:pPr>
+    </w:p>
+    <w:p>
+      <w:pPr>
+        <w:spacing w:after="80"/>
+        <w:jc w:val="both"/>
+      </w:pPr>
+      <w:r>
+        <w:t>1° Une assistance technique et pédagogique appropriée, assurée par l’équipe pédagogique de l’organisme de formation, permettant au stagiaire d’être accompagné tout au long de son parcours (assistance technique, échanges pédagogiques, suivi individualisé).</w:t>
+      </w:r>
+    </w:p>
+    <w:p>
+      <w:pPr>
+        <w:spacing w:after="80"/>
+        <w:jc w:val="both"/>
+      </w:pPr>
+    </w:p>
+    <w:p>
+      <w:pPr>
+        <w:spacing w:after="80"/>
+        <w:jc w:val="both"/>
+      </w:pPr>
+      <w:r>
+        <w:t>2° Une information du bénéficiaire sur les activités pédagogiques à effectuer à distance et leur durée moyenne, comprenant notamment des modules de cours en ligne, des études de cas, des travaux écrits, des exercices d’application et des QCM. La durée moyenne de réalisation de ces activités est communiquée au stagiaire et s’inscrit dans le volume global de 175 heures de formation à distance.</w:t>
+      </w:r>
+    </w:p>
+    <w:p>
+      <w:pPr>
+        <w:spacing w:after="80"/>
+        <w:jc w:val="both"/>
+      </w:pPr>
+    </w:p>
+    <w:p>
+      <w:pPr>
+        <w:spacing w:after="80"/>
+        <w:jc w:val="both"/>
+      </w:pPr>
+      <w:r>
+        <w:t>3° Des évaluations qui jalonnent et concluent l’action de formation, réalisées sous forme de QCM, travaux évalués et évaluations continues, permettant d’attester de l’acquisition progressive des compétences.</w:t>
+      </w:r>
+    </w:p>
+    <w:p>
+      <w:pPr>
+        <w:spacing w:before="160" w:after="80"/>
         <w:rPr>
           <w:b/>
-          <w:bCs/>
-        </w:rPr>
-      </w:pPr>
-    </w:p>
-    <w:p>
-      <w:pPr>
-        <w:spacing w:after="80"/>
-        <w:jc w:val="both"/>
-      </w:pPr>
-      <w:r>
-        <w:t>1° Une assistance technique et pédagogique appropriée, assurée par l’équipe pédagogique de l’organisme de formation, permettant au stagiaire d’être accompagné tout au long de son parcours (assistance technique, échanges pédagogiques, suivi individualisé).</w:t>
-      </w:r>
-    </w:p>
-    <w:p>
-      <w:pPr>
-        <w:spacing w:after="80"/>
-        <w:jc w:val="both"/>
-      </w:pPr>
-    </w:p>
-    <w:p>
-      <w:pPr>
-        <w:spacing w:after="80"/>
-        <w:jc w:val="both"/>
-      </w:pPr>
-      <w:r>
-        <w:t>2° Une information du bénéficiaire sur les activités pédagogiques à effectuer à distance et leur durée moyenne, comprenant notamment des modules de cours en ligne, des études de cas, des travaux écrits, des exercices d’application et des QCM. La durée moyenne de réalisation de ces activités est communiquée au stagiaire et s’inscrit dans le volume global de 175 heures de formation à distance.</w:t>
-      </w:r>
-    </w:p>
-    <w:p>
-      <w:pPr>
-        <w:spacing w:after="80"/>
-        <w:jc w:val="both"/>
-      </w:pPr>
-    </w:p>
-    <w:p>
-      <w:pPr>
-        <w:spacing w:after="80"/>
-        <w:jc w:val="both"/>
-      </w:pPr>
-      <w:r>
-        <w:t>3° Des évaluations qui jalonnent et concluent l’action de formation, réalisées sous forme de QCM, travaux évalués et évaluations continues, permettant d’attester de l’acquisition progressive des compétences.</w:t>
+        </w:rPr>
+      </w:pPr>
+    </w:p>
+    <w:p>
+      <w:pPr>
+        <w:rPr>
+          <w:b/>
+        </w:rPr>
+      </w:pPr>
+      <w:r>
+        <w:rPr>
+          <w:b/>
+        </w:rPr>
+        <w:br w:type="page"/>
+      </w:r>
+      <w:r>
+        <w:rPr>
+          <w:b/>
+        </w:rPr>
+        <w:lastRenderedPageBreak/>
+        <w:t>Activités visées :</w:t>
+      </w:r>
+    </w:p>
+    <w:p>
+      <w:pPr>
+        <w:spacing w:after="80"/>
+        <w:ind w:left="360" w:hanging="216"/>
+        <w:jc w:val="both"/>
+      </w:pPr>
+      <w:r>
+        <w:t>- Cadrage du projet de création ou de reprise d’entreprise de sécurité privée</w:t>
+      </w:r>
+    </w:p>
+    <w:p>
+      <w:pPr>
+        <w:spacing w:after="80"/>
+        <w:ind w:left="360" w:hanging="216"/>
+        <w:jc w:val="both"/>
+      </w:pPr>
+      <w:r>
+        <w:t>- Sécurisation et conformité des règles, principes et normes régissant le secteur de la sécurité privée</w:t>
+      </w:r>
+    </w:p>
+    <w:p>
+      <w:pPr>
+        <w:spacing w:after="80"/>
+        <w:ind w:left="360" w:hanging="216"/>
+        <w:jc w:val="both"/>
+      </w:pPr>
+      <w:r>
+        <w:t>- Gestion financière, juridique et administrative de l’entreprise de sécurité privée</w:t>
+      </w:r>
+    </w:p>
+    <w:p>
+      <w:pPr>
+        <w:spacing w:after="80"/>
+        <w:ind w:left="360" w:hanging="216"/>
+        <w:jc w:val="both"/>
+      </w:pPr>
+      <w:r>
+        <w:t>- Gestion marketing et commerciale de l’entreprise de sécurité privée</w:t>
+      </w:r>
+    </w:p>
+    <w:p>
+      <w:pPr>
+        <w:spacing w:after="80"/>
+        <w:ind w:left="360" w:hanging="216"/>
+        <w:jc w:val="both"/>
+      </w:pPr>
+      <w:r>
+        <w:t>- Constitution, management et pilotage d’une équipe de sécurité privée</w:t>
       </w:r>
     </w:p>
     <w:p>
       <w:pPr>
         <w:spacing w:before="160" w:after="80"/>
+        <w:jc w:val="both"/>
+      </w:pPr>
+      <w:r>
         <w:rPr>
           <w:b/>
         </w:rPr>
-      </w:pPr>
-    </w:p>
-    <w:p>
-      <w:pPr>
-        <w:rPr>
-          <w:b/>
-        </w:rPr>
-      </w:pPr>
-      <w:r>
-        <w:rPr>
-          <w:b/>
-        </w:rPr>
-        <w:br w:type="page"/>
-      </w:r>
-    </w:p>
-    <w:p>
-      <w:pPr>
-        <w:spacing w:before="160" w:after="80"/>
-        <w:rPr>
-          <w:b/>
-        </w:rPr>
-      </w:pPr>
-    </w:p>
-    <w:p>
-      <w:pPr>
-        <w:spacing w:before="160" w:after="80"/>
-        <w:jc w:val="both"/>
-      </w:pPr>
-      <w:r>
-        <w:rPr>
-          <w:b/>
-        </w:rPr>
-        <w:t>Activités visées :</w:t>
+        <w:t>Compétences attestées :</w:t>
       </w:r>
     </w:p>
     <w:p>
@@ -2122,7 +2106,7 @@
         <w:jc w:val="both"/>
       </w:pPr>
       <w:r>
-        <w:t>- Cadrage du projet de création ou de reprise d’entreprise de sécurité privée</w:t>
+        <w:t>- Positionner son projet de création ou de reprise d’entreprise de sécurité privée à partir des informations issues de son environnement institutionnel en France</w:t>
       </w:r>
     </w:p>
     <w:p>
@@ -2132,7 +2116,7 @@
         <w:jc w:val="both"/>
       </w:pPr>
       <w:r>
-        <w:t>- Sécurisation et conformité des règles, principes et normes régissant le secteur de la sécurité privée</w:t>
+        <w:t>- Réaliser un Business plan de son projet de création d’entreprise</w:t>
       </w:r>
     </w:p>
     <w:p>
@@ -2142,7 +2126,7 @@
         <w:jc w:val="both"/>
       </w:pPr>
       <w:r>
-        <w:t>- Gestion financière, juridique et administrative de l’entreprise de sécurité privée</w:t>
+        <w:t>- Comparer les différents cadres juridiques possibles liés aux entreprises de sécurité privée</w:t>
       </w:r>
     </w:p>
     <w:p>
@@ -2152,7 +2136,7 @@
         <w:jc w:val="both"/>
       </w:pPr>
       <w:r>
-        <w:t>- Gestion marketing et commerciale de l’entreprise de sécurité privée</w:t>
+        <w:t>- Effectuer les démarches nécessaires de création, de reprise ou de rachat d’une entreprise de sécurité privée</w:t>
       </w:r>
     </w:p>
     <w:p>
@@ -2162,19 +2146,7 @@
         <w:jc w:val="both"/>
       </w:pPr>
       <w:r>
-        <w:t>- Constitution, management et pilotage d’une équipe de sécurité privée</w:t>
-      </w:r>
-    </w:p>
-    <w:p>
-      <w:pPr>
-        <w:spacing w:before="160" w:after="80"/>
-        <w:jc w:val="both"/>
-      </w:pPr>
-      <w:r>
-        <w:rPr>
-          <w:b/>
-        </w:rPr>
-        <w:t>Compétences attestées :</w:t>
+        <w:t>- Vérifier dans les activités menées dans la société de sécurité privée l’application conforme des règles, principes, normes régissant le secteur afin d’en assurer la sécurisation</w:t>
       </w:r>
     </w:p>
     <w:p>
@@ -2184,7 +2156,7 @@
         <w:jc w:val="both"/>
       </w:pPr>
       <w:r>
-        <w:t>- Positionner son projet de création ou de reprise d’entreprise de sécurité privée à partir des informations issues de son environnement institutionnel en France</w:t>
+        <w:t>- Contrôler la bonne tenue des opérations comptables à partir d’un système de suivi financier structuré et fiable</w:t>
       </w:r>
     </w:p>
     <w:p>
@@ -2194,7 +2166,7 @@
         <w:jc w:val="both"/>
       </w:pPr>
       <w:r>
-        <w:t>- Réaliser un Business plan de son projet de création d’entreprise</w:t>
+        <w:t>- Mobiliser les différentes aides de financement possibles et dispositifs d’optimisations fiscales</w:t>
       </w:r>
     </w:p>
     <w:p>
@@ -2204,7 +2176,7 @@
         <w:jc w:val="both"/>
       </w:pPr>
       <w:r>
-        <w:t>- Comparer les différents cadres juridiques possibles liés aux entreprises de sécurité privée</w:t>
+        <w:t>- Contrôler les différentes déclarations fiscales réalisées (TVA, impôt sur les sociétés …)</w:t>
       </w:r>
     </w:p>
     <w:p>
@@ -2214,7 +2186,7 @@
         <w:jc w:val="both"/>
       </w:pPr>
       <w:r>
-        <w:t>- Effectuer les démarches nécessaires de création, de reprise ou de rachat d’une entreprise de sécurité privée</w:t>
+        <w:t>- Piloter l’équilibre financier de l’entreprise</w:t>
       </w:r>
     </w:p>
     <w:p>
@@ -2224,7 +2196,7 @@
         <w:jc w:val="both"/>
       </w:pPr>
       <w:r>
-        <w:t>- Vérifier dans les activités menées dans la société de sécurité privée l’application conforme des règles, principes, normes régissant le secteur afin d’en assurer la sécurisation</w:t>
+        <w:t>- Gérer les contrats de travail du personnel</w:t>
       </w:r>
     </w:p>
     <w:p>
@@ -2234,7 +2206,7 @@
         <w:jc w:val="both"/>
       </w:pPr>
       <w:r>
-        <w:t>- Contrôler la bonne tenue des opérations comptables à partir d’un système de suivi financier structuré et fiable</w:t>
+        <w:t>- Mettre en œuvre l’ensemble des obligations en lien avec les différentes réglementations qui régissent le personnel</w:t>
       </w:r>
     </w:p>
     <w:p>
@@ -2244,7 +2216,7 @@
         <w:jc w:val="both"/>
       </w:pPr>
       <w:r>
-        <w:t>- Mobiliser les différentes aides de financement possibles et dispositifs d’optimisations fiscales</w:t>
+        <w:t>- Assurer l’approvisionnement des différents équipements de sécurité nécessaires</w:t>
       </w:r>
     </w:p>
     <w:p>
@@ -2254,7 +2226,7 @@
         <w:jc w:val="both"/>
       </w:pPr>
       <w:r>
-        <w:t>- Contrôler les différentes déclarations fiscales réalisées (TVA, impôt sur les sociétés …)</w:t>
+        <w:t>- Mettre en place un système régulier d’entretien et de maintenance des équipements</w:t>
       </w:r>
     </w:p>
     <w:p>
@@ -2264,7 +2236,7 @@
         <w:jc w:val="both"/>
       </w:pPr>
       <w:r>
-        <w:t>- Piloter l’équilibre financier de l’entreprise</w:t>
+        <w:t>- Organiser le stockage et la distribution des équipements de sécurité</w:t>
       </w:r>
     </w:p>
     <w:p>
@@ -2274,7 +2246,7 @@
         <w:jc w:val="both"/>
       </w:pPr>
       <w:r>
-        <w:t>- Gérer les contrats de travail du personnel</w:t>
+        <w:t>- Élaborer un plan de communication commercial selon la stratégie marketing définie</w:t>
       </w:r>
     </w:p>
     <w:p>
@@ -2284,7 +2256,7 @@
         <w:jc w:val="both"/>
       </w:pPr>
       <w:r>
-        <w:t>- Mettre en œuvre l’ensemble des obligations en lien avec les différentes réglementations qui régissent le personnel</w:t>
+        <w:t>- Piloter la mise en œuvre du plan de communication commercial</w:t>
       </w:r>
     </w:p>
     <w:p>
@@ -2294,7 +2266,7 @@
         <w:jc w:val="both"/>
       </w:pPr>
       <w:r>
-        <w:t>- Assurer l’approvisionnement des différents équipements de sécurité nécessaires</w:t>
+        <w:t>- Créer des partenariats stratégiques faisant sens avec les activités de sécurité privée</w:t>
       </w:r>
     </w:p>
     <w:p>
@@ -2304,7 +2276,7 @@
         <w:jc w:val="both"/>
       </w:pPr>
       <w:r>
-        <w:t>- Mettre en place un système régulier d’entretien et de maintenance des équipements</w:t>
+        <w:t>- Réaliser une veille commerciale sur le marché via les différents supports d’appels d’offres disponibles</w:t>
       </w:r>
     </w:p>
     <w:p>
@@ -2314,7 +2286,7 @@
         <w:jc w:val="both"/>
       </w:pPr>
       <w:r>
-        <w:t>- Organiser le stockage et la distribution des équipements de sécurité</w:t>
+        <w:t>- Analyser le cahier des charges d’un appel d’offre</w:t>
       </w:r>
     </w:p>
     <w:p>
@@ -2324,7 +2296,7 @@
         <w:jc w:val="both"/>
       </w:pPr>
       <w:r>
-        <w:t>- Élaborer un plan de communication commercial selon la stratégie marketing définie</w:t>
+        <w:t>- Réaliser une proposition commerciale en réponse à l’appel d’offre</w:t>
       </w:r>
     </w:p>
     <w:p>
@@ -2334,7 +2306,7 @@
         <w:jc w:val="both"/>
       </w:pPr>
       <w:r>
-        <w:t>- Piloter la mise en œuvre du plan de communication commercial</w:t>
+        <w:t>- Gérer la relation clientèle pendant la prestation fournie</w:t>
       </w:r>
     </w:p>
     <w:p>
@@ -2344,7 +2316,7 @@
         <w:jc w:val="both"/>
       </w:pPr>
       <w:r>
-        <w:t>- Créer des partenariats stratégiques faisant sens avec les activités de sécurité privée</w:t>
+        <w:t>- Gérer les cas de ruptures de contrats avec les clients</w:t>
       </w:r>
     </w:p>
     <w:p>
@@ -2354,8 +2326,13 @@
         <w:jc w:val="both"/>
       </w:pPr>
       <w:r>
-        <w:t>- Réaliser une veille commerciale sur le marché via les différents supports d’appels d’offres disponibles</w:t>
-      </w:r>
+        <w:t xml:space="preserve">- Élaborer des processus de recrutement prenant en compte les différentes organisations et supports de </w:t>
+      </w:r>
+      <w:proofErr w:type="spellStart"/>
+      <w:r>
+        <w:t>sourcing</w:t>
+      </w:r>
+      <w:proofErr w:type="spellEnd"/>
     </w:p>
     <w:p>
       <w:pPr>
@@ -2364,7 +2341,7 @@
         <w:jc w:val="both"/>
       </w:pPr>
       <w:r>
-        <w:t>- Analyser le cahier des charges d’un appel d’offre</w:t>
+        <w:t>- Mener des entretiens de recrutement avec les candidats</w:t>
       </w:r>
     </w:p>
     <w:p>
@@ -2374,108 +2351,379 @@
         <w:jc w:val="both"/>
       </w:pPr>
       <w:r>
-        <w:t>- Réaliser une proposition commerciale en réponse à l’appel d’offre</w:t>
+        <w:t>- Répartir les rôles et activités de chacun des collaborateurs concernés par une mission de sécurité privée</w:t>
       </w:r>
     </w:p>
     <w:p>
       <w:pPr>
         <w:spacing w:after="80"/>
         <w:ind w:left="360" w:hanging="216"/>
-        <w:jc w:val="both"/>
-      </w:pPr>
-      <w:r>
-        <w:t>- Gérer la relation clientèle pendant la prestation fournie</w:t>
+      </w:pPr>
+      <w:r>
+        <w:lastRenderedPageBreak/>
+        <w:t>- Piloter son équipe vers la performance en l’accompagnant avec des objectifs précis et des plans d’actions opérationnels</w:t>
       </w:r>
     </w:p>
     <w:p>
       <w:pPr>
         <w:spacing w:after="80"/>
         <w:ind w:left="360" w:hanging="216"/>
-        <w:jc w:val="both"/>
-      </w:pPr>
-      <w:r>
-        <w:t>- Gérer les cas de ruptures de contrats avec les clients</w:t>
+      </w:pPr>
+      <w:r>
+        <w:t>- Concevoir et mettre en œuvre des processus de supervision, d’évaluation et de régulation des employés</w:t>
       </w:r>
     </w:p>
     <w:p>
       <w:pPr>
         <w:spacing w:after="80"/>
         <w:ind w:left="360" w:hanging="216"/>
-        <w:jc w:val="both"/>
-      </w:pPr>
-      <w:r>
-        <w:t xml:space="preserve">- Élaborer des processus de recrutement prenant en compte les différentes organisations et supports de </w:t>
-      </w:r>
-      <w:proofErr w:type="spellStart"/>
-      <w:r>
-        <w:t>sourcing</w:t>
-      </w:r>
-      <w:proofErr w:type="spellEnd"/>
+      </w:pPr>
+      <w:r>
+        <w:t>- Gérer les situations difficiles et conflictuelles avec les collaborateurs</w:t>
+      </w:r>
     </w:p>
     <w:p>
       <w:pPr>
         <w:spacing w:after="80"/>
         <w:ind w:left="360" w:hanging="216"/>
-        <w:jc w:val="both"/>
-      </w:pPr>
-      <w:r>
-        <w:t>- Mener des entretiens de recrutement avec les candidats</w:t>
+      </w:pPr>
+      <w:r>
+        <w:t>- Élaborer et mettre en œuvre un plan de développement des compétences couvrant les différents besoins de l’entreprise de sécurité</w:t>
       </w:r>
     </w:p>
     <w:p>
       <w:pPr>
         <w:spacing w:after="80"/>
         <w:ind w:left="360" w:hanging="216"/>
-        <w:jc w:val="both"/>
-      </w:pPr>
-      <w:r>
-        <w:lastRenderedPageBreak/>
-        <w:t>- Répartir les rôles et activités de chacun des collaborateurs concernés par une mission de sécurité privée</w:t>
+      </w:pPr>
+      <w:r>
+        <w:t>- Organiser des plans de progression de carrière sous différentes formes d’opportunités de développement</w:t>
       </w:r>
     </w:p>
     <w:p>
       <w:pPr>
         <w:spacing w:after="80"/>
         <w:ind w:left="360" w:hanging="216"/>
-      </w:pPr>
-      <w:r>
-        <w:t>- Piloter son équipe vers la performance en l’accompagnant avec des objectifs précis et des plans d’actions opérationnels</w:t>
-      </w:r>
-    </w:p>
-    <w:p>
-      <w:pPr>
-        <w:spacing w:after="80"/>
-        <w:ind w:left="360" w:hanging="216"/>
-      </w:pPr>
-      <w:r>
-        <w:t>- Concevoir et mettre en œuvre des processus de supervision, d’évaluation et de régulation des employés</w:t>
-      </w:r>
-    </w:p>
-    <w:p>
-      <w:pPr>
-        <w:spacing w:after="80"/>
-        <w:ind w:left="360" w:hanging="216"/>
-      </w:pPr>
-      <w:r>
-        <w:t>- Gérer les situations difficiles et conflictuelles avec les collaborateurs</w:t>
-      </w:r>
-    </w:p>
-    <w:p>
-      <w:pPr>
-        <w:spacing w:after="80"/>
-        <w:ind w:left="360" w:hanging="216"/>
-      </w:pPr>
-      <w:r>
-        <w:t>- Élaborer et mettre en œuvre un plan de développement des compétences couvrant les différents besoins de l’entreprise de sécurité</w:t>
-      </w:r>
-    </w:p>
-    <w:p>
-      <w:pPr>
-        <w:spacing w:after="80"/>
-        <w:ind w:left="360" w:hanging="216"/>
-      </w:pPr>
-      <w:r>
-        <w:t>- Organiser des plans de progression de carrière sous différentes formes d’opportunités de développement</w:t>
+        <w:rPr>
+          <w:sz w:val="24"/>
+          <w:szCs w:val="24"/>
+        </w:rPr>
+      </w:pPr>
+    </w:p>
+    <w:p>
+      <w:pPr>
+        <w:pStyle w:val="NormalWeb"/>
+        <w:jc w:val="both"/>
+        <w:rPr>
+          <w:rFonts w:ascii="Arial" w:hAnsi="Arial" w:cs="Arial"/>
+        </w:rPr>
+      </w:pPr>
+      <w:r>
+        <w:rPr>
+          <w:rStyle w:val="lev"/>
+          <w:rFonts w:ascii="Arial" w:hAnsi="Arial" w:cs="Arial"/>
+        </w:rPr>
+        <w:t>Article 4 ter – Obligation d’achèvement intégral de la formation à distance</w:t>
+      </w:r>
+    </w:p>
+    <w:p>
+      <w:pPr>
+        <w:pStyle w:val="NormalWeb"/>
+        <w:jc w:val="both"/>
+        <w:rPr>
+          <w:rFonts w:ascii="Arial" w:hAnsi="Arial" w:cs="Arial"/>
+          <w:sz w:val="20"/>
+          <w:szCs w:val="20"/>
+        </w:rPr>
+      </w:pPr>
+      <w:r>
+        <w:rPr>
+          <w:rFonts w:ascii="Arial" w:hAnsi="Arial" w:cs="Arial"/>
+          <w:sz w:val="20"/>
+          <w:szCs w:val="20"/>
+        </w:rPr>
+        <w:t xml:space="preserve">La formation à distance constitue une partie obligatoire et indissociable du parcours de formation. Elle représente un volume impératif de </w:t>
+      </w:r>
+      <w:r>
+        <w:rPr>
+          <w:rStyle w:val="lev"/>
+          <w:rFonts w:ascii="Arial" w:hAnsi="Arial" w:cs="Arial"/>
+          <w:sz w:val="20"/>
+          <w:szCs w:val="20"/>
+        </w:rPr>
+        <w:t>62 heures</w:t>
+      </w:r>
+      <w:r>
+        <w:rPr>
+          <w:rFonts w:ascii="Arial" w:hAnsi="Arial" w:cs="Arial"/>
+          <w:sz w:val="20"/>
+          <w:szCs w:val="20"/>
+        </w:rPr>
+        <w:t>, que le stagiaire s’engage à réaliser et à valider intégralement avant son entrée dans la phase présentielle de la formation.</w:t>
+      </w:r>
+    </w:p>
+    <w:p>
+      <w:pPr>
+        <w:pStyle w:val="NormalWeb"/>
+        <w:jc w:val="both"/>
+        <w:rPr>
+          <w:rFonts w:ascii="Arial" w:hAnsi="Arial" w:cs="Arial"/>
+          <w:sz w:val="20"/>
+          <w:szCs w:val="20"/>
+        </w:rPr>
+      </w:pPr>
+      <w:r>
+        <w:rPr>
+          <w:rFonts w:ascii="Arial" w:hAnsi="Arial" w:cs="Arial"/>
+          <w:sz w:val="20"/>
+          <w:szCs w:val="20"/>
+        </w:rPr>
+        <w:t xml:space="preserve">Le stagiaire doit avoir atteint un taux de progression de </w:t>
+      </w:r>
+      <w:r>
+        <w:rPr>
+          <w:rStyle w:val="lev"/>
+          <w:rFonts w:ascii="Arial" w:hAnsi="Arial" w:cs="Arial"/>
+          <w:sz w:val="20"/>
+          <w:szCs w:val="20"/>
+        </w:rPr>
+        <w:t>100 %</w:t>
+      </w:r>
+      <w:r>
+        <w:rPr>
+          <w:rFonts w:ascii="Arial" w:hAnsi="Arial" w:cs="Arial"/>
+          <w:sz w:val="20"/>
+          <w:szCs w:val="20"/>
+        </w:rPr>
+        <w:t>, avoir réalisé l’ensemble des activités pédagogiques demandées et avoir effectué les évaluations obligatoires au plus tard avant la date de début de la formation en présentiel.</w:t>
+      </w:r>
+    </w:p>
+    <w:p>
+      <w:pPr>
+        <w:pStyle w:val="NormalWeb"/>
+        <w:jc w:val="both"/>
+        <w:rPr>
+          <w:rFonts w:ascii="Arial" w:hAnsi="Arial" w:cs="Arial"/>
+          <w:sz w:val="20"/>
+          <w:szCs w:val="20"/>
+        </w:rPr>
+      </w:pPr>
+      <w:r>
+        <w:rPr>
+          <w:rFonts w:ascii="Arial" w:hAnsi="Arial" w:cs="Arial"/>
+          <w:sz w:val="20"/>
+          <w:szCs w:val="20"/>
+        </w:rPr>
+        <w:t>L’accomplissement des 62 heures est apprécié exclusivement à partir des éléments de suivi enregistrés par la plateforme de formation : relevés de connexion, temps d’activité effectif, progression dans les modules, travaux réalisés et évaluations effectuées. Une simple connexion à la plateforme, sans participation effective aux activités pédagogiques, ne peut être considérée comme du temps de formation réalisé.</w:t>
+      </w:r>
+    </w:p>
+    <w:p>
+      <w:pPr>
+        <w:pStyle w:val="NormalWeb"/>
+        <w:jc w:val="both"/>
+        <w:rPr>
+          <w:rFonts w:ascii="Arial" w:hAnsi="Arial" w:cs="Arial"/>
+          <w:sz w:val="20"/>
+          <w:szCs w:val="20"/>
+        </w:rPr>
+      </w:pPr>
+      <w:r>
+        <w:rPr>
+          <w:rFonts w:ascii="Arial" w:hAnsi="Arial" w:cs="Arial"/>
+          <w:sz w:val="20"/>
+          <w:szCs w:val="20"/>
+        </w:rPr>
+        <w:t xml:space="preserve">À défaut d’avoir intégralement réalisé et validé les </w:t>
+      </w:r>
+      <w:r>
+        <w:rPr>
+          <w:rStyle w:val="lev"/>
+          <w:rFonts w:ascii="Arial" w:hAnsi="Arial" w:cs="Arial"/>
+          <w:sz w:val="20"/>
+          <w:szCs w:val="20"/>
+        </w:rPr>
+        <w:t>62 heures de formation à distance</w:t>
+      </w:r>
+      <w:r>
+        <w:rPr>
+          <w:rFonts w:ascii="Arial" w:hAnsi="Arial" w:cs="Arial"/>
+          <w:sz w:val="20"/>
+          <w:szCs w:val="20"/>
+        </w:rPr>
+        <w:t xml:space="preserve"> dans le délai imparti :</w:t>
+      </w:r>
+    </w:p>
+    <w:p>
+      <w:pPr>
+        <w:pStyle w:val="NormalWeb"/>
+        <w:numPr>
+          <w:ilvl w:val="0"/>
+          <w:numId w:val="11"/>
+        </w:numPr>
+        <w:jc w:val="both"/>
+        <w:rPr>
+          <w:rFonts w:ascii="Arial" w:hAnsi="Arial" w:cs="Arial"/>
+          <w:sz w:val="20"/>
+          <w:szCs w:val="20"/>
+        </w:rPr>
+      </w:pPr>
+      <w:proofErr w:type="gramStart"/>
+      <w:r>
+        <w:rPr>
+          <w:rFonts w:ascii="Arial" w:hAnsi="Arial" w:cs="Arial"/>
+          <w:sz w:val="20"/>
+          <w:szCs w:val="20"/>
+        </w:rPr>
+        <w:t>le</w:t>
+      </w:r>
+      <w:proofErr w:type="gramEnd"/>
+      <w:r>
+        <w:rPr>
+          <w:rFonts w:ascii="Arial" w:hAnsi="Arial" w:cs="Arial"/>
+          <w:sz w:val="20"/>
+          <w:szCs w:val="20"/>
+        </w:rPr>
+        <w:t xml:space="preserve"> stagiaire ne sera pas autorisé à intégrer la phase présentielle de la formation ;</w:t>
+      </w:r>
+    </w:p>
+    <w:p>
+      <w:pPr>
+        <w:pStyle w:val="NormalWeb"/>
+        <w:numPr>
+          <w:ilvl w:val="0"/>
+          <w:numId w:val="11"/>
+        </w:numPr>
+        <w:jc w:val="both"/>
+        <w:rPr>
+          <w:rFonts w:ascii="Arial" w:hAnsi="Arial" w:cs="Arial"/>
+          <w:sz w:val="20"/>
+          <w:szCs w:val="20"/>
+        </w:rPr>
+      </w:pPr>
+      <w:proofErr w:type="gramStart"/>
+      <w:r>
+        <w:rPr>
+          <w:rFonts w:ascii="Arial" w:hAnsi="Arial" w:cs="Arial"/>
+          <w:sz w:val="20"/>
+          <w:szCs w:val="20"/>
+        </w:rPr>
+        <w:t>il</w:t>
+      </w:r>
+      <w:proofErr w:type="gramEnd"/>
+      <w:r>
+        <w:rPr>
+          <w:rFonts w:ascii="Arial" w:hAnsi="Arial" w:cs="Arial"/>
+          <w:sz w:val="20"/>
+          <w:szCs w:val="20"/>
+        </w:rPr>
+        <w:t xml:space="preserve"> ne pourra pas être présenté à l’examen final ;</w:t>
+      </w:r>
+    </w:p>
+    <w:p>
+      <w:pPr>
+        <w:pStyle w:val="NormalWeb"/>
+        <w:numPr>
+          <w:ilvl w:val="0"/>
+          <w:numId w:val="11"/>
+        </w:numPr>
+        <w:jc w:val="both"/>
+        <w:rPr>
+          <w:rFonts w:ascii="Arial" w:hAnsi="Arial" w:cs="Arial"/>
+          <w:sz w:val="20"/>
+          <w:szCs w:val="20"/>
+        </w:rPr>
+      </w:pPr>
+      <w:proofErr w:type="gramStart"/>
+      <w:r>
+        <w:rPr>
+          <w:rFonts w:ascii="Arial" w:hAnsi="Arial" w:cs="Arial"/>
+          <w:sz w:val="20"/>
+          <w:szCs w:val="20"/>
+        </w:rPr>
+        <w:t>aucune</w:t>
+      </w:r>
+      <w:proofErr w:type="gramEnd"/>
+      <w:r>
+        <w:rPr>
+          <w:rFonts w:ascii="Arial" w:hAnsi="Arial" w:cs="Arial"/>
+          <w:sz w:val="20"/>
+          <w:szCs w:val="20"/>
+        </w:rPr>
+        <w:t xml:space="preserve"> attestation de réalisation complète de la formation ni aucun document permettant de justifier de l’accomplissement du parcours réglementaire ne pourra lui être délivré.</w:t>
+      </w:r>
+    </w:p>
+    <w:p>
+      <w:pPr>
+        <w:pStyle w:val="NormalWeb"/>
+        <w:jc w:val="both"/>
+        <w:rPr>
+          <w:rFonts w:ascii="Arial" w:hAnsi="Arial" w:cs="Arial"/>
+          <w:sz w:val="20"/>
+          <w:szCs w:val="20"/>
+        </w:rPr>
+      </w:pPr>
+      <w:r>
+        <w:rPr>
+          <w:rFonts w:ascii="Arial" w:hAnsi="Arial" w:cs="Arial"/>
+          <w:sz w:val="20"/>
+          <w:szCs w:val="20"/>
+        </w:rPr>
+        <w:t>Le défaut d’achèvement de la formation à distance dans les délais impartis constitue un manquement du stagiaire à ses obligations contractuelles et est assimilé à une interruption ou à un abandon de la formation de son fait. Il ne constitue en aucun cas une annulation de la formation imputable à l’organisme de formation.</w:t>
+      </w:r>
+    </w:p>
+    <w:p>
+      <w:pPr>
+        <w:pStyle w:val="NormalWeb"/>
+        <w:jc w:val="both"/>
+        <w:rPr>
+          <w:rFonts w:ascii="Arial" w:hAnsi="Arial" w:cs="Arial"/>
+          <w:sz w:val="20"/>
+          <w:szCs w:val="20"/>
+        </w:rPr>
+      </w:pPr>
+      <w:r>
+        <w:rPr>
+          <w:rFonts w:ascii="Arial" w:hAnsi="Arial" w:cs="Arial"/>
+          <w:sz w:val="20"/>
+          <w:szCs w:val="20"/>
+        </w:rPr>
+        <w:t>En conséquence, les dispositions financières prévues à l’article 9 du présent contrat s’appliquent. Les prestations effectivement dispensées ou mises à disposition ainsi que les frais, indemnités ou sommes restant dus en application du présent contrat demeurent exigibles. Les sommes déjà versées ne donnent lieu à aucun remboursement.</w:t>
+      </w:r>
+    </w:p>
+    <w:p>
+      <w:pPr>
+        <w:pStyle w:val="NormalWeb"/>
+        <w:jc w:val="both"/>
+        <w:rPr>
+          <w:rFonts w:ascii="Arial" w:hAnsi="Arial" w:cs="Arial"/>
+          <w:sz w:val="20"/>
+          <w:szCs w:val="20"/>
+        </w:rPr>
+      </w:pPr>
+      <w:r>
+        <w:rPr>
+          <w:rFonts w:ascii="Arial" w:hAnsi="Arial" w:cs="Arial"/>
+          <w:sz w:val="20"/>
+          <w:szCs w:val="20"/>
+        </w:rPr>
+        <w:t>Lorsque le défaut d’assiduité ou d’achèvement entraîne un refus total ou partiel de prise en charge par un financeur, les sommes non prises en charge restent dues par le stagiaire, sous réserve des règles propres au dispositif de financement concerné.</w:t>
+      </w:r>
+    </w:p>
+    <w:p>
+      <w:pPr>
+        <w:pStyle w:val="NormalWeb"/>
+        <w:jc w:val="both"/>
+        <w:rPr>
+          <w:rFonts w:ascii="Arial" w:hAnsi="Arial" w:cs="Arial"/>
+        </w:rPr>
+      </w:pPr>
+      <w:r>
+        <w:rPr>
+          <w:rFonts w:ascii="Arial" w:hAnsi="Arial" w:cs="Arial"/>
+          <w:sz w:val="20"/>
+          <w:szCs w:val="20"/>
+        </w:rPr>
+        <w:t>Les présentes dispositions s’appliquent sous réserve d’un cas de force majeure dûment reconnu et des dispositions légales impératives applicables.</w:t>
       </w:r>
     </w:p>
     <w:p>
@@ -2486,14 +2734,127 @@
           <w:sz w:val="24"/>
         </w:rPr>
       </w:pPr>
-    </w:p>
-    <w:p>
-      <w:pPr>
+      <w:r>
         <w:rPr>
           <w:b/>
           <w:color w:val="000000"/>
           <w:sz w:val="24"/>
         </w:rPr>
+        <w:lastRenderedPageBreak/>
+        <w:t>Article 5 - Modalités d’évaluation - contrôle des connaissances</w:t>
+      </w:r>
+    </w:p>
+    <w:p>
+      <w:pPr>
+        <w:spacing w:before="160" w:after="80"/>
+      </w:pPr>
+      <w:r>
+        <w:rPr>
+          <w:b/>
+        </w:rPr>
+        <w:t>1) Modalités d’évaluation en cours de formation :</w:t>
+      </w:r>
+    </w:p>
+    <w:p>
+      <w:pPr>
+        <w:spacing w:after="80"/>
+        <w:jc w:val="both"/>
+      </w:pPr>
+      <w:r>
+        <w:t xml:space="preserve">Réalisation de QCM/QCU d’entraînement, mise en situation professionnelle, entraînement à la certification. </w:t>
+      </w:r>
+    </w:p>
+    <w:p>
+      <w:pPr>
+        <w:spacing w:after="80"/>
+        <w:jc w:val="both"/>
+      </w:pPr>
+      <w:r>
+        <w:t>La formation fait l’objet d’une évaluation formative réalisée par le formateur.</w:t>
+      </w:r>
+    </w:p>
+    <w:p>
+      <w:pPr>
+        <w:spacing w:before="160" w:after="80"/>
+      </w:pPr>
+      <w:r>
+        <w:rPr>
+          <w:b/>
+        </w:rPr>
+        <w:t>2) Modalités de passage de l’examen :</w:t>
+      </w:r>
+    </w:p>
+    <w:p>
+      <w:pPr>
+        <w:spacing w:after="80"/>
+        <w:jc w:val="both"/>
+      </w:pPr>
+      <w:r>
+        <w:t>L’examen final se déroulera en présence de professionnels du secteur de la sécurité privée.</w:t>
+      </w:r>
+    </w:p>
+    <w:p>
+      <w:pPr>
+        <w:spacing w:after="80"/>
+        <w:ind w:left="360" w:hanging="216"/>
+        <w:jc w:val="both"/>
+      </w:pPr>
+      <w:r>
+        <w:t>- Mise en situation professionnelle (15 min) - Cadrage du projet de création ou de reprise d’entreprise de sécurité privée</w:t>
+      </w:r>
+    </w:p>
+    <w:p>
+      <w:pPr>
+        <w:spacing w:after="80"/>
+        <w:ind w:left="360" w:hanging="216"/>
+        <w:jc w:val="both"/>
+      </w:pPr>
+      <w:r>
+        <w:t>- QCU de 40 questions (40 min) - Sécurisation et conformité des règles, principes et normes régissant le secteur de la sécurité privée</w:t>
+      </w:r>
+    </w:p>
+    <w:p>
+      <w:pPr>
+        <w:spacing w:after="80"/>
+        <w:ind w:left="360" w:hanging="216"/>
+        <w:jc w:val="both"/>
+      </w:pPr>
+      <w:r>
+        <w:t>- Mise en situation professionnelle (30 min) - Gestion financière, juridique et administrative de l’entreprise de sécurité privée</w:t>
+      </w:r>
+    </w:p>
+    <w:p>
+      <w:pPr>
+        <w:spacing w:after="80"/>
+        <w:ind w:left="360" w:hanging="216"/>
+        <w:jc w:val="both"/>
+      </w:pPr>
+      <w:r>
+        <w:t>- Mise en situation professionnelle (20 min) - Gestion marketing et commerciale de l’entreprise de sécurité privée</w:t>
+      </w:r>
+    </w:p>
+    <w:p>
+      <w:pPr>
+        <w:spacing w:after="80"/>
+        <w:ind w:left="360" w:hanging="216"/>
+        <w:jc w:val="both"/>
+      </w:pPr>
+      <w:r>
+        <w:t>- Mise en situation professionnelle (20 min) - Constitution, management et pilotage d’une équipe de sécurité privée</w:t>
+      </w:r>
+    </w:p>
+    <w:p>
+      <w:pPr>
+        <w:spacing w:after="80"/>
+        <w:jc w:val="both"/>
+      </w:pPr>
+      <w:r>
+        <w:t>En cas d’échec à l’examen de fin de formation, le candidat pourra se présenter à une nouvelle session d’examen (voir article 10).</w:t>
+      </w:r>
+    </w:p>
+    <w:p>
+      <w:pPr>
+        <w:spacing w:before="200" w:after="120"/>
       </w:pPr>
       <w:r>
         <w:rPr>
@@ -2501,115 +2862,32 @@
           <w:color w:val="000000"/>
           <w:sz w:val="24"/>
         </w:rPr>
-        <w:t>Article 5 - Modalités d’évaluation - contrôle des connaissances</w:t>
-      </w:r>
-    </w:p>
-    <w:p>
-      <w:pPr>
-        <w:spacing w:before="160" w:after="80"/>
-      </w:pPr>
+        <w:t>Article 6 - Nature de la sanction de la formation</w:t>
+      </w:r>
+    </w:p>
+    <w:p>
+      <w:pPr>
+        <w:spacing w:after="80"/>
+      </w:pPr>
+      <w:r>
+        <w:t>En cas de réussite à l’examen de fin de formation, le stagiaire obtient la qualification :</w:t>
+      </w:r>
+      <w:r>
+        <w:t xml:space="preserve"> </w:t>
+      </w:r>
       <w:r>
         <w:rPr>
           <w:b/>
-        </w:rPr>
-        <w:t>1) Modalités d’évaluation en cours de formation :</w:t>
-      </w:r>
-    </w:p>
-    <w:p>
-      <w:pPr>
-        <w:spacing w:after="80"/>
-        <w:jc w:val="both"/>
-      </w:pPr>
-      <w:r>
-        <w:t xml:space="preserve">Réalisation de QCM/QCU d’entraînement, mise en situation professionnelle, entraînement à la certification. </w:t>
-      </w:r>
-    </w:p>
-    <w:p>
-      <w:pPr>
-        <w:spacing w:after="80"/>
-        <w:jc w:val="both"/>
-      </w:pPr>
-      <w:r>
-        <w:t>La formation fait l’objet d’une évaluation formative réalisée par le formateur.</w:t>
-      </w:r>
-    </w:p>
-    <w:p>
-      <w:pPr>
-        <w:spacing w:before="160" w:after="80"/>
-      </w:pPr>
+          <w:bCs/>
+        </w:rPr>
+        <w:t>DIRIGEANT D’ENTREPRISE DE SÉCURITÉ PRIVÉE (DESP)</w:t>
+      </w:r>
       <w:r>
         <w:rPr>
           <w:b/>
-        </w:rPr>
-        <w:t>2) Modalités de passage de l’examen :</w:t>
-      </w:r>
-    </w:p>
-    <w:p>
-      <w:pPr>
-        <w:spacing w:after="80"/>
-        <w:jc w:val="both"/>
-      </w:pPr>
-      <w:r>
-        <w:t>L’examen final se déroulera en présence de professionnels du secteur de la sécurité privée.</w:t>
-      </w:r>
-    </w:p>
-    <w:p>
-      <w:pPr>
-        <w:spacing w:after="80"/>
-        <w:ind w:left="360" w:hanging="216"/>
-        <w:jc w:val="both"/>
-      </w:pPr>
-      <w:r>
-        <w:t>- Mise en situation professionnelle (15 min) - Cadrage du projet de création ou de reprise d’entreprise de sécurité privée</w:t>
-      </w:r>
-    </w:p>
-    <w:p>
-      <w:pPr>
-        <w:spacing w:after="80"/>
-        <w:ind w:left="360" w:hanging="216"/>
-        <w:jc w:val="both"/>
-      </w:pPr>
-      <w:r>
-        <w:t>- QCU de 40 questions (40 min) - Sécurisation et conformité des règles, principes et normes régissant le secteur de la sécurité privée</w:t>
-      </w:r>
-    </w:p>
-    <w:p>
-      <w:pPr>
-        <w:spacing w:after="80"/>
-        <w:ind w:left="360" w:hanging="216"/>
-        <w:jc w:val="both"/>
-      </w:pPr>
-      <w:r>
-        <w:t>- Mise en situation professionnelle (30 min) - Gestion financière, juridique et administrative de l’entreprise de sécurité privée</w:t>
-      </w:r>
-    </w:p>
-    <w:p>
-      <w:pPr>
-        <w:spacing w:after="80"/>
-        <w:ind w:left="360" w:hanging="216"/>
-        <w:jc w:val="both"/>
-      </w:pPr>
-      <w:r>
-        <w:t>- Mise en situation professionnelle (20 min) - Gestion marketing et commerciale de l’entreprise de sécurité privée</w:t>
-      </w:r>
-    </w:p>
-    <w:p>
-      <w:pPr>
-        <w:spacing w:after="80"/>
-        <w:ind w:left="360" w:hanging="216"/>
-        <w:jc w:val="both"/>
-      </w:pPr>
-      <w:r>
-        <w:t>- Mise en situation professionnelle (20 min) - Constitution, management et pilotage d’une équipe de sécurité privée</w:t>
-      </w:r>
-    </w:p>
-    <w:p>
-      <w:pPr>
-        <w:spacing w:after="80"/>
-        <w:jc w:val="both"/>
-      </w:pPr>
-      <w:r>
-        <w:t>En cas d’échec à l’examen de fin de formation, le candidat pourra se présenter à une nouvelle session d’examen (voir article 10).</w:t>
+          <w:bCs/>
+        </w:rPr>
+        <w:br/>
       </w:r>
     </w:p>
     <w:p>
@@ -2622,45 +2900,15 @@
           <w:color w:val="000000"/>
           <w:sz w:val="24"/>
         </w:rPr>
-        <w:t>Article 6 - Nature de la sanction de la formation</w:t>
-      </w:r>
-    </w:p>
-    <w:p>
-      <w:pPr>
-        <w:spacing w:after="80"/>
-      </w:pPr>
-      <w:r>
-        <w:t>En cas de réussite à l’examen de fin de formation, le stagiaire obtient la qualification :</w:t>
-      </w:r>
-      <w:r>
-        <w:t xml:space="preserve"> </w:t>
-      </w:r>
-      <w:r>
-        <w:rPr>
-          <w:b/>
-          <w:bCs/>
-        </w:rPr>
-        <w:t>DIRIGEANT D’ENTREPRISE DE SÉCURITÉ PRIVÉE (DESP)</w:t>
-      </w:r>
-      <w:r>
-        <w:rPr>
-          <w:b/>
-          <w:bCs/>
-        </w:rPr>
-        <w:br/>
-      </w:r>
-    </w:p>
-    <w:p>
-      <w:pPr>
-        <w:spacing w:before="200" w:after="120"/>
-      </w:pPr>
+        <w:t xml:space="preserve">Article 7 - </w:t>
+      </w:r>
       <w:r>
         <w:rPr>
           <w:b/>
           <w:color w:val="000000"/>
           <w:sz w:val="24"/>
         </w:rPr>
-        <w:t xml:space="preserve">Article 7 - </w:t>
+        <w:t>Délai</w:t>
       </w:r>
       <w:r>
         <w:rPr>
@@ -2668,48 +2916,35 @@
           <w:color w:val="000000"/>
           <w:sz w:val="24"/>
         </w:rPr>
-        <w:t>Délai</w:t>
-      </w:r>
-      <w:r>
+        <w:t xml:space="preserve"> de rétractation</w:t>
+      </w:r>
+    </w:p>
+    <w:p>
+      <w:pPr>
+        <w:spacing w:after="80"/>
+        <w:jc w:val="both"/>
+      </w:pPr>
+      <w:r>
+        <w:t>A compter de la date de signature du présent contrat, le stagiaire a un délai de 10 jours pour se rétracter. Le délai de rétractation est porté à 14 jours (article L.121-16 du Code de la consommation) pour les contrats conclus « à distance » et les contrats conclus « hors établissement ». Il en informe l’organisme de formation par lettre recommandée avec accusé de réception. Dans ce cas, aucune somme ne peut être exigée du stagiaire.</w:t>
+      </w:r>
+    </w:p>
+    <w:p>
+      <w:pPr>
+        <w:jc w:val="both"/>
         <w:rPr>
           <w:b/>
           <w:color w:val="000000"/>
           <w:sz w:val="24"/>
         </w:rPr>
-        <w:t xml:space="preserve"> de rétractation</w:t>
-      </w:r>
-    </w:p>
-    <w:p>
-      <w:pPr>
-        <w:spacing w:after="80"/>
-        <w:jc w:val="both"/>
-      </w:pPr>
-      <w:r>
-        <w:t>A compter de la date de signature du présent contrat, le stagiaire a un délai de 10 jours pour se rétracter. Le délai de rétractation est porté à 14 jours (article L.121-16 du Code de la consommation) pour les contrats conclus « à distance » et les contrats conclus « hors établissement ». Il en informe l’organisme de formation par lettre recommandée avec accusé de réception. Dans ce cas, aucune somme ne peut être exigée du stagiaire.</w:t>
-      </w:r>
-    </w:p>
-    <w:p>
-      <w:pPr>
-        <w:jc w:val="both"/>
+      </w:pPr>
+      <w:r>
         <w:rPr>
           <w:b/>
           <w:color w:val="000000"/>
           <w:sz w:val="24"/>
         </w:rPr>
-      </w:pPr>
-      <w:r>
-        <w:rPr>
-          <w:b/>
-          <w:color w:val="000000"/>
-          <w:sz w:val="24"/>
-        </w:rPr>
         <w:br w:type="page"/>
       </w:r>
-    </w:p>
-    <w:p>
-      <w:pPr>
-        <w:spacing w:before="200" w:after="120"/>
-      </w:pPr>
       <w:r>
         <w:rPr>
           <w:b/>
@@ -4018,11 +4253,8 @@
     </w:p>
     <w:p>
       <w:pPr>
-        <w:spacing w:before="200" w:after="120"/>
-        <w:jc w:val="both"/>
-        <w:rPr>
-          <w:b/>
-          <w:color w:val="000000"/>
+        <w:rPr>
+          <w:color w:val="334155"/>
           <w:sz w:val="16"/>
           <w:szCs w:val="16"/>
         </w:rPr>
@@ -4030,18 +4262,160 @@
     </w:p>
     <w:p>
       <w:pPr>
-        <w:spacing w:before="200" w:after="120"/>
-        <w:jc w:val="center"/>
+        <w:rPr>
+          <w:color w:val="334155"/>
+          <w:sz w:val="16"/>
+          <w:szCs w:val="16"/>
+        </w:rPr>
+      </w:pPr>
+      <w:r>
         <w:rPr>
           <w:b/>
           <w:color w:val="000000"/>
           <w:sz w:val="24"/>
         </w:rPr>
-      </w:pPr>
-    </w:p>
-    <w:p>
-      <w:pPr>
-        <w:spacing w:before="200" w:after="120"/>
+        <w:t>Article 9 - Interruption de stage</w:t>
+      </w:r>
+    </w:p>
+    <w:p>
+      <w:pPr>
+        <w:spacing w:after="80"/>
+        <w:jc w:val="both"/>
+      </w:pPr>
+    </w:p>
+    <w:p>
+      <w:pPr>
+        <w:spacing w:after="80"/>
+        <w:jc w:val="both"/>
+      </w:pPr>
+      <w:r>
+        <w:t>En cas de cessation de l’action de formation du fait de l’abandon du stage par le stagiaire pour un autre motif que la force majeure dûment reconnue, le présent contrat est résilié selon les modalités financières suivantes :</w:t>
+      </w:r>
+    </w:p>
+    <w:p>
+      <w:pPr>
+        <w:spacing w:after="80"/>
+        <w:jc w:val="both"/>
+      </w:pPr>
+    </w:p>
+    <w:p>
+      <w:pPr>
+        <w:spacing w:after="80"/>
+        <w:ind w:left="360" w:hanging="216"/>
+        <w:jc w:val="both"/>
+      </w:pPr>
+      <w:r>
+        <w:t>- En cas d’annulation dans un délai supérieur à 1 mois avant le début de la formation : le stagiaire est tenu de payer une pénalité d’annulation à hauteur de 10 % du coût total initial de la formation.</w:t>
+      </w:r>
+    </w:p>
+    <w:p>
+      <w:pPr>
+        <w:spacing w:after="80"/>
+        <w:ind w:left="360" w:hanging="216"/>
+        <w:jc w:val="both"/>
+      </w:pPr>
+      <w:r>
+        <w:t>- En cas d’annulation entre 1 mois et 2 semaines avant la date de formation : le stagiaire est tenu de payer une pénalité d’annulation à hauteur de 20 % du coût total initial de la formation.</w:t>
+      </w:r>
+    </w:p>
+    <w:p>
+      <w:pPr>
+        <w:spacing w:after="80"/>
+        <w:ind w:left="360" w:hanging="216"/>
+        <w:jc w:val="both"/>
+      </w:pPr>
+      <w:r>
+        <w:t>- En cas d’annulation dans un délai inférieur à 2 semaines avant la date de formation : le stagiaire est tenu de payer une pénalité d’annulation à hauteur de 30 % du coût total initial de la formation.</w:t>
+      </w:r>
+    </w:p>
+    <w:p>
+      <w:pPr>
+        <w:spacing w:after="80"/>
+        <w:ind w:left="360" w:hanging="216"/>
+        <w:jc w:val="both"/>
+      </w:pPr>
+      <w:r>
+        <w:t xml:space="preserve">- En cas d’annulation pendant la formation : le stagiaire est tenu de payer une pénalité d’annulation à hauteur de 30 % du coût total initial de la formation + les prestations effectivement dispensées au prorata </w:t>
+      </w:r>
+      <w:proofErr w:type="spellStart"/>
+      <w:r>
+        <w:t>temporis</w:t>
+      </w:r>
+      <w:proofErr w:type="spellEnd"/>
+      <w:r>
+        <w:t xml:space="preserve"> de leur valeur prévue au présent contrat.</w:t>
+      </w:r>
+    </w:p>
+    <w:p>
+      <w:pPr>
+        <w:spacing w:after="80"/>
+        <w:ind w:left="360" w:hanging="216"/>
+        <w:jc w:val="both"/>
+      </w:pPr>
+    </w:p>
+    <w:p>
+      <w:pPr>
+        <w:spacing w:after="80"/>
+        <w:jc w:val="both"/>
+      </w:pPr>
+      <w:r>
+        <w:t xml:space="preserve">Si le stagiaire est empêché de suivre l’action par suite de force majeure dûment reconnue, le contrat de formation professionnelle est résilié. Dans ce cas, seules les prestations effectivement dispensées sont dues au prorata </w:t>
+      </w:r>
+      <w:proofErr w:type="spellStart"/>
+      <w:r>
+        <w:t>temporis</w:t>
+      </w:r>
+      <w:proofErr w:type="spellEnd"/>
+      <w:r>
+        <w:t xml:space="preserve"> de leur valeur prévue au présent contrat.</w:t>
+      </w:r>
+    </w:p>
+    <w:p>
+      <w:pPr>
+        <w:spacing w:after="80"/>
+        <w:jc w:val="both"/>
+      </w:pPr>
+    </w:p>
+    <w:p>
+      <w:pPr>
+        <w:spacing w:after="80"/>
+        <w:jc w:val="both"/>
+      </w:pPr>
+      <w:r>
+        <w:t>En cas de cessation de l’action de formation du fait du prestataire de formation :</w:t>
+      </w:r>
+    </w:p>
+    <w:p>
+      <w:pPr>
+        <w:spacing w:after="80"/>
+        <w:ind w:left="360" w:hanging="216"/>
+        <w:jc w:val="both"/>
+      </w:pPr>
+      <w:r>
+        <w:t>- en cas d’annulation de la formation avant son commencement, le stagiaire est intégralement remboursé,</w:t>
+      </w:r>
+    </w:p>
+    <w:p>
+      <w:pPr>
+        <w:spacing w:after="80"/>
+        <w:ind w:left="360" w:hanging="216"/>
+        <w:jc w:val="both"/>
+      </w:pPr>
+      <w:r>
+        <w:t xml:space="preserve">- en cas d’annulation de la formation en cours de formation, seules les prestations effectivement dispensées sont dues par le stagiaire au prorata </w:t>
+      </w:r>
+      <w:proofErr w:type="spellStart"/>
+      <w:r>
+        <w:t>temporis</w:t>
+      </w:r>
+      <w:proofErr w:type="spellEnd"/>
+      <w:r>
+        <w:t xml:space="preserve"> de leur valeur prévue au présent contrat.</w:t>
+      </w:r>
+    </w:p>
+    <w:p>
+      <w:pPr>
+        <w:jc w:val="both"/>
         <w:rPr>
           <w:b/>
           <w:color w:val="000000"/>
@@ -4054,251 +4428,78 @@
           <w:color w:val="000000"/>
           <w:sz w:val="24"/>
         </w:rPr>
-        <w:t>Article 9 - Interruption de stage</w:t>
-      </w:r>
-    </w:p>
-    <w:p>
-      <w:pPr>
-        <w:spacing w:after="80"/>
-        <w:jc w:val="both"/>
-      </w:pPr>
-    </w:p>
-    <w:p>
-      <w:pPr>
-        <w:spacing w:after="80"/>
-        <w:jc w:val="both"/>
-      </w:pPr>
-      <w:r>
-        <w:t>En cas de cessation de l’action de formation du fait de l’abandon du stage par le stagiaire pour un autre motif que la force majeure dûment reconnue, le présent contrat est résilié selon les modalités financières suivantes :</w:t>
-      </w:r>
-    </w:p>
-    <w:p>
-      <w:pPr>
-        <w:spacing w:after="80"/>
-        <w:jc w:val="both"/>
-      </w:pPr>
-    </w:p>
-    <w:p>
-      <w:pPr>
-        <w:spacing w:after="80"/>
-        <w:ind w:left="360" w:hanging="216"/>
-        <w:jc w:val="both"/>
-      </w:pPr>
-      <w:r>
-        <w:t>- En cas d’annulation dans un délai supérieur à 1 mois avant le début de la formation : le stagiaire est tenu de payer une pénalité d’annulation à hauteur de 10 % du coût total initial de la formation.</w:t>
-      </w:r>
-    </w:p>
-    <w:p>
-      <w:pPr>
-        <w:spacing w:after="80"/>
-        <w:ind w:left="360" w:hanging="216"/>
-        <w:jc w:val="both"/>
-      </w:pPr>
-      <w:r>
-        <w:t>- En cas d’annulation entre 1 mois et 2 semaines avant la date de formation : le stagiaire est tenu de payer une pénalité d’annulation à hauteur de 20 % du coût total initial de la formation.</w:t>
-      </w:r>
-    </w:p>
-    <w:p>
-      <w:pPr>
-        <w:spacing w:after="80"/>
-        <w:ind w:left="360" w:hanging="216"/>
-        <w:jc w:val="both"/>
-      </w:pPr>
-      <w:r>
-        <w:t>- En cas d’annulation dans un délai inférieur à 2 semaines avant la date de formation : le stagiaire est tenu de payer une pénalité d’annulation à hauteur de 30 % du coût total initial de la formation.</w:t>
-      </w:r>
-    </w:p>
-    <w:p>
-      <w:pPr>
-        <w:spacing w:after="80"/>
-        <w:ind w:left="360" w:hanging="216"/>
-        <w:jc w:val="both"/>
-      </w:pPr>
-      <w:r>
-        <w:t xml:space="preserve">- En cas d’annulation pendant la formation : le stagiaire est tenu de payer une pénalité d’annulation à hauteur de 30 % du coût total initial de la formation + les prestations effectivement dispensées au prorata </w:t>
-      </w:r>
-      <w:proofErr w:type="spellStart"/>
-      <w:r>
-        <w:t>temporis</w:t>
-      </w:r>
-      <w:proofErr w:type="spellEnd"/>
-      <w:r>
-        <w:t xml:space="preserve"> de leur valeur prévue au présent contrat.</w:t>
-      </w:r>
-    </w:p>
-    <w:p>
-      <w:pPr>
-        <w:spacing w:after="80"/>
-        <w:ind w:left="360" w:hanging="216"/>
-        <w:jc w:val="both"/>
-      </w:pPr>
-    </w:p>
-    <w:p>
-      <w:pPr>
-        <w:spacing w:after="80"/>
-        <w:jc w:val="both"/>
-      </w:pPr>
-      <w:r>
-        <w:t xml:space="preserve">Si le stagiaire est empêché de suivre l’action par suite de force majeure dûment reconnue, le contrat de formation professionnelle est résilié. Dans ce cas, seules les prestations effectivement dispensées sont dues au prorata </w:t>
-      </w:r>
-      <w:proofErr w:type="spellStart"/>
-      <w:r>
-        <w:t>temporis</w:t>
-      </w:r>
-      <w:proofErr w:type="spellEnd"/>
-      <w:r>
-        <w:t xml:space="preserve"> de leur valeur prévue au présent contrat.</w:t>
-      </w:r>
-    </w:p>
-    <w:p>
-      <w:pPr>
-        <w:spacing w:after="80"/>
-        <w:jc w:val="both"/>
-      </w:pPr>
-    </w:p>
-    <w:p>
-      <w:pPr>
-        <w:spacing w:after="80"/>
-        <w:jc w:val="both"/>
-      </w:pPr>
-      <w:r>
-        <w:t>En cas de cessation de l’action de formation du fait du prestataire de formation :</w:t>
-      </w:r>
-    </w:p>
-    <w:p>
-      <w:pPr>
-        <w:spacing w:after="80"/>
-        <w:ind w:left="360" w:hanging="216"/>
-        <w:jc w:val="both"/>
-      </w:pPr>
-      <w:r>
-        <w:t>- en cas d’annulation de la formation avant son commencement, le stagiaire est intégralement remboursé,</w:t>
-      </w:r>
-    </w:p>
-    <w:p>
-      <w:pPr>
-        <w:spacing w:after="80"/>
-        <w:ind w:left="360" w:hanging="216"/>
-        <w:jc w:val="both"/>
-      </w:pPr>
-      <w:r>
-        <w:t xml:space="preserve">- en cas d’annulation de la formation en cours de formation, seules les prestations effectivement dispensées sont dues par le stagiaire au prorata </w:t>
-      </w:r>
-      <w:proofErr w:type="spellStart"/>
-      <w:r>
-        <w:t>temporis</w:t>
-      </w:r>
-      <w:proofErr w:type="spellEnd"/>
-      <w:r>
-        <w:t xml:space="preserve"> de leur valeur prévue au présent contrat.</w:t>
-      </w:r>
-    </w:p>
-    <w:p>
-      <w:pPr>
-        <w:jc w:val="both"/>
+        <w:br w:type="page"/>
+      </w:r>
+      <w:r>
         <w:rPr>
           <w:b/>
           <w:color w:val="000000"/>
           <w:sz w:val="24"/>
         </w:rPr>
-      </w:pPr>
-      <w:r>
+        <w:br/>
+      </w:r>
+    </w:p>
+    <w:p>
+      <w:pPr>
+        <w:jc w:val="both"/>
         <w:rPr>
           <w:b/>
           <w:color w:val="000000"/>
           <w:sz w:val="24"/>
         </w:rPr>
-        <w:br w:type="page"/>
-      </w:r>
+      </w:pPr>
       <w:r>
         <w:rPr>
           <w:b/>
           <w:color w:val="000000"/>
           <w:sz w:val="24"/>
         </w:rPr>
-        <w:br/>
-      </w:r>
-    </w:p>
-    <w:p>
-      <w:pPr>
-        <w:jc w:val="both"/>
+        <w:t>Article 10 - Échec à l’examen de fin de formation</w:t>
+      </w:r>
+    </w:p>
+    <w:p>
+      <w:pPr>
+        <w:spacing w:after="80"/>
+        <w:jc w:val="both"/>
+      </w:pPr>
+      <w:r>
+        <w:t>En cas d’échec à l’examen de fin de formation, le candidat pourra s’il le souhaite, et sous réserve d’un avis favorable de l’équipe pédagogique, se présenter à une nouvelle session d’examen, dans la limite des places disponibles (12 personnes maximum autorisées lors d’un examen).</w:t>
+      </w:r>
+    </w:p>
+    <w:p>
+      <w:pPr>
+        <w:spacing w:after="80"/>
+        <w:jc w:val="both"/>
+        <w:rPr>
+          <w:b/>
+        </w:rPr>
+      </w:pPr>
+      <w:r>
+        <w:rPr>
+          <w:b/>
+        </w:rPr>
+        <w:t>La représentation à l’examen est facturée : 80 € TTC.</w:t>
+      </w:r>
+    </w:p>
+    <w:p>
+      <w:pPr>
+        <w:rPr>
+          <w:b/>
+        </w:rPr>
+      </w:pPr>
+      <w:r>
+        <w:rPr>
+          <w:b/>
+        </w:rPr>
+        <w:br w:type="page"/>
+      </w:r>
+      <w:r>
         <w:rPr>
           <w:b/>
           <w:color w:val="000000"/>
           <w:sz w:val="24"/>
         </w:rPr>
-      </w:pPr>
-      <w:r>
-        <w:rPr>
-          <w:b/>
-          <w:color w:val="000000"/>
-          <w:sz w:val="24"/>
-        </w:rPr>
-        <w:t>Article 10 - Échec à l’examen de fin de formation</w:t>
-      </w:r>
-    </w:p>
-    <w:p>
-      <w:pPr>
-        <w:spacing w:after="80"/>
-        <w:jc w:val="both"/>
-      </w:pPr>
-      <w:r>
-        <w:t>En cas d’échec à l’examen de fin de formation, le candidat pourra s’il le souhaite, et sous réserve d’un avis favorable de l’équipe pédagogique, se présenter à une nouvelle session d’examen, dans la limite des places disponibles (12 personnes maximum autorisées lors d’un examen).</w:t>
-      </w:r>
-    </w:p>
-    <w:p>
-      <w:pPr>
-        <w:spacing w:after="80"/>
-        <w:jc w:val="both"/>
-        <w:rPr>
-          <w:b/>
-        </w:rPr>
-      </w:pPr>
-      <w:r>
-        <w:rPr>
-          <w:b/>
-        </w:rPr>
-        <w:t>La représentation à l’examen est facturée : 80 € TTC.</w:t>
-      </w:r>
-    </w:p>
-    <w:p>
-      <w:pPr>
-        <w:rPr>
-          <w:b/>
-        </w:rPr>
-      </w:pPr>
-      <w:r>
-        <w:rPr>
-          <w:b/>
-        </w:rPr>
-        <w:br w:type="page"/>
-      </w:r>
-    </w:p>
-    <w:p>
-      <w:pPr>
-        <w:spacing w:after="80"/>
-        <w:jc w:val="both"/>
-        <w:rPr>
-          <w:b/>
-        </w:rPr>
-      </w:pPr>
-    </w:p>
-    <w:p>
-      <w:pPr>
-        <w:spacing w:after="80"/>
-        <w:jc w:val="both"/>
-      </w:pPr>
-    </w:p>
-    <w:p>
-      <w:pPr>
-        <w:spacing w:before="200" w:after="120"/>
-      </w:pPr>
-      <w:r>
-        <w:rPr>
-          <w:b/>
-          <w:color w:val="000000"/>
-          <w:sz w:val="24"/>
-        </w:rPr>
+        <w:lastRenderedPageBreak/>
         <w:t>Article 11 - Cas de différend</w:t>
       </w:r>
     </w:p>
@@ -6838,6 +7039,155 @@
     </w:lvl>
   </w:abstractNum>
   <w:abstractNum w:abstractNumId="9" w15:restartNumberingAfterBreak="0">
+    <w:nsid w:val="1A072DFE"/>
+    <w:multiLevelType w:val="multilevel"/>
+    <w:tmpl w:val="62B064F4"/>
+    <w:lvl w:ilvl="0">
+      <w:start w:val="1"/>
+      <w:numFmt w:val="bullet"/>
+      <w:lvlText w:val=""/>
+      <w:lvlJc w:val="left"/>
+      <w:pPr>
+        <w:tabs>
+          <w:tab w:val="num" w:pos="720"/>
+        </w:tabs>
+        <w:ind w:left="720" w:hanging="360"/>
+      </w:pPr>
+      <w:rPr>
+        <w:rFonts w:ascii="Symbol" w:hAnsi="Symbol" w:hint="default"/>
+        <w:sz w:val="20"/>
+      </w:rPr>
+    </w:lvl>
+    <w:lvl w:ilvl="1" w:tentative="1">
+      <w:start w:val="1"/>
+      <w:numFmt w:val="bullet"/>
+      <w:lvlText w:val="o"/>
+      <w:lvlJc w:val="left"/>
+      <w:pPr>
+        <w:tabs>
+          <w:tab w:val="num" w:pos="1440"/>
+        </w:tabs>
+        <w:ind w:left="1440" w:hanging="360"/>
+      </w:pPr>
+      <w:rPr>
+        <w:rFonts w:ascii="Courier New" w:hAnsi="Courier New" w:hint="default"/>
+        <w:sz w:val="20"/>
+      </w:rPr>
+    </w:lvl>
+    <w:lvl w:ilvl="2" w:tentative="1">
+      <w:start w:val="1"/>
+      <w:numFmt w:val="bullet"/>
+      <w:lvlText w:val=""/>
+      <w:lvlJc w:val="left"/>
+      <w:pPr>
+        <w:tabs>
+          <w:tab w:val="num" w:pos="2160"/>
+        </w:tabs>
+        <w:ind w:left="2160" w:hanging="360"/>
+      </w:pPr>
+      <w:rPr>
+        <w:rFonts w:ascii="Wingdings" w:hAnsi="Wingdings" w:hint="default"/>
+        <w:sz w:val="20"/>
+      </w:rPr>
+    </w:lvl>
+    <w:lvl w:ilvl="3" w:tentative="1">
+      <w:start w:val="1"/>
+      <w:numFmt w:val="bullet"/>
+      <w:lvlText w:val=""/>
+      <w:lvlJc w:val="left"/>
+      <w:pPr>
+        <w:tabs>
+          <w:tab w:val="num" w:pos="2880"/>
+        </w:tabs>
+        <w:ind w:left="2880" w:hanging="360"/>
+      </w:pPr>
+      <w:rPr>
+        <w:rFonts w:ascii="Wingdings" w:hAnsi="Wingdings" w:hint="default"/>
+        <w:sz w:val="20"/>
+      </w:rPr>
+    </w:lvl>
+    <w:lvl w:ilvl="4" w:tentative="1">
+      <w:start w:val="1"/>
+      <w:numFmt w:val="bullet"/>
+      <w:lvlText w:val=""/>
+      <w:lvlJc w:val="left"/>
+      <w:pPr>
+        <w:tabs>
+          <w:tab w:val="num" w:pos="3600"/>
+        </w:tabs>
+        <w:ind w:left="3600" w:hanging="360"/>
+      </w:pPr>
+      <w:rPr>
+        <w:rFonts w:ascii="Wingdings" w:hAnsi="Wingdings" w:hint="default"/>
+        <w:sz w:val="20"/>
+      </w:rPr>
+    </w:lvl>
+    <w:lvl w:ilvl="5" w:tentative="1">
+      <w:start w:val="1"/>
+      <w:numFmt w:val="bullet"/>
+      <w:lvlText w:val=""/>
+      <w:lvlJc w:val="left"/>
+      <w:pPr>
+        <w:tabs>
+          <w:tab w:val="num" w:pos="4320"/>
+        </w:tabs>
+        <w:ind w:left="4320" w:hanging="360"/>
+      </w:pPr>
+      <w:rPr>
+        <w:rFonts w:ascii="Wingdings" w:hAnsi="Wingdings" w:hint="default"/>
+        <w:sz w:val="20"/>
+      </w:rPr>
+    </w:lvl>
+    <w:lvl w:ilvl="6" w:tentative="1">
+      <w:start w:val="1"/>
+      <w:numFmt w:val="bullet"/>
+      <w:lvlText w:val=""/>
+      <w:lvlJc w:val="left"/>
+      <w:pPr>
+        <w:tabs>
+          <w:tab w:val="num" w:pos="5040"/>
+        </w:tabs>
+        <w:ind w:left="5040" w:hanging="360"/>
+      </w:pPr>
+      <w:rPr>
+        <w:rFonts w:ascii="Wingdings" w:hAnsi="Wingdings" w:hint="default"/>
+        <w:sz w:val="20"/>
+      </w:rPr>
+    </w:lvl>
+    <w:lvl w:ilvl="7" w:tentative="1">
+      <w:start w:val="1"/>
+      <w:numFmt w:val="bullet"/>
+      <w:lvlText w:val=""/>
+      <w:lvlJc w:val="left"/>
+      <w:pPr>
+        <w:tabs>
+          <w:tab w:val="num" w:pos="5760"/>
+        </w:tabs>
+        <w:ind w:left="5760" w:hanging="360"/>
+      </w:pPr>
+      <w:rPr>
+        <w:rFonts w:ascii="Wingdings" w:hAnsi="Wingdings" w:hint="default"/>
+        <w:sz w:val="20"/>
+      </w:rPr>
+    </w:lvl>
+    <w:lvl w:ilvl="8" w:tentative="1">
+      <w:start w:val="1"/>
+      <w:numFmt w:val="bullet"/>
+      <w:lvlText w:val=""/>
+      <w:lvlJc w:val="left"/>
+      <w:pPr>
+        <w:tabs>
+          <w:tab w:val="num" w:pos="6480"/>
+        </w:tabs>
+        <w:ind w:left="6480" w:hanging="360"/>
+      </w:pPr>
+      <w:rPr>
+        <w:rFonts w:ascii="Wingdings" w:hAnsi="Wingdings" w:hint="default"/>
+        <w:sz w:val="20"/>
+      </w:rPr>
+    </w:lvl>
+  </w:abstractNum>
+  <w:abstractNum w:abstractNumId="10" w15:restartNumberingAfterBreak="0">
     <w:nsid w:val="7B460836"/>
     <w:multiLevelType w:val="hybridMultilevel"/>
     <w:tmpl w:val="19ECBA5A"/>
@@ -6978,6 +7328,9 @@
     <w:abstractNumId w:val="0"/>
   </w:num>
   <w:num w:numId="10" w16cid:durableId="712726967">
+    <w:abstractNumId w:val="10"/>
+  </w:num>
+  <w:num w:numId="11" w16cid:durableId="997466334">
     <w:abstractNumId w:val="9"/>
   </w:num>
 </w:numbering>
@@ -18389,6 +18742,22 @@
       <w:shd w:val="clear" w:color="auto" w:fill="E1DFDD"/>
     </w:rPr>
   </w:style>
+  <w:style w:type="paragraph" w:styleId="NormalWeb">
+    <w:name w:val="Normal (Web)"/>
+    <w:basedOn w:val="Normal"/>
+    <w:uiPriority w:val="99"/>
+    <w:unhideWhenUsed/>
+    <w:rsid w:val="00026A9A"/>
+    <w:pPr>
+      <w:spacing w:before="100" w:beforeAutospacing="1" w:after="100" w:afterAutospacing="1" w:line="240" w:lineRule="auto"/>
+    </w:pPr>
+    <w:rPr>
+      <w:rFonts w:ascii="Times New Roman" w:eastAsia="Times New Roman" w:hAnsi="Times New Roman" w:cs="Times New Roman"/>
+      <w:sz w:val="24"/>
+      <w:szCs w:val="24"/>
+      <w:lang w:eastAsia="fr-FR"/>
+    </w:rPr>
+  </w:style>
 </w:styles>
 </file>
 

--- a/templates_word/conventiondespparis.docx
+++ b/templates_word/conventiondespparis.docx
@@ -904,15 +904,7 @@
           <w:szCs w:val="21"/>
         </w:rPr>
         <w:lastRenderedPageBreak/>
-        <w:t>Durée de la formation</w:t>
-      </w:r>
-      <w:r>
-        <w:rPr>
-          <w:b/>
-          <w:sz w:val="21"/>
-          <w:szCs w:val="21"/>
-        </w:rPr>
-        <w:t xml:space="preserve"> : 245 heures </w:t>
+        <w:t xml:space="preserve">Durée de la formation : 245 heures </w:t>
       </w:r>
       <w:r>
         <w:rPr>
@@ -2451,34 +2443,7 @@
           <w:sz w:val="20"/>
           <w:szCs w:val="20"/>
         </w:rPr>
-        <w:t>62 heures</w:t>
-      </w:r>
-      <w:r>
-        <w:rPr>
-          <w:rFonts w:ascii="Arial" w:hAnsi="Arial" w:cs="Arial"/>
-          <w:sz w:val="20"/>
-          <w:szCs w:val="20"/>
-        </w:rPr>
-        <w:t>, que le stagiaire s’engage à réaliser et à valider intégralement avant son entrée dans la phase présentielle de la formation.</w:t>
-      </w:r>
-    </w:p>
-    <w:p>
-      <w:pPr>
-        <w:pStyle w:val="NormalWeb"/>
-        <w:jc w:val="both"/>
-        <w:rPr>
-          <w:rFonts w:ascii="Arial" w:hAnsi="Arial" w:cs="Arial"/>
-          <w:sz w:val="20"/>
-          <w:szCs w:val="20"/>
-        </w:rPr>
-      </w:pPr>
-      <w:r>
-        <w:rPr>
-          <w:rFonts w:ascii="Arial" w:hAnsi="Arial" w:cs="Arial"/>
-          <w:sz w:val="20"/>
-          <w:szCs w:val="20"/>
-        </w:rPr>
-        <w:t xml:space="preserve">Le stagiaire doit avoir atteint un taux de progression de </w:t>
+        <w:t>175</w:t>
       </w:r>
       <w:r>
         <w:rPr>
@@ -2487,7 +2452,7 @@
           <w:sz w:val="20"/>
           <w:szCs w:val="20"/>
         </w:rPr>
-        <w:t>100 %</w:t>
+        <w:t xml:space="preserve"> heures</w:t>
       </w:r>
       <w:r>
         <w:rPr>
@@ -2495,7 +2460,7 @@
           <w:sz w:val="20"/>
           <w:szCs w:val="20"/>
         </w:rPr>
-        <w:t>, avoir réalisé l’ensemble des activités pédagogiques demandées et avoir effectué les évaluations obligatoires au plus tard avant la date de début de la formation en présentiel.</w:t>
+        <w:t>, que le stagiaire s’engage à réaliser et à valider intégralement avant son entrée dans la phase présentielle de la formation.</w:t>
       </w:r>
     </w:p>
     <w:p>
@@ -2514,26 +2479,7 @@
           <w:sz w:val="20"/>
           <w:szCs w:val="20"/>
         </w:rPr>
-        <w:t>L’accomplissement des 62 heures est apprécié exclusivement à partir des éléments de suivi enregistrés par la plateforme de formation : relevés de connexion, temps d’activité effectif, progression dans les modules, travaux réalisés et évaluations effectuées. Une simple connexion à la plateforme, sans participation effective aux activités pédagogiques, ne peut être considérée comme du temps de formation réalisé.</w:t>
-      </w:r>
-    </w:p>
-    <w:p>
-      <w:pPr>
-        <w:pStyle w:val="NormalWeb"/>
-        <w:jc w:val="both"/>
-        <w:rPr>
-          <w:rFonts w:ascii="Arial" w:hAnsi="Arial" w:cs="Arial"/>
-          <w:sz w:val="20"/>
-          <w:szCs w:val="20"/>
-        </w:rPr>
-      </w:pPr>
-      <w:r>
-        <w:rPr>
-          <w:rFonts w:ascii="Arial" w:hAnsi="Arial" w:cs="Arial"/>
-          <w:sz w:val="20"/>
-          <w:szCs w:val="20"/>
-        </w:rPr>
-        <w:t xml:space="preserve">À défaut d’avoir intégralement réalisé et validé les </w:t>
+        <w:t xml:space="preserve">Le stagiaire doit avoir atteint un taux de progression de </w:t>
       </w:r>
       <w:r>
         <w:rPr>
@@ -2542,7 +2488,87 @@
           <w:sz w:val="20"/>
           <w:szCs w:val="20"/>
         </w:rPr>
-        <w:t>62 heures de formation à distance</w:t>
+        <w:t>100 %</w:t>
+      </w:r>
+      <w:r>
+        <w:rPr>
+          <w:rFonts w:ascii="Arial" w:hAnsi="Arial" w:cs="Arial"/>
+          <w:sz w:val="20"/>
+          <w:szCs w:val="20"/>
+        </w:rPr>
+        <w:t>, avoir réalisé l’ensemble des activités pédagogiques demandées et avoir effectué les évaluations obligatoires au plus tard avant la date de début de la formation en présentiel.</w:t>
+      </w:r>
+    </w:p>
+    <w:p>
+      <w:pPr>
+        <w:pStyle w:val="NormalWeb"/>
+        <w:jc w:val="both"/>
+        <w:rPr>
+          <w:rFonts w:ascii="Arial" w:hAnsi="Arial" w:cs="Arial"/>
+          <w:sz w:val="20"/>
+          <w:szCs w:val="20"/>
+        </w:rPr>
+      </w:pPr>
+      <w:r>
+        <w:rPr>
+          <w:rFonts w:ascii="Arial" w:hAnsi="Arial" w:cs="Arial"/>
+          <w:sz w:val="20"/>
+          <w:szCs w:val="20"/>
+        </w:rPr>
+        <w:t xml:space="preserve">L’accomplissement des </w:t>
+      </w:r>
+      <w:r>
+        <w:rPr>
+          <w:rFonts w:ascii="Arial" w:hAnsi="Arial" w:cs="Arial"/>
+          <w:sz w:val="20"/>
+          <w:szCs w:val="20"/>
+        </w:rPr>
+        <w:t>175</w:t>
+      </w:r>
+      <w:r>
+        <w:rPr>
+          <w:rFonts w:ascii="Arial" w:hAnsi="Arial" w:cs="Arial"/>
+          <w:sz w:val="20"/>
+          <w:szCs w:val="20"/>
+        </w:rPr>
+        <w:t xml:space="preserve"> heures est apprécié exclusivement à partir des éléments de suivi enregistrés par la plateforme de formation : relevés de connexion, temps d’activité effectif, progression dans les modules, travaux réalisés et évaluations effectuées. Une simple connexion à la plateforme, sans participation effective aux activités pédagogiques, ne peut être considérée comme du temps de formation réalisé.</w:t>
+      </w:r>
+    </w:p>
+    <w:p>
+      <w:pPr>
+        <w:pStyle w:val="NormalWeb"/>
+        <w:jc w:val="both"/>
+        <w:rPr>
+          <w:rFonts w:ascii="Arial" w:hAnsi="Arial" w:cs="Arial"/>
+          <w:sz w:val="20"/>
+          <w:szCs w:val="20"/>
+        </w:rPr>
+      </w:pPr>
+      <w:r>
+        <w:rPr>
+          <w:rFonts w:ascii="Arial" w:hAnsi="Arial" w:cs="Arial"/>
+          <w:sz w:val="20"/>
+          <w:szCs w:val="20"/>
+        </w:rPr>
+        <w:t xml:space="preserve">À défaut d’avoir intégralement réalisé et validé les </w:t>
+      </w:r>
+      <w:r>
+        <w:rPr>
+          <w:rStyle w:val="lev"/>
+          <w:rFonts w:ascii="Arial" w:hAnsi="Arial" w:cs="Arial"/>
+          <w:sz w:val="20"/>
+          <w:szCs w:val="20"/>
+        </w:rPr>
+        <w:t>175</w:t>
+      </w:r>
+      <w:r>
+        <w:rPr>
+          <w:rStyle w:val="lev"/>
+          <w:rFonts w:ascii="Arial" w:hAnsi="Arial" w:cs="Arial"/>
+          <w:sz w:val="20"/>
+          <w:szCs w:val="20"/>
+        </w:rPr>
+        <w:t xml:space="preserve"> heures de formation à distance</w:t>
       </w:r>
       <w:r>
         <w:rPr>

--- a/templates_word/conventiondespparis.docx
+++ b/templates_word/conventiondespparis.docx
@@ -1,6 +1,6 @@
 
 <file path=word/document.xml><?xml version="1.0" encoding="utf-8"?>
-<w:document xmlns:wpc="http://schemas.microsoft.com/office/word/2010/wordprocessingCanvas" xmlns:cx="http://schemas.microsoft.com/office/drawing/2014/chartex" xmlns:cx1="http://schemas.microsoft.com/office/drawing/2015/9/8/chartex" xmlns:cx2="http://schemas.microsoft.com/office/drawing/2015/10/21/chartex" xmlns:cx3="http://schemas.microsoft.com/office/drawing/2016/5/9/chartex" xmlns:cx4="http://schemas.microsoft.com/office/drawing/2016/5/10/chartex" xmlns:cx5="http://schemas.microsoft.com/office/drawing/2016/5/11/chartex" xmlns:cx6="http://schemas.microsoft.com/office/drawing/2016/5/12/chartex" xmlns:cx7="http://schemas.microsoft.com/office/drawing/2016/5/13/chartex" xmlns:cx8="http://schemas.microsoft.com/office/drawing/2016/5/14/chartex" xmlns:mc="http://schemas.openxmlformats.org/markup-compatibility/2006" xmlns:m="http://schemas.openxmlformats.org/officeDocument/2006/math" xmlns:aink="http://schemas.microsoft.com/office/drawing/2016/ink" xmlns:am3d="http://schemas.microsoft.com/office/drawing/2017/model3d" xmlns:oel="http://schemas.microsoft.com/office/2019/extlst" xmlns:r="http://schemas.openxmlformats.org/officeDocument/2006/relationships" xmlns:wp14="http://schemas.microsoft.com/office/word/2010/wordprocessingDrawing" xmlns:wp="http://schemas.openxmlformats.org/drawingml/2006/wordprocessingDrawing" xmlns:wpg="http://schemas.microsoft.com/office/word/2010/wordprocessingGroup" xmlns:wpi="http://schemas.microsoft.com/office/word/2010/wordprocessingInk" xmlns:wps="http://schemas.microsoft.com/office/word/2010/wordprocessingShape" xmlns:o="urn:schemas-microsoft-com:office:office" xmlns:v="urn:schemas-microsoft-com:vml" xmlns:w10="urn:schemas-microsoft-com:office:word" xmlns:w="http://schemas.openxmlformats.org/wordprocessingml/2006/main" xmlns:w14="http://schemas.microsoft.com/office/word/2010/wordml" xmlns:w15="http://schemas.microsoft.com/office/word/2012/wordml" xmlns:w16cei="http://schemas.microsoft.com/office/word/2026/wordml/cei" xmlns:w16cex="http://schemas.microsoft.com/office/word/2018/wordml/cex" xmlns:w16cid="http://schemas.microsoft.com/office/word/2016/wordml/cid" xmlns:w16="http://schemas.microsoft.com/office/word/2018/wordml" xmlns:w16sdtdh="http://schemas.microsoft.com/office/word/2020/wordml/sdtdatahash" xmlns:w16sdtfl="http://schemas.microsoft.com/office/word/2024/wordml/sdtformatlock" xmlns:w16se="http://schemas.microsoft.com/office/word/2015/wordml/symex" xmlns:w16du="http://schemas.microsoft.com/office/word/2023/wordml/word16du" xmlns:wne="http://schemas.microsoft.com/office/word/2006/wordml" mc:Ignorable="w14 w15 w16se w16cid w16 w16cex w16sdtdh w16sdtfl w16du wp14">
+<w:document xmlns:wpc="http://schemas.microsoft.com/office/word/2010/wordprocessingCanvas" xmlns:cx="http://schemas.microsoft.com/office/drawing/2014/chartex" xmlns:cx1="http://schemas.microsoft.com/office/drawing/2015/9/8/chartex" xmlns:cx2="http://schemas.microsoft.com/office/drawing/2015/10/21/chartex" xmlns:cx3="http://schemas.microsoft.com/office/drawing/2016/5/9/chartex" xmlns:cx4="http://schemas.microsoft.com/office/drawing/2016/5/10/chartex" xmlns:cx5="http://schemas.microsoft.com/office/drawing/2016/5/11/chartex" xmlns:cx6="http://schemas.microsoft.com/office/drawing/2016/5/12/chartex" xmlns:cx7="http://schemas.microsoft.com/office/drawing/2016/5/13/chartex" xmlns:cx8="http://schemas.microsoft.com/office/drawing/2016/5/14/chartex" xmlns:mc="http://schemas.openxmlformats.org/markup-compatibility/2006" xmlns:m="http://schemas.openxmlformats.org/officeDocument/2006/math" xmlns:aink="http://schemas.microsoft.com/office/drawing/2016/ink" xmlns:am3d="http://schemas.microsoft.com/office/drawing/2017/model3d" xmlns:oel="http://schemas.microsoft.com/office/2019/extlst" xmlns:r="http://schemas.openxmlformats.org/officeDocument/2006/relationships" xmlns:wp14="http://schemas.microsoft.com/office/word/2010/wordprocessingDrawing" xmlns:wp="http://schemas.openxmlformats.org/drawingml/2006/wordprocessingDrawing" xmlns:wpg="http://schemas.microsoft.com/office/word/2010/wordprocessingGroup" xmlns:wpi="http://schemas.microsoft.com/office/word/2010/wordprocessingInk" xmlns:wps="http://schemas.microsoft.com/office/word/2010/wordprocessingShape" xmlns:o="urn:schemas-microsoft-com:office:office" xmlns:v="urn:schemas-microsoft-com:vml" xmlns:w10="urn:schemas-microsoft-com:office:word" xmlns:w="http://schemas.openxmlformats.org/wordprocessingml/2006/main" xmlns:w14="http://schemas.microsoft.com/office/word/2010/wordml" xmlns:w15="http://schemas.microsoft.com/office/word/2012/wordml" xmlns:w16cex="http://schemas.microsoft.com/office/word/2018/wordml/cex" xmlns:w16cid="http://schemas.microsoft.com/office/word/2016/wordml/cid" xmlns:w16="http://schemas.microsoft.com/office/word/2018/wordml" xmlns:w16sdtdh="http://schemas.microsoft.com/office/word/2020/wordml/sdtdatahash" xmlns:w16sdtfl="http://schemas.microsoft.com/office/word/2024/wordml/sdtformatlock" xmlns:w16se="http://schemas.microsoft.com/office/word/2015/wordml/symex" xmlns:w16du="http://schemas.microsoft.com/office/word/2023/wordml/word16du" xmlns:wne="http://schemas.microsoft.com/office/word/2006/wordml" mc:Ignorable="w14 w15 w16se w16cid w16 w16cex w16sdtdh w16sdtfl w16du wp14">
   <w:body>
     <w:p/>
     <w:tbl>
@@ -1013,45 +1013,41 @@
           <w:sz w:val="21"/>
           <w:szCs w:val="21"/>
         </w:rPr>
-        <w:t xml:space="preserve"> (Atelier Modulable</w:t>
-      </w:r>
-      <w:r>
-        <w:rPr>
+        <w:t xml:space="preserve"> (</w:t>
+      </w:r>
+      <w:r>
+        <w:rPr>
+          <w:bCs/>
           <w:sz w:val="21"/>
           <w:szCs w:val="21"/>
         </w:rPr>
-        <w:t xml:space="preserve"> 53 rue des Vinaigriers 75010 PARIS)</w:t>
-      </w:r>
-    </w:p>
-    <w:p>
-      <w:pPr>
-        <w:spacing w:after="80"/>
-        <w:rPr>
+        <w:t xml:space="preserve">16/24 rue Cabanis (Villa </w:t>
+      </w:r>
+      <w:proofErr w:type="spellStart"/>
+      <w:r>
+        <w:rPr>
+          <w:bCs/>
           <w:sz w:val="21"/>
           <w:szCs w:val="21"/>
         </w:rPr>
-      </w:pPr>
+        <w:t>Lourcine</w:t>
+      </w:r>
+      <w:proofErr w:type="spellEnd"/>
+      <w:r>
+        <w:rPr>
+          <w:bCs/>
+          <w:sz w:val="21"/>
+          <w:szCs w:val="21"/>
+        </w:rPr>
+        <w:t>) entrée 5 – 75014 PARIS</w:t>
+      </w:r>
       <w:r>
         <w:rPr>
           <w:b/>
           <w:sz w:val="21"/>
           <w:szCs w:val="21"/>
         </w:rPr>
-        <w:t xml:space="preserve">Effectif minimal : </w:t>
-      </w:r>
-      <w:r>
-        <w:rPr>
-          <w:sz w:val="21"/>
-          <w:szCs w:val="21"/>
-        </w:rPr>
-        <w:t>4</w:t>
-      </w:r>
-      <w:r>
-        <w:rPr>
-          <w:sz w:val="21"/>
-          <w:szCs w:val="21"/>
-        </w:rPr>
-        <w:t xml:space="preserve"> - </w:t>
+        <w:t xml:space="preserve"> </w:t>
       </w:r>
       <w:r>
         <w:rPr>
@@ -1059,31 +1055,29 @@
           <w:sz w:val="21"/>
           <w:szCs w:val="21"/>
         </w:rPr>
-        <w:t xml:space="preserve">Effectif maximal : </w:t>
-      </w:r>
-      <w:r>
-        <w:rPr>
-          <w:sz w:val="21"/>
-          <w:szCs w:val="21"/>
-        </w:rPr>
-        <w:t>12</w:t>
-      </w:r>
-    </w:p>
-    <w:p>
-      <w:pPr>
-        <w:spacing w:after="80"/>
-        <w:rPr>
-          <w:sz w:val="21"/>
-          <w:szCs w:val="21"/>
-        </w:rPr>
-      </w:pPr>
+        <w:br/>
+      </w:r>
       <w:r>
         <w:rPr>
           <w:b/>
           <w:sz w:val="21"/>
           <w:szCs w:val="21"/>
         </w:rPr>
-        <w:t>Code RNCP/RS :</w:t>
+        <w:t xml:space="preserve">Effectif minimal : </w:t>
+      </w:r>
+      <w:r>
+        <w:rPr>
+          <w:sz w:val="21"/>
+          <w:szCs w:val="21"/>
+        </w:rPr>
+        <w:t>4</w:t>
+      </w:r>
+      <w:r>
+        <w:rPr>
+          <w:sz w:val="21"/>
+          <w:szCs w:val="21"/>
+        </w:rPr>
+        <w:t xml:space="preserve"> - </w:t>
       </w:r>
       <w:r>
         <w:rPr>
@@ -1091,7 +1085,48 @@
           <w:sz w:val="21"/>
           <w:szCs w:val="21"/>
         </w:rPr>
+        <w:t xml:space="preserve">Effectif maximal : </w:t>
+      </w:r>
+      <w:r>
+        <w:rPr>
+          <w:sz w:val="21"/>
+          <w:szCs w:val="21"/>
+        </w:rPr>
+        <w:t>12</w:t>
+      </w:r>
+    </w:p>
+    <w:p>
+      <w:pPr>
+        <w:spacing w:after="80"/>
+        <w:rPr>
+          <w:bCs/>
+          <w:sz w:val="21"/>
+          <w:szCs w:val="21"/>
+        </w:rPr>
+      </w:pPr>
+      <w:r>
+        <w:rPr>
+          <w:b/>
+          <w:sz w:val="21"/>
+          <w:szCs w:val="21"/>
+        </w:rPr>
+        <w:t>Code RNCP/RS :</w:t>
+      </w:r>
+      <w:r>
+        <w:rPr>
+          <w:b/>
+          <w:sz w:val="21"/>
+          <w:szCs w:val="21"/>
+        </w:rPr>
         <w:t xml:space="preserve"> </w:t>
+      </w:r>
+      <w:r>
+        <w:rPr>
+          <w:bCs/>
+          <w:sz w:val="21"/>
+          <w:szCs w:val="21"/>
+        </w:rPr>
+        <w:t>40385</w:t>
       </w:r>
     </w:p>
     <w:p>
@@ -1471,6 +1506,7 @@
         <w:rPr>
           <w:b/>
         </w:rPr>
+        <w:lastRenderedPageBreak/>
         <w:t>Moyens pédagogiques :</w:t>
       </w:r>
     </w:p>
@@ -4462,6 +4498,7 @@
           <w:color w:val="000000"/>
           <w:sz w:val="24"/>
         </w:rPr>
+        <w:lastRenderedPageBreak/>
         <w:br/>
       </w:r>
     </w:p>
@@ -5936,7 +5973,6 @@
           <w:color w:val="000000"/>
           <w:sz w:val="24"/>
         </w:rPr>
-        <w:lastRenderedPageBreak/>
         <w:br w:type="page"/>
       </w:r>
       <w:r>
@@ -5945,6 +5981,7 @@
           <w:color w:val="000000"/>
           <w:sz w:val="24"/>
         </w:rPr>
+        <w:lastRenderedPageBreak/>
         <w:br/>
       </w:r>
       <w:r>
@@ -6543,7 +6580,7 @@
 </file>
 
 <file path=word/endnotes.xml><?xml version="1.0" encoding="utf-8"?>
-<w:endnotes xmlns:wpc="http://schemas.microsoft.com/office/word/2010/wordprocessingCanvas" xmlns:cx="http://schemas.microsoft.com/office/drawing/2014/chartex" xmlns:cx1="http://schemas.microsoft.com/office/drawing/2015/9/8/chartex" xmlns:cx2="http://schemas.microsoft.com/office/drawing/2015/10/21/chartex" xmlns:cx3="http://schemas.microsoft.com/office/drawing/2016/5/9/chartex" xmlns:cx4="http://schemas.microsoft.com/office/drawing/2016/5/10/chartex" xmlns:cx5="http://schemas.microsoft.com/office/drawing/2016/5/11/chartex" xmlns:cx6="http://schemas.microsoft.com/office/drawing/2016/5/12/chartex" xmlns:cx7="http://schemas.microsoft.com/office/drawing/2016/5/13/chartex" xmlns:cx8="http://schemas.microsoft.com/office/drawing/2016/5/14/chartex" xmlns:mc="http://schemas.openxmlformats.org/markup-compatibility/2006" xmlns:m="http://schemas.openxmlformats.org/officeDocument/2006/math" xmlns:aink="http://schemas.microsoft.com/office/drawing/2016/ink" xmlns:am3d="http://schemas.microsoft.com/office/drawing/2017/model3d" xmlns:oel="http://schemas.microsoft.com/office/2019/extlst" xmlns:r="http://schemas.openxmlformats.org/officeDocument/2006/relationships" xmlns:wp14="http://schemas.microsoft.com/office/word/2010/wordprocessingDrawing" xmlns:wp="http://schemas.openxmlformats.org/drawingml/2006/wordprocessingDrawing" xmlns:wpg="http://schemas.microsoft.com/office/word/2010/wordprocessingGroup" xmlns:wpi="http://schemas.microsoft.com/office/word/2010/wordprocessingInk" xmlns:wps="http://schemas.microsoft.com/office/word/2010/wordprocessingShape" xmlns:o="urn:schemas-microsoft-com:office:office" xmlns:v="urn:schemas-microsoft-com:vml" xmlns:w10="urn:schemas-microsoft-com:office:word" xmlns:w="http://schemas.openxmlformats.org/wordprocessingml/2006/main" xmlns:w14="http://schemas.microsoft.com/office/word/2010/wordml" xmlns:w15="http://schemas.microsoft.com/office/word/2012/wordml" xmlns:w16cei="http://schemas.microsoft.com/office/word/2026/wordml/cei" xmlns:w16cex="http://schemas.microsoft.com/office/word/2018/wordml/cex" xmlns:w16cid="http://schemas.microsoft.com/office/word/2016/wordml/cid" xmlns:w16="http://schemas.microsoft.com/office/word/2018/wordml" xmlns:w16sdtdh="http://schemas.microsoft.com/office/word/2020/wordml/sdtdatahash" xmlns:w16sdtfl="http://schemas.microsoft.com/office/word/2024/wordml/sdtformatlock" xmlns:w16se="http://schemas.microsoft.com/office/word/2015/wordml/symex" xmlns:w16du="http://schemas.microsoft.com/office/word/2023/wordml/word16du" xmlns:wne="http://schemas.microsoft.com/office/word/2006/wordml" mc:Ignorable="w14 w15 w16se w16cid w16 w16cex w16sdtdh w16sdtfl w16du wp14">
+<w:endnotes xmlns:wpc="http://schemas.microsoft.com/office/word/2010/wordprocessingCanvas" xmlns:cx="http://schemas.microsoft.com/office/drawing/2014/chartex" xmlns:cx1="http://schemas.microsoft.com/office/drawing/2015/9/8/chartex" xmlns:cx2="http://schemas.microsoft.com/office/drawing/2015/10/21/chartex" xmlns:cx3="http://schemas.microsoft.com/office/drawing/2016/5/9/chartex" xmlns:cx4="http://schemas.microsoft.com/office/drawing/2016/5/10/chartex" xmlns:cx5="http://schemas.microsoft.com/office/drawing/2016/5/11/chartex" xmlns:cx6="http://schemas.microsoft.com/office/drawing/2016/5/12/chartex" xmlns:cx7="http://schemas.microsoft.com/office/drawing/2016/5/13/chartex" xmlns:cx8="http://schemas.microsoft.com/office/drawing/2016/5/14/chartex" xmlns:mc="http://schemas.openxmlformats.org/markup-compatibility/2006" xmlns:m="http://schemas.openxmlformats.org/officeDocument/2006/math" xmlns:aink="http://schemas.microsoft.com/office/drawing/2016/ink" xmlns:am3d="http://schemas.microsoft.com/office/drawing/2017/model3d" xmlns:oel="http://schemas.microsoft.com/office/2019/extlst" xmlns:r="http://schemas.openxmlformats.org/officeDocument/2006/relationships" xmlns:wp14="http://schemas.microsoft.com/office/word/2010/wordprocessingDrawing" xmlns:wp="http://schemas.openxmlformats.org/drawingml/2006/wordprocessingDrawing" xmlns:wpg="http://schemas.microsoft.com/office/word/2010/wordprocessingGroup" xmlns:wpi="http://schemas.microsoft.com/office/word/2010/wordprocessingInk" xmlns:wps="http://schemas.microsoft.com/office/word/2010/wordprocessingShape" xmlns:o="urn:schemas-microsoft-com:office:office" xmlns:v="urn:schemas-microsoft-com:vml" xmlns:w10="urn:schemas-microsoft-com:office:word" xmlns:w="http://schemas.openxmlformats.org/wordprocessingml/2006/main" xmlns:w14="http://schemas.microsoft.com/office/word/2010/wordml" xmlns:w15="http://schemas.microsoft.com/office/word/2012/wordml" xmlns:w16cex="http://schemas.microsoft.com/office/word/2018/wordml/cex" xmlns:w16cid="http://schemas.microsoft.com/office/word/2016/wordml/cid" xmlns:w16="http://schemas.microsoft.com/office/word/2018/wordml" xmlns:w16sdtdh="http://schemas.microsoft.com/office/word/2020/wordml/sdtdatahash" xmlns:w16sdtfl="http://schemas.microsoft.com/office/word/2024/wordml/sdtformatlock" xmlns:w16se="http://schemas.microsoft.com/office/word/2015/wordml/symex" xmlns:w16du="http://schemas.microsoft.com/office/word/2023/wordml/word16du" xmlns:wne="http://schemas.microsoft.com/office/word/2006/wordml" mc:Ignorable="w14 w15 w16se w16cid w16 w16cex w16sdtdh w16sdtfl w16du wp14">
   <w:endnote w:type="separator" w:id="-1">
     <w:p>
       <w:pPr>
@@ -6568,7 +6605,7 @@
 </file>
 
 <file path=word/footer1.xml><?xml version="1.0" encoding="utf-8"?>
-<w:ftr xmlns:wpc="http://schemas.microsoft.com/office/word/2010/wordprocessingCanvas" xmlns:cx="http://schemas.microsoft.com/office/drawing/2014/chartex" xmlns:cx1="http://schemas.microsoft.com/office/drawing/2015/9/8/chartex" xmlns:cx2="http://schemas.microsoft.com/office/drawing/2015/10/21/chartex" xmlns:cx3="http://schemas.microsoft.com/office/drawing/2016/5/9/chartex" xmlns:cx4="http://schemas.microsoft.com/office/drawing/2016/5/10/chartex" xmlns:cx5="http://schemas.microsoft.com/office/drawing/2016/5/11/chartex" xmlns:cx6="http://schemas.microsoft.com/office/drawing/2016/5/12/chartex" xmlns:cx7="http://schemas.microsoft.com/office/drawing/2016/5/13/chartex" xmlns:cx8="http://schemas.microsoft.com/office/drawing/2016/5/14/chartex" xmlns:mc="http://schemas.openxmlformats.org/markup-compatibility/2006" xmlns:m="http://schemas.openxmlformats.org/officeDocument/2006/math" xmlns:aink="http://schemas.microsoft.com/office/drawing/2016/ink" xmlns:am3d="http://schemas.microsoft.com/office/drawing/2017/model3d" xmlns:oel="http://schemas.microsoft.com/office/2019/extlst" xmlns:r="http://schemas.openxmlformats.org/officeDocument/2006/relationships" xmlns:wp14="http://schemas.microsoft.com/office/word/2010/wordprocessingDrawing" xmlns:wp="http://schemas.openxmlformats.org/drawingml/2006/wordprocessingDrawing" xmlns:wpg="http://schemas.microsoft.com/office/word/2010/wordprocessingGroup" xmlns:wpi="http://schemas.microsoft.com/office/word/2010/wordprocessingInk" xmlns:wps="http://schemas.microsoft.com/office/word/2010/wordprocessingShape" xmlns:o="urn:schemas-microsoft-com:office:office" xmlns:v="urn:schemas-microsoft-com:vml" xmlns:w10="urn:schemas-microsoft-com:office:word" xmlns:w="http://schemas.openxmlformats.org/wordprocessingml/2006/main" xmlns:w14="http://schemas.microsoft.com/office/word/2010/wordml" xmlns:w15="http://schemas.microsoft.com/office/word/2012/wordml" xmlns:w16cei="http://schemas.microsoft.com/office/word/2026/wordml/cei" xmlns:w16cex="http://schemas.microsoft.com/office/word/2018/wordml/cex" xmlns:w16cid="http://schemas.microsoft.com/office/word/2016/wordml/cid" xmlns:w16="http://schemas.microsoft.com/office/word/2018/wordml" xmlns:w16sdtdh="http://schemas.microsoft.com/office/word/2020/wordml/sdtdatahash" xmlns:w16sdtfl="http://schemas.microsoft.com/office/word/2024/wordml/sdtformatlock" xmlns:w16se="http://schemas.microsoft.com/office/word/2015/wordml/symex" xmlns:w16du="http://schemas.microsoft.com/office/word/2023/wordml/word16du" xmlns:wne="http://schemas.microsoft.com/office/word/2006/wordml" mc:Ignorable="w14 w15 w16se w16cid w16 w16cex w16sdtdh w16sdtfl w16du wp14">
+<w:ftr xmlns:wpc="http://schemas.microsoft.com/office/word/2010/wordprocessingCanvas" xmlns:cx="http://schemas.microsoft.com/office/drawing/2014/chartex" xmlns:cx1="http://schemas.microsoft.com/office/drawing/2015/9/8/chartex" xmlns:cx2="http://schemas.microsoft.com/office/drawing/2015/10/21/chartex" xmlns:cx3="http://schemas.microsoft.com/office/drawing/2016/5/9/chartex" xmlns:cx4="http://schemas.microsoft.com/office/drawing/2016/5/10/chartex" xmlns:cx5="http://schemas.microsoft.com/office/drawing/2016/5/11/chartex" xmlns:cx6="http://schemas.microsoft.com/office/drawing/2016/5/12/chartex" xmlns:cx7="http://schemas.microsoft.com/office/drawing/2016/5/13/chartex" xmlns:cx8="http://schemas.microsoft.com/office/drawing/2016/5/14/chartex" xmlns:mc="http://schemas.openxmlformats.org/markup-compatibility/2006" xmlns:m="http://schemas.openxmlformats.org/officeDocument/2006/math" xmlns:aink="http://schemas.microsoft.com/office/drawing/2016/ink" xmlns:am3d="http://schemas.microsoft.com/office/drawing/2017/model3d" xmlns:oel="http://schemas.microsoft.com/office/2019/extlst" xmlns:r="http://schemas.openxmlformats.org/officeDocument/2006/relationships" xmlns:wp14="http://schemas.microsoft.com/office/word/2010/wordprocessingDrawing" xmlns:wp="http://schemas.openxmlformats.org/drawingml/2006/wordprocessingDrawing" xmlns:wpg="http://schemas.microsoft.com/office/word/2010/wordprocessingGroup" xmlns:wpi="http://schemas.microsoft.com/office/word/2010/wordprocessingInk" xmlns:wps="http://schemas.microsoft.com/office/word/2010/wordprocessingShape" xmlns:o="urn:schemas-microsoft-com:office:office" xmlns:v="urn:schemas-microsoft-com:vml" xmlns:w10="urn:schemas-microsoft-com:office:word" xmlns:w="http://schemas.openxmlformats.org/wordprocessingml/2006/main" xmlns:w14="http://schemas.microsoft.com/office/word/2010/wordml" xmlns:w15="http://schemas.microsoft.com/office/word/2012/wordml" xmlns:w16cex="http://schemas.microsoft.com/office/word/2018/wordml/cex" xmlns:w16cid="http://schemas.microsoft.com/office/word/2016/wordml/cid" xmlns:w16="http://schemas.microsoft.com/office/word/2018/wordml" xmlns:w16sdtdh="http://schemas.microsoft.com/office/word/2020/wordml/sdtdatahash" xmlns:w16sdtfl="http://schemas.microsoft.com/office/word/2024/wordml/sdtformatlock" xmlns:w16se="http://schemas.microsoft.com/office/word/2015/wordml/symex" xmlns:w16du="http://schemas.microsoft.com/office/word/2023/wordml/word16du" xmlns:wne="http://schemas.microsoft.com/office/word/2006/wordml" mc:Ignorable="w14 w15 w16se w16cid w16 w16cex w16sdtdh w16sdtfl w16du wp14">
   <w:p>
     <w:pPr>
       <w:pStyle w:val="Pieddepage"/>
@@ -6578,7 +6615,7 @@
 </file>
 
 <file path=word/footer2.xml><?xml version="1.0" encoding="utf-8"?>
-<w:ftr xmlns:wpc="http://schemas.microsoft.com/office/word/2010/wordprocessingCanvas" xmlns:cx="http://schemas.microsoft.com/office/drawing/2014/chartex" xmlns:cx1="http://schemas.microsoft.com/office/drawing/2015/9/8/chartex" xmlns:cx2="http://schemas.microsoft.com/office/drawing/2015/10/21/chartex" xmlns:cx3="http://schemas.microsoft.com/office/drawing/2016/5/9/chartex" xmlns:cx4="http://schemas.microsoft.com/office/drawing/2016/5/10/chartex" xmlns:cx5="http://schemas.microsoft.com/office/drawing/2016/5/11/chartex" xmlns:cx6="http://schemas.microsoft.com/office/drawing/2016/5/12/chartex" xmlns:cx7="http://schemas.microsoft.com/office/drawing/2016/5/13/chartex" xmlns:cx8="http://schemas.microsoft.com/office/drawing/2016/5/14/chartex" xmlns:mc="http://schemas.openxmlformats.org/markup-compatibility/2006" xmlns:m="http://schemas.openxmlformats.org/officeDocument/2006/math" xmlns:aink="http://schemas.microsoft.com/office/drawing/2016/ink" xmlns:am3d="http://schemas.microsoft.com/office/drawing/2017/model3d" xmlns:oel="http://schemas.microsoft.com/office/2019/extlst" xmlns:r="http://schemas.openxmlformats.org/officeDocument/2006/relationships" xmlns:wp14="http://schemas.microsoft.com/office/word/2010/wordprocessingDrawing" xmlns:wp="http://schemas.openxmlformats.org/drawingml/2006/wordprocessingDrawing" xmlns:wpg="http://schemas.microsoft.com/office/word/2010/wordprocessingGroup" xmlns:wpi="http://schemas.microsoft.com/office/word/2010/wordprocessingInk" xmlns:wps="http://schemas.microsoft.com/office/word/2010/wordprocessingShape" xmlns:o="urn:schemas-microsoft-com:office:office" xmlns:v="urn:schemas-microsoft-com:vml" xmlns:w10="urn:schemas-microsoft-com:office:word" xmlns:w="http://schemas.openxmlformats.org/wordprocessingml/2006/main" xmlns:w14="http://schemas.microsoft.com/office/word/2010/wordml" xmlns:w15="http://schemas.microsoft.com/office/word/2012/wordml" xmlns:w16cei="http://schemas.microsoft.com/office/word/2026/wordml/cei" xmlns:w16cex="http://schemas.microsoft.com/office/word/2018/wordml/cex" xmlns:w16cid="http://schemas.microsoft.com/office/word/2016/wordml/cid" xmlns:w16="http://schemas.microsoft.com/office/word/2018/wordml" xmlns:w16sdtdh="http://schemas.microsoft.com/office/word/2020/wordml/sdtdatahash" xmlns:w16sdtfl="http://schemas.microsoft.com/office/word/2024/wordml/sdtformatlock" xmlns:w16se="http://schemas.microsoft.com/office/word/2015/wordml/symex" xmlns:w16du="http://schemas.microsoft.com/office/word/2023/wordml/word16du" xmlns:wne="http://schemas.microsoft.com/office/word/2006/wordml" mc:Ignorable="w14 w15 w16se w16cid w16 w16cex w16sdtdh w16sdtfl w16du wp14">
+<w:ftr xmlns:wpc="http://schemas.microsoft.com/office/word/2010/wordprocessingCanvas" xmlns:cx="http://schemas.microsoft.com/office/drawing/2014/chartex" xmlns:cx1="http://schemas.microsoft.com/office/drawing/2015/9/8/chartex" xmlns:cx2="http://schemas.microsoft.com/office/drawing/2015/10/21/chartex" xmlns:cx3="http://schemas.microsoft.com/office/drawing/2016/5/9/chartex" xmlns:cx4="http://schemas.microsoft.com/office/drawing/2016/5/10/chartex" xmlns:cx5="http://schemas.microsoft.com/office/drawing/2016/5/11/chartex" xmlns:cx6="http://schemas.microsoft.com/office/drawing/2016/5/12/chartex" xmlns:cx7="http://schemas.microsoft.com/office/drawing/2016/5/13/chartex" xmlns:cx8="http://schemas.microsoft.com/office/drawing/2016/5/14/chartex" xmlns:mc="http://schemas.openxmlformats.org/markup-compatibility/2006" xmlns:m="http://schemas.openxmlformats.org/officeDocument/2006/math" xmlns:aink="http://schemas.microsoft.com/office/drawing/2016/ink" xmlns:am3d="http://schemas.microsoft.com/office/drawing/2017/model3d" xmlns:oel="http://schemas.microsoft.com/office/2019/extlst" xmlns:r="http://schemas.openxmlformats.org/officeDocument/2006/relationships" xmlns:wp14="http://schemas.microsoft.com/office/word/2010/wordprocessingDrawing" xmlns:wp="http://schemas.openxmlformats.org/drawingml/2006/wordprocessingDrawing" xmlns:wpg="http://schemas.microsoft.com/office/word/2010/wordprocessingGroup" xmlns:wpi="http://schemas.microsoft.com/office/word/2010/wordprocessingInk" xmlns:wps="http://schemas.microsoft.com/office/word/2010/wordprocessingShape" xmlns:o="urn:schemas-microsoft-com:office:office" xmlns:v="urn:schemas-microsoft-com:vml" xmlns:w10="urn:schemas-microsoft-com:office:word" xmlns:w="http://schemas.openxmlformats.org/wordprocessingml/2006/main" xmlns:w14="http://schemas.microsoft.com/office/word/2010/wordml" xmlns:w15="http://schemas.microsoft.com/office/word/2012/wordml" xmlns:w16cex="http://schemas.microsoft.com/office/word/2018/wordml/cex" xmlns:w16cid="http://schemas.microsoft.com/office/word/2016/wordml/cid" xmlns:w16="http://schemas.microsoft.com/office/word/2018/wordml" xmlns:w16sdtdh="http://schemas.microsoft.com/office/word/2020/wordml/sdtdatahash" xmlns:w16sdtfl="http://schemas.microsoft.com/office/word/2024/wordml/sdtformatlock" xmlns:w16se="http://schemas.microsoft.com/office/word/2015/wordml/symex" xmlns:w16du="http://schemas.microsoft.com/office/word/2023/wordml/word16du" xmlns:wne="http://schemas.microsoft.com/office/word/2006/wordml" mc:Ignorable="w14 w15 w16se w16cid w16 w16cex w16sdtdh w16sdtfl w16du wp14">
   <w:p>
     <w:pPr>
       <w:pStyle w:val="Pieddepage"/>
@@ -6770,7 +6807,7 @@
 </file>
 
 <file path=word/footer3.xml><?xml version="1.0" encoding="utf-8"?>
-<w:ftr xmlns:wpc="http://schemas.microsoft.com/office/word/2010/wordprocessingCanvas" xmlns:cx="http://schemas.microsoft.com/office/drawing/2014/chartex" xmlns:cx1="http://schemas.microsoft.com/office/drawing/2015/9/8/chartex" xmlns:cx2="http://schemas.microsoft.com/office/drawing/2015/10/21/chartex" xmlns:cx3="http://schemas.microsoft.com/office/drawing/2016/5/9/chartex" xmlns:cx4="http://schemas.microsoft.com/office/drawing/2016/5/10/chartex" xmlns:cx5="http://schemas.microsoft.com/office/drawing/2016/5/11/chartex" xmlns:cx6="http://schemas.microsoft.com/office/drawing/2016/5/12/chartex" xmlns:cx7="http://schemas.microsoft.com/office/drawing/2016/5/13/chartex" xmlns:cx8="http://schemas.microsoft.com/office/drawing/2016/5/14/chartex" xmlns:mc="http://schemas.openxmlformats.org/markup-compatibility/2006" xmlns:m="http://schemas.openxmlformats.org/officeDocument/2006/math" xmlns:aink="http://schemas.microsoft.com/office/drawing/2016/ink" xmlns:am3d="http://schemas.microsoft.com/office/drawing/2017/model3d" xmlns:oel="http://schemas.microsoft.com/office/2019/extlst" xmlns:r="http://schemas.openxmlformats.org/officeDocument/2006/relationships" xmlns:wp14="http://schemas.microsoft.com/office/word/2010/wordprocessingDrawing" xmlns:wp="http://schemas.openxmlformats.org/drawingml/2006/wordprocessingDrawing" xmlns:wpg="http://schemas.microsoft.com/office/word/2010/wordprocessingGroup" xmlns:wpi="http://schemas.microsoft.com/office/word/2010/wordprocessingInk" xmlns:wps="http://schemas.microsoft.com/office/word/2010/wordprocessingShape" xmlns:o="urn:schemas-microsoft-com:office:office" xmlns:v="urn:schemas-microsoft-com:vml" xmlns:w10="urn:schemas-microsoft-com:office:word" xmlns:w="http://schemas.openxmlformats.org/wordprocessingml/2006/main" xmlns:w14="http://schemas.microsoft.com/office/word/2010/wordml" xmlns:w15="http://schemas.microsoft.com/office/word/2012/wordml" xmlns:w16cei="http://schemas.microsoft.com/office/word/2026/wordml/cei" xmlns:w16cex="http://schemas.microsoft.com/office/word/2018/wordml/cex" xmlns:w16cid="http://schemas.microsoft.com/office/word/2016/wordml/cid" xmlns:w16="http://schemas.microsoft.com/office/word/2018/wordml" xmlns:w16sdtdh="http://schemas.microsoft.com/office/word/2020/wordml/sdtdatahash" xmlns:w16sdtfl="http://schemas.microsoft.com/office/word/2024/wordml/sdtformatlock" xmlns:w16se="http://schemas.microsoft.com/office/word/2015/wordml/symex" xmlns:w16du="http://schemas.microsoft.com/office/word/2023/wordml/word16du" xmlns:wne="http://schemas.microsoft.com/office/word/2006/wordml" mc:Ignorable="w14 w15 w16se w16cid w16 w16cex w16sdtdh w16sdtfl w16du wp14">
+<w:ftr xmlns:wpc="http://schemas.microsoft.com/office/word/2010/wordprocessingCanvas" xmlns:cx="http://schemas.microsoft.com/office/drawing/2014/chartex" xmlns:cx1="http://schemas.microsoft.com/office/drawing/2015/9/8/chartex" xmlns:cx2="http://schemas.microsoft.com/office/drawing/2015/10/21/chartex" xmlns:cx3="http://schemas.microsoft.com/office/drawing/2016/5/9/chartex" xmlns:cx4="http://schemas.microsoft.com/office/drawing/2016/5/10/chartex" xmlns:cx5="http://schemas.microsoft.com/office/drawing/2016/5/11/chartex" xmlns:cx6="http://schemas.microsoft.com/office/drawing/2016/5/12/chartex" xmlns:cx7="http://schemas.microsoft.com/office/drawing/2016/5/13/chartex" xmlns:cx8="http://schemas.microsoft.com/office/drawing/2016/5/14/chartex" xmlns:mc="http://schemas.openxmlformats.org/markup-compatibility/2006" xmlns:m="http://schemas.openxmlformats.org/officeDocument/2006/math" xmlns:aink="http://schemas.microsoft.com/office/drawing/2016/ink" xmlns:am3d="http://schemas.microsoft.com/office/drawing/2017/model3d" xmlns:oel="http://schemas.microsoft.com/office/2019/extlst" xmlns:r="http://schemas.openxmlformats.org/officeDocument/2006/relationships" xmlns:wp14="http://schemas.microsoft.com/office/word/2010/wordprocessingDrawing" xmlns:wp="http://schemas.openxmlformats.org/drawingml/2006/wordprocessingDrawing" xmlns:wpg="http://schemas.microsoft.com/office/word/2010/wordprocessingGroup" xmlns:wpi="http://schemas.microsoft.com/office/word/2010/wordprocessingInk" xmlns:wps="http://schemas.microsoft.com/office/word/2010/wordprocessingShape" xmlns:o="urn:schemas-microsoft-com:office:office" xmlns:v="urn:schemas-microsoft-com:vml" xmlns:w10="urn:schemas-microsoft-com:office:word" xmlns:w="http://schemas.openxmlformats.org/wordprocessingml/2006/main" xmlns:w14="http://schemas.microsoft.com/office/word/2010/wordml" xmlns:w15="http://schemas.microsoft.com/office/word/2012/wordml" xmlns:w16cex="http://schemas.microsoft.com/office/word/2018/wordml/cex" xmlns:w16cid="http://schemas.microsoft.com/office/word/2016/wordml/cid" xmlns:w16="http://schemas.microsoft.com/office/word/2018/wordml" xmlns:w16sdtdh="http://schemas.microsoft.com/office/word/2020/wordml/sdtdatahash" xmlns:w16sdtfl="http://schemas.microsoft.com/office/word/2024/wordml/sdtformatlock" xmlns:w16se="http://schemas.microsoft.com/office/word/2015/wordml/symex" xmlns:w16du="http://schemas.microsoft.com/office/word/2023/wordml/word16du" xmlns:wne="http://schemas.microsoft.com/office/word/2006/wordml" mc:Ignorable="w14 w15 w16se w16cid w16 w16cex w16sdtdh w16sdtfl w16du wp14">
   <w:p>
     <w:pPr>
       <w:pStyle w:val="Pieddepage"/>
@@ -6780,7 +6817,7 @@
 </file>
 
 <file path=word/footnotes.xml><?xml version="1.0" encoding="utf-8"?>
-<w:footnotes xmlns:wpc="http://schemas.microsoft.com/office/word/2010/wordprocessingCanvas" xmlns:cx="http://schemas.microsoft.com/office/drawing/2014/chartex" xmlns:cx1="http://schemas.microsoft.com/office/drawing/2015/9/8/chartex" xmlns:cx2="http://schemas.microsoft.com/office/drawing/2015/10/21/chartex" xmlns:cx3="http://schemas.microsoft.com/office/drawing/2016/5/9/chartex" xmlns:cx4="http://schemas.microsoft.com/office/drawing/2016/5/10/chartex" xmlns:cx5="http://schemas.microsoft.com/office/drawing/2016/5/11/chartex" xmlns:cx6="http://schemas.microsoft.com/office/drawing/2016/5/12/chartex" xmlns:cx7="http://schemas.microsoft.com/office/drawing/2016/5/13/chartex" xmlns:cx8="http://schemas.microsoft.com/office/drawing/2016/5/14/chartex" xmlns:mc="http://schemas.openxmlformats.org/markup-compatibility/2006" xmlns:m="http://schemas.openxmlformats.org/officeDocument/2006/math" xmlns:aink="http://schemas.microsoft.com/office/drawing/2016/ink" xmlns:am3d="http://schemas.microsoft.com/office/drawing/2017/model3d" xmlns:oel="http://schemas.microsoft.com/office/2019/extlst" xmlns:r="http://schemas.openxmlformats.org/officeDocument/2006/relationships" xmlns:wp14="http://schemas.microsoft.com/office/word/2010/wordprocessingDrawing" xmlns:wp="http://schemas.openxmlformats.org/drawingml/2006/wordprocessingDrawing" xmlns:wpg="http://schemas.microsoft.com/office/word/2010/wordprocessingGroup" xmlns:wpi="http://schemas.microsoft.com/office/word/2010/wordprocessingInk" xmlns:wps="http://schemas.microsoft.com/office/word/2010/wordprocessingShape" xmlns:o="urn:schemas-microsoft-com:office:office" xmlns:v="urn:schemas-microsoft-com:vml" xmlns:w10="urn:schemas-microsoft-com:office:word" xmlns:w="http://schemas.openxmlformats.org/wordprocessingml/2006/main" xmlns:w14="http://schemas.microsoft.com/office/word/2010/wordml" xmlns:w15="http://schemas.microsoft.com/office/word/2012/wordml" xmlns:w16cei="http://schemas.microsoft.com/office/word/2026/wordml/cei" xmlns:w16cex="http://schemas.microsoft.com/office/word/2018/wordml/cex" xmlns:w16cid="http://schemas.microsoft.com/office/word/2016/wordml/cid" xmlns:w16="http://schemas.microsoft.com/office/word/2018/wordml" xmlns:w16sdtdh="http://schemas.microsoft.com/office/word/2020/wordml/sdtdatahash" xmlns:w16sdtfl="http://schemas.microsoft.com/office/word/2024/wordml/sdtformatlock" xmlns:w16se="http://schemas.microsoft.com/office/word/2015/wordml/symex" xmlns:w16du="http://schemas.microsoft.com/office/word/2023/wordml/word16du" xmlns:wne="http://schemas.microsoft.com/office/word/2006/wordml" mc:Ignorable="w14 w15 w16se w16cid w16 w16cex w16sdtdh w16sdtfl w16du wp14">
+<w:footnotes xmlns:wpc="http://schemas.microsoft.com/office/word/2010/wordprocessingCanvas" xmlns:cx="http://schemas.microsoft.com/office/drawing/2014/chartex" xmlns:cx1="http://schemas.microsoft.com/office/drawing/2015/9/8/chartex" xmlns:cx2="http://schemas.microsoft.com/office/drawing/2015/10/21/chartex" xmlns:cx3="http://schemas.microsoft.com/office/drawing/2016/5/9/chartex" xmlns:cx4="http://schemas.microsoft.com/office/drawing/2016/5/10/chartex" xmlns:cx5="http://schemas.microsoft.com/office/drawing/2016/5/11/chartex" xmlns:cx6="http://schemas.microsoft.com/office/drawing/2016/5/12/chartex" xmlns:cx7="http://schemas.microsoft.com/office/drawing/2016/5/13/chartex" xmlns:cx8="http://schemas.microsoft.com/office/drawing/2016/5/14/chartex" xmlns:mc="http://schemas.openxmlformats.org/markup-compatibility/2006" xmlns:m="http://schemas.openxmlformats.org/officeDocument/2006/math" xmlns:aink="http://schemas.microsoft.com/office/drawing/2016/ink" xmlns:am3d="http://schemas.microsoft.com/office/drawing/2017/model3d" xmlns:oel="http://schemas.microsoft.com/office/2019/extlst" xmlns:r="http://schemas.openxmlformats.org/officeDocument/2006/relationships" xmlns:wp14="http://schemas.microsoft.com/office/word/2010/wordprocessingDrawing" xmlns:wp="http://schemas.openxmlformats.org/drawingml/2006/wordprocessingDrawing" xmlns:wpg="http://schemas.microsoft.com/office/word/2010/wordprocessingGroup" xmlns:wpi="http://schemas.microsoft.com/office/word/2010/wordprocessingInk" xmlns:wps="http://schemas.microsoft.com/office/word/2010/wordprocessingShape" xmlns:o="urn:schemas-microsoft-com:office:office" xmlns:v="urn:schemas-microsoft-com:vml" xmlns:w10="urn:schemas-microsoft-com:office:word" xmlns:w="http://schemas.openxmlformats.org/wordprocessingml/2006/main" xmlns:w14="http://schemas.microsoft.com/office/word/2010/wordml" xmlns:w15="http://schemas.microsoft.com/office/word/2012/wordml" xmlns:w16cex="http://schemas.microsoft.com/office/word/2018/wordml/cex" xmlns:w16cid="http://schemas.microsoft.com/office/word/2016/wordml/cid" xmlns:w16="http://schemas.microsoft.com/office/word/2018/wordml" xmlns:w16sdtdh="http://schemas.microsoft.com/office/word/2020/wordml/sdtdatahash" xmlns:w16sdtfl="http://schemas.microsoft.com/office/word/2024/wordml/sdtformatlock" xmlns:w16se="http://schemas.microsoft.com/office/word/2015/wordml/symex" xmlns:w16du="http://schemas.microsoft.com/office/word/2023/wordml/word16du" xmlns:wne="http://schemas.microsoft.com/office/word/2006/wordml" mc:Ignorable="w14 w15 w16se w16cid w16 w16cex w16sdtdh w16sdtfl w16du wp14">
   <w:footnote w:type="separator" w:id="-1">
     <w:p>
       <w:pPr>
@@ -6805,7 +6842,7 @@
 </file>
 
 <file path=word/header1.xml><?xml version="1.0" encoding="utf-8"?>
-<w:hdr xmlns:wpc="http://schemas.microsoft.com/office/word/2010/wordprocessingCanvas" xmlns:cx="http://schemas.microsoft.com/office/drawing/2014/chartex" xmlns:cx1="http://schemas.microsoft.com/office/drawing/2015/9/8/chartex" xmlns:cx2="http://schemas.microsoft.com/office/drawing/2015/10/21/chartex" xmlns:cx3="http://schemas.microsoft.com/office/drawing/2016/5/9/chartex" xmlns:cx4="http://schemas.microsoft.com/office/drawing/2016/5/10/chartex" xmlns:cx5="http://schemas.microsoft.com/office/drawing/2016/5/11/chartex" xmlns:cx6="http://schemas.microsoft.com/office/drawing/2016/5/12/chartex" xmlns:cx7="http://schemas.microsoft.com/office/drawing/2016/5/13/chartex" xmlns:cx8="http://schemas.microsoft.com/office/drawing/2016/5/14/chartex" xmlns:mc="http://schemas.openxmlformats.org/markup-compatibility/2006" xmlns:m="http://schemas.openxmlformats.org/officeDocument/2006/math" xmlns:aink="http://schemas.microsoft.com/office/drawing/2016/ink" xmlns:am3d="http://schemas.microsoft.com/office/drawing/2017/model3d" xmlns:oel="http://schemas.microsoft.com/office/2019/extlst" xmlns:r="http://schemas.openxmlformats.org/officeDocument/2006/relationships" xmlns:wp14="http://schemas.microsoft.com/office/word/2010/wordprocessingDrawing" xmlns:wp="http://schemas.openxmlformats.org/drawingml/2006/wordprocessingDrawing" xmlns:wpg="http://schemas.microsoft.com/office/word/2010/wordprocessingGroup" xmlns:wpi="http://schemas.microsoft.com/office/word/2010/wordprocessingInk" xmlns:wps="http://schemas.microsoft.com/office/word/2010/wordprocessingShape" xmlns:o="urn:schemas-microsoft-com:office:office" xmlns:v="urn:schemas-microsoft-com:vml" xmlns:w10="urn:schemas-microsoft-com:office:word" xmlns:w="http://schemas.openxmlformats.org/wordprocessingml/2006/main" xmlns:w14="http://schemas.microsoft.com/office/word/2010/wordml" xmlns:w15="http://schemas.microsoft.com/office/word/2012/wordml" xmlns:w16cei="http://schemas.microsoft.com/office/word/2026/wordml/cei" xmlns:w16cex="http://schemas.microsoft.com/office/word/2018/wordml/cex" xmlns:w16cid="http://schemas.microsoft.com/office/word/2016/wordml/cid" xmlns:w16="http://schemas.microsoft.com/office/word/2018/wordml" xmlns:w16sdtdh="http://schemas.microsoft.com/office/word/2020/wordml/sdtdatahash" xmlns:w16sdtfl="http://schemas.microsoft.com/office/word/2024/wordml/sdtformatlock" xmlns:w16se="http://schemas.microsoft.com/office/word/2015/wordml/symex" xmlns:w16du="http://schemas.microsoft.com/office/word/2023/wordml/word16du" xmlns:wne="http://schemas.microsoft.com/office/word/2006/wordml" mc:Ignorable="w14 w15 w16se w16cid w16 w16cex w16sdtdh w16sdtfl w16du wp14">
+<w:hdr xmlns:wpc="http://schemas.microsoft.com/office/word/2010/wordprocessingCanvas" xmlns:cx="http://schemas.microsoft.com/office/drawing/2014/chartex" xmlns:cx1="http://schemas.microsoft.com/office/drawing/2015/9/8/chartex" xmlns:cx2="http://schemas.microsoft.com/office/drawing/2015/10/21/chartex" xmlns:cx3="http://schemas.microsoft.com/office/drawing/2016/5/9/chartex" xmlns:cx4="http://schemas.microsoft.com/office/drawing/2016/5/10/chartex" xmlns:cx5="http://schemas.microsoft.com/office/drawing/2016/5/11/chartex" xmlns:cx6="http://schemas.microsoft.com/office/drawing/2016/5/12/chartex" xmlns:cx7="http://schemas.microsoft.com/office/drawing/2016/5/13/chartex" xmlns:cx8="http://schemas.microsoft.com/office/drawing/2016/5/14/chartex" xmlns:mc="http://schemas.openxmlformats.org/markup-compatibility/2006" xmlns:m="http://schemas.openxmlformats.org/officeDocument/2006/math" xmlns:aink="http://schemas.microsoft.com/office/drawing/2016/ink" xmlns:am3d="http://schemas.microsoft.com/office/drawing/2017/model3d" xmlns:oel="http://schemas.microsoft.com/office/2019/extlst" xmlns:r="http://schemas.openxmlformats.org/officeDocument/2006/relationships" xmlns:wp14="http://schemas.microsoft.com/office/word/2010/wordprocessingDrawing" xmlns:wp="http://schemas.openxmlformats.org/drawingml/2006/wordprocessingDrawing" xmlns:wpg="http://schemas.microsoft.com/office/word/2010/wordprocessingGroup" xmlns:wpi="http://schemas.microsoft.com/office/word/2010/wordprocessingInk" xmlns:wps="http://schemas.microsoft.com/office/word/2010/wordprocessingShape" xmlns:o="urn:schemas-microsoft-com:office:office" xmlns:v="urn:schemas-microsoft-com:vml" xmlns:w10="urn:schemas-microsoft-com:office:word" xmlns:w="http://schemas.openxmlformats.org/wordprocessingml/2006/main" xmlns:w14="http://schemas.microsoft.com/office/word/2010/wordml" xmlns:w15="http://schemas.microsoft.com/office/word/2012/wordml" xmlns:w16cex="http://schemas.microsoft.com/office/word/2018/wordml/cex" xmlns:w16cid="http://schemas.microsoft.com/office/word/2016/wordml/cid" xmlns:w16="http://schemas.microsoft.com/office/word/2018/wordml" xmlns:w16sdtdh="http://schemas.microsoft.com/office/word/2020/wordml/sdtdatahash" xmlns:w16sdtfl="http://schemas.microsoft.com/office/word/2024/wordml/sdtformatlock" xmlns:w16se="http://schemas.microsoft.com/office/word/2015/wordml/symex" xmlns:w16du="http://schemas.microsoft.com/office/word/2023/wordml/word16du" xmlns:wne="http://schemas.microsoft.com/office/word/2006/wordml" mc:Ignorable="w14 w15 w16se w16cid w16 w16cex w16sdtdh w16sdtfl w16du wp14">
   <w:p>
     <w:pPr>
       <w:pStyle w:val="En-tte"/>
@@ -6815,7 +6852,7 @@
 </file>
 
 <file path=word/header2.xml><?xml version="1.0" encoding="utf-8"?>
-<w:hdr xmlns:wpc="http://schemas.microsoft.com/office/word/2010/wordprocessingCanvas" xmlns:cx="http://schemas.microsoft.com/office/drawing/2014/chartex" xmlns:cx1="http://schemas.microsoft.com/office/drawing/2015/9/8/chartex" xmlns:cx2="http://schemas.microsoft.com/office/drawing/2015/10/21/chartex" xmlns:cx3="http://schemas.microsoft.com/office/drawing/2016/5/9/chartex" xmlns:cx4="http://schemas.microsoft.com/office/drawing/2016/5/10/chartex" xmlns:cx5="http://schemas.microsoft.com/office/drawing/2016/5/11/chartex" xmlns:cx6="http://schemas.microsoft.com/office/drawing/2016/5/12/chartex" xmlns:cx7="http://schemas.microsoft.com/office/drawing/2016/5/13/chartex" xmlns:cx8="http://schemas.microsoft.com/office/drawing/2016/5/14/chartex" xmlns:mc="http://schemas.openxmlformats.org/markup-compatibility/2006" xmlns:m="http://schemas.openxmlformats.org/officeDocument/2006/math" xmlns:aink="http://schemas.microsoft.com/office/drawing/2016/ink" xmlns:am3d="http://schemas.microsoft.com/office/drawing/2017/model3d" xmlns:oel="http://schemas.microsoft.com/office/2019/extlst" xmlns:r="http://schemas.openxmlformats.org/officeDocument/2006/relationships" xmlns:wp14="http://schemas.microsoft.com/office/word/2010/wordprocessingDrawing" xmlns:wp="http://schemas.openxmlformats.org/drawingml/2006/wordprocessingDrawing" xmlns:wpg="http://schemas.microsoft.com/office/word/2010/wordprocessingGroup" xmlns:wpi="http://schemas.microsoft.com/office/word/2010/wordprocessingInk" xmlns:wps="http://schemas.microsoft.com/office/word/2010/wordprocessingShape" xmlns:o="urn:schemas-microsoft-com:office:office" xmlns:v="urn:schemas-microsoft-com:vml" xmlns:w10="urn:schemas-microsoft-com:office:word" xmlns:w="http://schemas.openxmlformats.org/wordprocessingml/2006/main" xmlns:w14="http://schemas.microsoft.com/office/word/2010/wordml" xmlns:w15="http://schemas.microsoft.com/office/word/2012/wordml" xmlns:w16cei="http://schemas.microsoft.com/office/word/2026/wordml/cei" xmlns:w16cex="http://schemas.microsoft.com/office/word/2018/wordml/cex" xmlns:w16cid="http://schemas.microsoft.com/office/word/2016/wordml/cid" xmlns:w16="http://schemas.microsoft.com/office/word/2018/wordml" xmlns:w16sdtdh="http://schemas.microsoft.com/office/word/2020/wordml/sdtdatahash" xmlns:w16sdtfl="http://schemas.microsoft.com/office/word/2024/wordml/sdtformatlock" xmlns:w16se="http://schemas.microsoft.com/office/word/2015/wordml/symex" xmlns:w16du="http://schemas.microsoft.com/office/word/2023/wordml/word16du" xmlns:wne="http://schemas.microsoft.com/office/word/2006/wordml" mc:Ignorable="w14 w15 w16se w16cid w16 w16cex w16sdtdh w16sdtfl w16du wp14">
+<w:hdr xmlns:wpc="http://schemas.microsoft.com/office/word/2010/wordprocessingCanvas" xmlns:cx="http://schemas.microsoft.com/office/drawing/2014/chartex" xmlns:cx1="http://schemas.microsoft.com/office/drawing/2015/9/8/chartex" xmlns:cx2="http://schemas.microsoft.com/office/drawing/2015/10/21/chartex" xmlns:cx3="http://schemas.microsoft.com/office/drawing/2016/5/9/chartex" xmlns:cx4="http://schemas.microsoft.com/office/drawing/2016/5/10/chartex" xmlns:cx5="http://schemas.microsoft.com/office/drawing/2016/5/11/chartex" xmlns:cx6="http://schemas.microsoft.com/office/drawing/2016/5/12/chartex" xmlns:cx7="http://schemas.microsoft.com/office/drawing/2016/5/13/chartex" xmlns:cx8="http://schemas.microsoft.com/office/drawing/2016/5/14/chartex" xmlns:mc="http://schemas.openxmlformats.org/markup-compatibility/2006" xmlns:m="http://schemas.openxmlformats.org/officeDocument/2006/math" xmlns:aink="http://schemas.microsoft.com/office/drawing/2016/ink" xmlns:am3d="http://schemas.microsoft.com/office/drawing/2017/model3d" xmlns:oel="http://schemas.microsoft.com/office/2019/extlst" xmlns:r="http://schemas.openxmlformats.org/officeDocument/2006/relationships" xmlns:wp14="http://schemas.microsoft.com/office/word/2010/wordprocessingDrawing" xmlns:wp="http://schemas.openxmlformats.org/drawingml/2006/wordprocessingDrawing" xmlns:wpg="http://schemas.microsoft.com/office/word/2010/wordprocessingGroup" xmlns:wpi="http://schemas.microsoft.com/office/word/2010/wordprocessingInk" xmlns:wps="http://schemas.microsoft.com/office/word/2010/wordprocessingShape" xmlns:o="urn:schemas-microsoft-com:office:office" xmlns:v="urn:schemas-microsoft-com:vml" xmlns:w10="urn:schemas-microsoft-com:office:word" xmlns:w="http://schemas.openxmlformats.org/wordprocessingml/2006/main" xmlns:w14="http://schemas.microsoft.com/office/word/2010/wordml" xmlns:w15="http://schemas.microsoft.com/office/word/2012/wordml" xmlns:w16cex="http://schemas.microsoft.com/office/word/2018/wordml/cex" xmlns:w16cid="http://schemas.microsoft.com/office/word/2016/wordml/cid" xmlns:w16="http://schemas.microsoft.com/office/word/2018/wordml" xmlns:w16sdtdh="http://schemas.microsoft.com/office/word/2020/wordml/sdtdatahash" xmlns:w16sdtfl="http://schemas.microsoft.com/office/word/2024/wordml/sdtformatlock" xmlns:w16se="http://schemas.microsoft.com/office/word/2015/wordml/symex" xmlns:w16du="http://schemas.microsoft.com/office/word/2023/wordml/word16du" xmlns:wne="http://schemas.microsoft.com/office/word/2006/wordml" mc:Ignorable="w14 w15 w16se w16cid w16 w16cex w16sdtdh w16sdtfl w16du wp14">
   <w:p>
     <w:pPr>
       <w:pStyle w:val="En-tte"/>
@@ -6882,7 +6919,7 @@
 </file>
 
 <file path=word/header3.xml><?xml version="1.0" encoding="utf-8"?>
-<w:hdr xmlns:wpc="http://schemas.microsoft.com/office/word/2010/wordprocessingCanvas" xmlns:cx="http://schemas.microsoft.com/office/drawing/2014/chartex" xmlns:cx1="http://schemas.microsoft.com/office/drawing/2015/9/8/chartex" xmlns:cx2="http://schemas.microsoft.com/office/drawing/2015/10/21/chartex" xmlns:cx3="http://schemas.microsoft.com/office/drawing/2016/5/9/chartex" xmlns:cx4="http://schemas.microsoft.com/office/drawing/2016/5/10/chartex" xmlns:cx5="http://schemas.microsoft.com/office/drawing/2016/5/11/chartex" xmlns:cx6="http://schemas.microsoft.com/office/drawing/2016/5/12/chartex" xmlns:cx7="http://schemas.microsoft.com/office/drawing/2016/5/13/chartex" xmlns:cx8="http://schemas.microsoft.com/office/drawing/2016/5/14/chartex" xmlns:mc="http://schemas.openxmlformats.org/markup-compatibility/2006" xmlns:m="http://schemas.openxmlformats.org/officeDocument/2006/math" xmlns:aink="http://schemas.microsoft.com/office/drawing/2016/ink" xmlns:am3d="http://schemas.microsoft.com/office/drawing/2017/model3d" xmlns:oel="http://schemas.microsoft.com/office/2019/extlst" xmlns:r="http://schemas.openxmlformats.org/officeDocument/2006/relationships" xmlns:wp14="http://schemas.microsoft.com/office/word/2010/wordprocessingDrawing" xmlns:wp="http://schemas.openxmlformats.org/drawingml/2006/wordprocessingDrawing" xmlns:wpg="http://schemas.microsoft.com/office/word/2010/wordprocessingGroup" xmlns:wpi="http://schemas.microsoft.com/office/word/2010/wordprocessingInk" xmlns:wps="http://schemas.microsoft.com/office/word/2010/wordprocessingShape" xmlns:o="urn:schemas-microsoft-com:office:office" xmlns:v="urn:schemas-microsoft-com:vml" xmlns:w10="urn:schemas-microsoft-com:office:word" xmlns:w="http://schemas.openxmlformats.org/wordprocessingml/2006/main" xmlns:w14="http://schemas.microsoft.com/office/word/2010/wordml" xmlns:w15="http://schemas.microsoft.com/office/word/2012/wordml" xmlns:w16cei="http://schemas.microsoft.com/office/word/2026/wordml/cei" xmlns:w16cex="http://schemas.microsoft.com/office/word/2018/wordml/cex" xmlns:w16cid="http://schemas.microsoft.com/office/word/2016/wordml/cid" xmlns:w16="http://schemas.microsoft.com/office/word/2018/wordml" xmlns:w16sdtdh="http://schemas.microsoft.com/office/word/2020/wordml/sdtdatahash" xmlns:w16sdtfl="http://schemas.microsoft.com/office/word/2024/wordml/sdtformatlock" xmlns:w16se="http://schemas.microsoft.com/office/word/2015/wordml/symex" xmlns:w16du="http://schemas.microsoft.com/office/word/2023/wordml/word16du" xmlns:wne="http://schemas.microsoft.com/office/word/2006/wordml" mc:Ignorable="w14 w15 w16se w16cid w16 w16cex w16sdtdh w16sdtfl w16du wp14">
+<w:hdr xmlns:wpc="http://schemas.microsoft.com/office/word/2010/wordprocessingCanvas" xmlns:cx="http://schemas.microsoft.com/office/drawing/2014/chartex" xmlns:cx1="http://schemas.microsoft.com/office/drawing/2015/9/8/chartex" xmlns:cx2="http://schemas.microsoft.com/office/drawing/2015/10/21/chartex" xmlns:cx3="http://schemas.microsoft.com/office/drawing/2016/5/9/chartex" xmlns:cx4="http://schemas.microsoft.com/office/drawing/2016/5/10/chartex" xmlns:cx5="http://schemas.microsoft.com/office/drawing/2016/5/11/chartex" xmlns:cx6="http://schemas.microsoft.com/office/drawing/2016/5/12/chartex" xmlns:cx7="http://schemas.microsoft.com/office/drawing/2016/5/13/chartex" xmlns:cx8="http://schemas.microsoft.com/office/drawing/2016/5/14/chartex" xmlns:mc="http://schemas.openxmlformats.org/markup-compatibility/2006" xmlns:m="http://schemas.openxmlformats.org/officeDocument/2006/math" xmlns:aink="http://schemas.microsoft.com/office/drawing/2016/ink" xmlns:am3d="http://schemas.microsoft.com/office/drawing/2017/model3d" xmlns:oel="http://schemas.microsoft.com/office/2019/extlst" xmlns:r="http://schemas.openxmlformats.org/officeDocument/2006/relationships" xmlns:wp14="http://schemas.microsoft.com/office/word/2010/wordprocessingDrawing" xmlns:wp="http://schemas.openxmlformats.org/drawingml/2006/wordprocessingDrawing" xmlns:wpg="http://schemas.microsoft.com/office/word/2010/wordprocessingGroup" xmlns:wpi="http://schemas.microsoft.com/office/word/2010/wordprocessingInk" xmlns:wps="http://schemas.microsoft.com/office/word/2010/wordprocessingShape" xmlns:o="urn:schemas-microsoft-com:office:office" xmlns:v="urn:schemas-microsoft-com:vml" xmlns:w10="urn:schemas-microsoft-com:office:word" xmlns:w="http://schemas.openxmlformats.org/wordprocessingml/2006/main" xmlns:w14="http://schemas.microsoft.com/office/word/2010/wordml" xmlns:w15="http://schemas.microsoft.com/office/word/2012/wordml" xmlns:w16cex="http://schemas.microsoft.com/office/word/2018/wordml/cex" xmlns:w16cid="http://schemas.microsoft.com/office/word/2016/wordml/cid" xmlns:w16="http://schemas.microsoft.com/office/word/2018/wordml" xmlns:w16sdtdh="http://schemas.microsoft.com/office/word/2020/wordml/sdtdatahash" xmlns:w16sdtfl="http://schemas.microsoft.com/office/word/2024/wordml/sdtformatlock" xmlns:w16se="http://schemas.microsoft.com/office/word/2015/wordml/symex" xmlns:w16du="http://schemas.microsoft.com/office/word/2023/wordml/word16du" xmlns:wne="http://schemas.microsoft.com/office/word/2006/wordml" mc:Ignorable="w14 w15 w16se w16cid w16 w16cex w16sdtdh w16sdtfl w16du wp14">
   <w:p>
     <w:pPr>
       <w:pStyle w:val="En-tte"/>
@@ -6892,7 +6929,7 @@
 </file>
 
 <file path=word/numbering.xml><?xml version="1.0" encoding="utf-8"?>
-<w:numbering xmlns:wpc="http://schemas.microsoft.com/office/word/2010/wordprocessingCanvas" xmlns:cx="http://schemas.microsoft.com/office/drawing/2014/chartex" xmlns:cx1="http://schemas.microsoft.com/office/drawing/2015/9/8/chartex" xmlns:cx2="http://schemas.microsoft.com/office/drawing/2015/10/21/chartex" xmlns:cx3="http://schemas.microsoft.com/office/drawing/2016/5/9/chartex" xmlns:cx4="http://schemas.microsoft.com/office/drawing/2016/5/10/chartex" xmlns:cx5="http://schemas.microsoft.com/office/drawing/2016/5/11/chartex" xmlns:cx6="http://schemas.microsoft.com/office/drawing/2016/5/12/chartex" xmlns:cx7="http://schemas.microsoft.com/office/drawing/2016/5/13/chartex" xmlns:cx8="http://schemas.microsoft.com/office/drawing/2016/5/14/chartex" xmlns:mc="http://schemas.openxmlformats.org/markup-compatibility/2006" xmlns:m="http://schemas.openxmlformats.org/officeDocument/2006/math" xmlns:aink="http://schemas.microsoft.com/office/drawing/2016/ink" xmlns:am3d="http://schemas.microsoft.com/office/drawing/2017/model3d" xmlns:oel="http://schemas.microsoft.com/office/2019/extlst" xmlns:r="http://schemas.openxmlformats.org/officeDocument/2006/relationships" xmlns:wp14="http://schemas.microsoft.com/office/word/2010/wordprocessingDrawing" xmlns:wp="http://schemas.openxmlformats.org/drawingml/2006/wordprocessingDrawing" xmlns:wpg="http://schemas.microsoft.com/office/word/2010/wordprocessingGroup" xmlns:wpi="http://schemas.microsoft.com/office/word/2010/wordprocessingInk" xmlns:wps="http://schemas.microsoft.com/office/word/2010/wordprocessingShape" xmlns:o="urn:schemas-microsoft-com:office:office" xmlns:v="urn:schemas-microsoft-com:vml" xmlns:w10="urn:schemas-microsoft-com:office:word" xmlns:w="http://schemas.openxmlformats.org/wordprocessingml/2006/main" xmlns:w14="http://schemas.microsoft.com/office/word/2010/wordml" xmlns:w15="http://schemas.microsoft.com/office/word/2012/wordml" xmlns:w16cei="http://schemas.microsoft.com/office/word/2026/wordml/cei" xmlns:w16cex="http://schemas.microsoft.com/office/word/2018/wordml/cex" xmlns:w16cid="http://schemas.microsoft.com/office/word/2016/wordml/cid" xmlns:w16="http://schemas.microsoft.com/office/word/2018/wordml" xmlns:w16sdtdh="http://schemas.microsoft.com/office/word/2020/wordml/sdtdatahash" xmlns:w16sdtfl="http://schemas.microsoft.com/office/word/2024/wordml/sdtformatlock" xmlns:w16se="http://schemas.microsoft.com/office/word/2015/wordml/symex" xmlns:w16du="http://schemas.microsoft.com/office/word/2023/wordml/word16du" xmlns:wne="http://schemas.microsoft.com/office/word/2006/wordml" mc:Ignorable="w14 w15 w16se w16cid w16 w16cex w16sdtdh w16sdtfl w16du wp14">
+<w:numbering xmlns:wpc="http://schemas.microsoft.com/office/word/2010/wordprocessingCanvas" xmlns:cx="http://schemas.microsoft.com/office/drawing/2014/chartex" xmlns:cx1="http://schemas.microsoft.com/office/drawing/2015/9/8/chartex" xmlns:cx2="http://schemas.microsoft.com/office/drawing/2015/10/21/chartex" xmlns:cx3="http://schemas.microsoft.com/office/drawing/2016/5/9/chartex" xmlns:cx4="http://schemas.microsoft.com/office/drawing/2016/5/10/chartex" xmlns:cx5="http://schemas.microsoft.com/office/drawing/2016/5/11/chartex" xmlns:cx6="http://schemas.microsoft.com/office/drawing/2016/5/12/chartex" xmlns:cx7="http://schemas.microsoft.com/office/drawing/2016/5/13/chartex" xmlns:cx8="http://schemas.microsoft.com/office/drawing/2016/5/14/chartex" xmlns:mc="http://schemas.openxmlformats.org/markup-compatibility/2006" xmlns:m="http://schemas.openxmlformats.org/officeDocument/2006/math" xmlns:aink="http://schemas.microsoft.com/office/drawing/2016/ink" xmlns:am3d="http://schemas.microsoft.com/office/drawing/2017/model3d" xmlns:oel="http://schemas.microsoft.com/office/2019/extlst" xmlns:r="http://schemas.openxmlformats.org/officeDocument/2006/relationships" xmlns:wp14="http://schemas.microsoft.com/office/word/2010/wordprocessingDrawing" xmlns:wp="http://schemas.openxmlformats.org/drawingml/2006/wordprocessingDrawing" xmlns:wpg="http://schemas.microsoft.com/office/word/2010/wordprocessingGroup" xmlns:wpi="http://schemas.microsoft.com/office/word/2010/wordprocessingInk" xmlns:wps="http://schemas.microsoft.com/office/word/2010/wordprocessingShape" xmlns:o="urn:schemas-microsoft-com:office:office" xmlns:v="urn:schemas-microsoft-com:vml" xmlns:w10="urn:schemas-microsoft-com:office:word" xmlns:w="http://schemas.openxmlformats.org/wordprocessingml/2006/main" xmlns:w14="http://schemas.microsoft.com/office/word/2010/wordml" xmlns:w15="http://schemas.microsoft.com/office/word/2012/wordml" xmlns:w16cex="http://schemas.microsoft.com/office/word/2018/wordml/cex" xmlns:w16cid="http://schemas.microsoft.com/office/word/2016/wordml/cid" xmlns:w16="http://schemas.microsoft.com/office/word/2018/wordml" xmlns:w16sdtdh="http://schemas.microsoft.com/office/word/2020/wordml/sdtdatahash" xmlns:w16sdtfl="http://schemas.microsoft.com/office/word/2024/wordml/sdtformatlock" xmlns:w16se="http://schemas.microsoft.com/office/word/2015/wordml/symex" xmlns:w16du="http://schemas.microsoft.com/office/word/2023/wordml/word16du" xmlns:wne="http://schemas.microsoft.com/office/word/2006/wordml" mc:Ignorable="w14 w15 w16se w16cid w16 w16cex w16sdtdh w16sdtfl w16du wp14">
   <w:abstractNum w:abstractNumId="0" w15:restartNumberingAfterBreak="0">
     <w:nsid w:val="FFFFFF7C"/>
     <w:multiLevelType w:val="singleLevel"/>
